--- a/docs/Level1/高中英语语法切片-Level1-第05课-五大基本句型上.docx
+++ b/docs/Level1/高中英语语法切片-Level1-第05课-五大基本句型上.docx
@@ -257,7 +257,7 @@
           <w:sz w:val="24"/>
           <w:szCs w:val="24"/>
         </w:rPr>
-        <w:t xml:space="preserve">后面的 rather strange，strange 是形容词，说明主语的状态，就是表语。rather 是程度副词，修饰 strange，属于状语性质的修饰成分。at the end 那个 on the phone 说的是在电话里，修饰动作，也是状语。</w:t>
+        <w:t xml:space="preserve">后面的 rather strange，strange 是形容词，说明主语的状态，就是表语。rather 是程度副词，修饰 strange，属于状语性质的修饰成分。最后那个 on the phone 说的是在电话里听起来怎么样，修饰的是动作，也是状语。</w:t>
       </w:r>
     </w:p>
     <w:p>
@@ -896,49 +896,63 @@
           <w:sz w:val="24"/>
           <w:szCs w:val="24"/>
         </w:rPr>
-        <w:t xml:space="preserve">第一对，rise 和 raise。rise 不及物，自己升起，后面不跟宾语，变化是 rise、rose、risen。raise 及物，把东西举起来或者提高，后面必须跟宾语，变化是 raise、raised、raised，是规则变化。太阳升起用 rise，举手提问用 raise your hand。</w:t>
-      </w:r>
-    </w:p>
-    <w:p>
-      <w:pPr>
-        <w:spacing w:after="160" w:line="380"/>
-        <w:ind w:firstLine="480"/>
-      </w:pPr>
-      <w:r>
-        <w:rPr>
-          <w:rFonts w:ascii="SimSun" w:cs="SimSun" w:eastAsia="SimSun" w:hAnsi="SimSun"/>
-          <w:sz w:val="24"/>
-          <w:szCs w:val="24"/>
-        </w:rPr>
-        <w:t xml:space="preserve">第二对，lie 和 lay。lie 不及物，躺、位于，变化是 lie、lay、lain。lay 及物，把东西放下、下蛋，后面跟宾语，变化是 lay、laid、laid。最坑的地方在于，lie 的过去式正好是 lay，跟 lay 的原形一模一样，所以做题必须看后面有没有宾语。</w:t>
-      </w:r>
-    </w:p>
-    <w:p>
-      <w:pPr>
-        <w:spacing w:after="160" w:line="380"/>
-        <w:ind w:firstLine="480"/>
-      </w:pPr>
-      <w:r>
-        <w:rPr>
-          <w:rFonts w:ascii="SimSun" w:cs="SimSun" w:eastAsia="SimSun" w:hAnsi="SimSun"/>
-          <w:sz w:val="24"/>
-          <w:szCs w:val="24"/>
-        </w:rPr>
-        <w:t xml:space="preserve">第三对，sit 和 seat。sit 不及物，自己坐下。seat 及物，让某人坐下、安置，通常用 be seated 或者 seat oneself。</w:t>
-      </w:r>
-    </w:p>
-    <w:p>
-      <w:pPr>
-        <w:spacing w:after="160" w:line="380"/>
-        <w:ind w:firstLine="480"/>
-      </w:pPr>
-      <w:r>
-        <w:rPr>
-          <w:rFonts w:ascii="SimSun" w:cs="SimSun" w:eastAsia="SimSun" w:hAnsi="SimSun"/>
-          <w:sz w:val="24"/>
-          <w:szCs w:val="24"/>
-        </w:rPr>
-        <w:t xml:space="preserve">这三对怎么记？有个笨办法但特别管用：这三对里面，长得短的那个是不及物的，自己动；长得多一个字母的那个是及物的，让别人动。rise 短，raise 长；lie 短，lay 长；sit 短，seat 长。</w:t>
+        <w:t xml:space="preserve">先说 rise 和 raise 这一对。rise 是自己升起来，不及物，后面不跟东西，太阳升起就是 The sun rises。raise 是把某个东西举起来、提高，及物，后面必须跟东西，举手就是 raise your hand。它俩的变化也不一样，rise 是 rise、rose、risen，不规则；raise 是 raise、raised、raised，规则的。</w:t>
+      </w:r>
+    </w:p>
+    <w:p>
+      <w:pPr>
+        <w:spacing w:after="160" w:line="380"/>
+        <w:ind w:firstLine="480"/>
+      </w:pPr>
+      <w:r>
+        <w:rPr>
+          <w:rFonts w:ascii="SimSun" w:cs="SimSun" w:eastAsia="SimSun" w:hAnsi="SimSun"/>
+          <w:sz w:val="24"/>
+          <w:szCs w:val="24"/>
+        </w:rPr>
+        <w:t xml:space="preserve">再说 lie 和 lay，这一对最坑。lie 是躺、位于，不及物，变化是 lie、lay、lain。lay 是把东西放下，也可以是母鸡下蛋，及物，变化是 lay、laid、laid。坑在哪儿？你看 lie 的过去式，正好写成 lay，跟 lay 的原形一模一样。所以你在句子里碰见一个 lay，光盯着它是认不出来的，必须往后看有没有宾语。后面有东西，那就是 lay 放下；后面什么都没有，那就是 lie 的过去式，躺。</w:t>
+      </w:r>
+    </w:p>
+    <w:p>
+      <w:pPr>
+        <w:spacing w:after="160" w:line="380"/>
+        <w:ind w:firstLine="480"/>
+      </w:pPr>
+      <w:r>
+        <w:rPr>
+          <w:rFonts w:ascii="SimSun" w:cs="SimSun" w:eastAsia="SimSun" w:hAnsi="SimSun"/>
+          <w:sz w:val="24"/>
+          <w:szCs w:val="24"/>
+        </w:rPr>
+        <w:t xml:space="preserve">这里再顺带提一句，lie 还有个完全不同的意思是撒谎，那个是规则变化，lie、lied、lied，别跟躺那个搞混了。</w:t>
+      </w:r>
+    </w:p>
+    <w:p>
+      <w:pPr>
+        <w:spacing w:after="160" w:line="380"/>
+        <w:ind w:firstLine="480"/>
+      </w:pPr>
+      <w:r>
+        <w:rPr>
+          <w:rFonts w:ascii="SimSun" w:cs="SimSun" w:eastAsia="SimSun" w:hAnsi="SimSun"/>
+          <w:sz w:val="24"/>
+          <w:szCs w:val="24"/>
+        </w:rPr>
+        <w:t xml:space="preserve">最后是 sit 和 seat。sit 是自己坐下，不及物。seat 是让别人坐下、给人安排座位，及物，所以你平时看到的多半是 be seated 或者 seat oneself。</w:t>
+      </w:r>
+    </w:p>
+    <w:p>
+      <w:pPr>
+        <w:spacing w:after="160" w:line="380"/>
+        <w:ind w:firstLine="480"/>
+      </w:pPr>
+      <w:r>
+        <w:rPr>
+          <w:rFonts w:ascii="SimSun" w:cs="SimSun" w:eastAsia="SimSun" w:hAnsi="SimSun"/>
+          <w:sz w:val="24"/>
+          <w:szCs w:val="24"/>
+        </w:rPr>
+        <w:t xml:space="preserve">这三对怎么记？老师给你一个真管用的办法。你看及物的那三个，raise、lay、seat，是不是都带一个字母 a？再看不及物的那三个，rise、lie、sit，是不是一个 a 都没有？你就把这个 a 想成 another，带 a 的后面还要再带一个宾语，不带 a 的自己就完事了。</w:t>
       </w:r>
     </w:p>
     <w:p>
@@ -994,49 +1008,49 @@
           <w:sz w:val="24"/>
           <w:szCs w:val="24"/>
         </w:rPr>
-        <w:t xml:space="preserve">第一组是 be，最基本的。My father is a teacher，我爸是老师。</w:t>
-      </w:r>
-    </w:p>
-    <w:p>
-      <w:pPr>
-        <w:spacing w:after="160" w:line="380"/>
-        <w:ind w:firstLine="480"/>
-      </w:pPr>
-      <w:r>
-        <w:rPr>
-          <w:rFonts w:ascii="SimSun" w:cs="SimSun" w:eastAsia="SimSun" w:hAnsi="SimSun"/>
-          <w:sz w:val="24"/>
-          <w:szCs w:val="24"/>
-        </w:rPr>
-        <w:t xml:space="preserve">第二组是感官类，look 看起来、sound 听起来、taste 尝起来、smell 闻起来、feel 摸起来或感觉起来。这五个是重灾区，高考特别爱考。The cake tastes sweet，蛋糕尝起来是甜的。你注意，这五个后面跟的是形容词，不是副词。很多同学写成 The cake tastes sweetly，错了，因为 tastes 不是实义动词，它后面要的是表语，表语用形容词。</w:t>
-      </w:r>
-    </w:p>
-    <w:p>
-      <w:pPr>
-        <w:spacing w:after="160" w:line="380"/>
-        <w:ind w:firstLine="480"/>
-      </w:pPr>
-      <w:r>
-        <w:rPr>
-          <w:rFonts w:ascii="SimSun" w:cs="SimSun" w:eastAsia="SimSun" w:hAnsi="SimSun"/>
-          <w:sz w:val="24"/>
-          <w:szCs w:val="24"/>
-        </w:rPr>
-        <w:t xml:space="preserve">第三组是变化类，become 变成、get 变得、turn 变得、grow 逐渐变得、go 变得，通常往坏了变。The leaves turned yellow，叶子变黄了。The milk went bad，牛奶变质了。</w:t>
-      </w:r>
-    </w:p>
-    <w:p>
-      <w:pPr>
-        <w:spacing w:after="160" w:line="380"/>
-        <w:ind w:firstLine="480"/>
-      </w:pPr>
-      <w:r>
-        <w:rPr>
-          <w:rFonts w:ascii="SimSun" w:cs="SimSun" w:eastAsia="SimSun" w:hAnsi="SimSun"/>
-          <w:sz w:val="24"/>
-          <w:szCs w:val="24"/>
-        </w:rPr>
-        <w:t xml:space="preserve">第四组是保持和表象类，keep 保持、stay 保持、remain 保持、seem 似乎、appear 显得。Please keep quiet，请保持安静。He seems tired，他好像很累。</w:t>
+        <w:t xml:space="preserve">最基本的当然是 be，就是那个等号，My father is a teacher，我爸是老师。</w:t>
+      </w:r>
+    </w:p>
+    <w:p>
+      <w:pPr>
+        <w:spacing w:after="160" w:line="380"/>
+        <w:ind w:firstLine="480"/>
+      </w:pPr>
+      <w:r>
+        <w:rPr>
+          <w:rFonts w:ascii="SimSun" w:cs="SimSun" w:eastAsia="SimSun" w:hAnsi="SimSun"/>
+          <w:sz w:val="24"/>
+          <w:szCs w:val="24"/>
+        </w:rPr>
+        <w:t xml:space="preserve">然后是感官类的五个：look 看起来、sound 听起来、taste 尝起来、smell 闻起来、feel 摸起来或者感觉起来。这五个是重灾区，高考特别爱考。比如 The cake tastes sweet，蛋糕尝起来是甜的。你注意这里，后面跟的是形容词 sweet，不是副词。很多同学写成 The cake tastes sweetly，就错了，因为 tastes 不是实义动词，它要的是表语，表语用形容词。</w:t>
+      </w:r>
+    </w:p>
+    <w:p>
+      <w:pPr>
+        <w:spacing w:after="160" w:line="380"/>
+        <w:ind w:firstLine="480"/>
+      </w:pPr>
+      <w:r>
+        <w:rPr>
+          <w:rFonts w:ascii="SimSun" w:cs="SimSun" w:eastAsia="SimSun" w:hAnsi="SimSun"/>
+          <w:sz w:val="24"/>
+          <w:szCs w:val="24"/>
+        </w:rPr>
+        <w:t xml:space="preserve">再往下是表示变化的一组：become 变成、get 变得、turn 变得、grow 逐渐变得，还有一个 go，go 用在这儿的时候通常是往坏了变。叶子变黄了是 The leaves turned yellow，牛奶变质了是 The milk went bad。</w:t>
+      </w:r>
+    </w:p>
+    <w:p>
+      <w:pPr>
+        <w:spacing w:after="160" w:line="380"/>
+        <w:ind w:firstLine="480"/>
+      </w:pPr>
+      <w:r>
+        <w:rPr>
+          <w:rFonts w:ascii="SimSun" w:cs="SimSun" w:eastAsia="SimSun" w:hAnsi="SimSun"/>
+          <w:sz w:val="24"/>
+          <w:szCs w:val="24"/>
+        </w:rPr>
+        <w:t xml:space="preserve">最后一组是表示保持和表象的：keep 保持、stay 保持、remain 保持，还有 seem 似乎、appear 显得。请保持安静是 Please keep quiet，他好像很累是 He seems tired。</w:t>
       </w:r>
     </w:p>
     <w:p>
@@ -1404,7 +1418,7 @@
           <w:sz w:val="24"/>
           <w:szCs w:val="24"/>
         </w:rPr>
-        <w:t xml:space="preserve">第四，rise 和 raise、lie 和 lay、sit 和 seat 这三对，短的那个不及物，长的那个及物。做题看后面有没有宾语。</w:t>
+        <w:t xml:space="preserve">第四，rise 和 raise、lie 和 lay、sit 和 seat 这三对，带字母 a 的那个是及物的，后面必须跟宾语；不带 a 的那个是不及物的。做题的时候看后面有没有宾语。</w:t>
       </w:r>
     </w:p>
     <w:p>

--- a/docs/Level1/高中英语语法切片-Level1-第05课-五大基本句型上.docx
+++ b/docs/Level1/高中英语语法切片-Level1-第05课-五大基本句型上.docx
@@ -105,6 +105,20 @@
     <w:p>
       <w:pPr>
         <w:spacing w:after="160" w:line="380"/>
+        <w:ind w:firstLine="480"/>
+      </w:pPr>
+      <w:r>
+        <w:rPr>
+          <w:rFonts w:ascii="SimSun" w:cs="SimSun" w:eastAsia="SimSun" w:hAnsi="SimSun"/>
+          <w:sz w:val="24"/>
+          <w:szCs w:val="24"/>
+        </w:rPr>
+        <w:t xml:space="preserve">我们先来看第一题。</w:t>
+      </w:r>
+    </w:p>
+    <w:p>
+      <w:pPr>
+        <w:spacing w:after="160" w:line="380"/>
       </w:pPr>
       <w:r>
         <w:rPr>
@@ -191,6 +205,20 @@
     <w:p>
       <w:pPr>
         <w:spacing w:after="160" w:line="380"/>
+        <w:ind w:firstLine="480"/>
+      </w:pPr>
+      <w:r>
+        <w:rPr>
+          <w:rFonts w:ascii="SimSun" w:cs="SimSun" w:eastAsia="SimSun" w:hAnsi="SimSun"/>
+          <w:sz w:val="24"/>
+          <w:szCs w:val="24"/>
+        </w:rPr>
+        <w:t xml:space="preserve">好，第一题就到这儿。接下来第二题。</w:t>
+      </w:r>
+    </w:p>
+    <w:p>
+      <w:pPr>
+        <w:spacing w:after="160" w:line="380"/>
       </w:pPr>
       <w:r>
         <w:rPr>
@@ -291,6 +319,20 @@
     <w:p>
       <w:pPr>
         <w:spacing w:after="160" w:line="380"/>
+        <w:ind w:firstLine="480"/>
+      </w:pPr>
+      <w:r>
+        <w:rPr>
+          <w:rFonts w:ascii="SimSun" w:cs="SimSun" w:eastAsia="SimSun" w:hAnsi="SimSun"/>
+          <w:sz w:val="24"/>
+          <w:szCs w:val="24"/>
+        </w:rPr>
+        <w:t xml:space="preserve">来，第三题。</w:t>
+      </w:r>
+    </w:p>
+    <w:p>
+      <w:pPr>
+        <w:spacing w:after="160" w:line="380"/>
       </w:pPr>
       <w:r>
         <w:rPr>
@@ -391,6 +433,20 @@
     <w:p>
       <w:pPr>
         <w:spacing w:after="160" w:line="380"/>
+        <w:ind w:firstLine="480"/>
+      </w:pPr>
+      <w:r>
+        <w:rPr>
+          <w:rFonts w:ascii="SimSun" w:cs="SimSun" w:eastAsia="SimSun" w:hAnsi="SimSun"/>
+          <w:sz w:val="24"/>
+          <w:szCs w:val="24"/>
+        </w:rPr>
+        <w:t xml:space="preserve">第四题。这道题稍微绕一点，你仔细看。</w:t>
+      </w:r>
+    </w:p>
+    <w:p>
+      <w:pPr>
+        <w:spacing w:after="160" w:line="380"/>
       </w:pPr>
       <w:r>
         <w:rPr>
@@ -492,6 +548,20 @@
     <w:p>
       <w:pPr>
         <w:spacing w:after="160" w:line="380"/>
+        <w:ind w:firstLine="480"/>
+      </w:pPr>
+      <w:r>
+        <w:rPr>
+          <w:rFonts w:ascii="SimSun" w:cs="SimSun" w:eastAsia="SimSun" w:hAnsi="SimSun"/>
+          <w:sz w:val="24"/>
+          <w:szCs w:val="24"/>
+        </w:rPr>
+        <w:t xml:space="preserve">接着看第五题。</w:t>
+      </w:r>
+    </w:p>
+    <w:p>
+      <w:pPr>
+        <w:spacing w:after="160" w:line="380"/>
       </w:pPr>
       <w:r>
         <w:rPr>
@@ -578,6 +648,20 @@
     <w:p>
       <w:pPr>
         <w:spacing w:after="160" w:line="380"/>
+        <w:ind w:firstLine="480"/>
+      </w:pPr>
+      <w:r>
+        <w:rPr>
+          <w:rFonts w:ascii="SimSun" w:cs="SimSun" w:eastAsia="SimSun" w:hAnsi="SimSun"/>
+          <w:sz w:val="24"/>
+          <w:szCs w:val="24"/>
+        </w:rPr>
+        <w:t xml:space="preserve">最后一道，第六题。做完这道我们就正式开讲。</w:t>
+      </w:r>
+    </w:p>
+    <w:p>
+      <w:pPr>
+        <w:spacing w:after="160" w:line="380"/>
       </w:pPr>
       <w:r>
         <w:rPr>
@@ -1154,6 +1238,20 @@
     <w:p>
       <w:pPr>
         <w:spacing w:after="160" w:line="380"/>
+        <w:ind w:firstLine="480"/>
+      </w:pPr>
+      <w:r>
+        <w:rPr>
+          <w:rFonts w:ascii="SimSun" w:cs="SimSun" w:eastAsia="SimSun" w:hAnsi="SimSun"/>
+          <w:sz w:val="24"/>
+          <w:szCs w:val="24"/>
+        </w:rPr>
+        <w:t xml:space="preserve">我们先看第一道例题。</w:t>
+      </w:r>
+    </w:p>
+    <w:p>
+      <w:pPr>
+        <w:spacing w:after="160" w:line="380"/>
       </w:pPr>
       <w:r>
         <w:rPr>
@@ -1254,6 +1352,20 @@
     <w:p>
       <w:pPr>
         <w:spacing w:after="160" w:line="380"/>
+        <w:ind w:firstLine="480"/>
+      </w:pPr>
+      <w:r>
+        <w:rPr>
+          <w:rFonts w:ascii="SimSun" w:cs="SimSun" w:eastAsia="SimSun" w:hAnsi="SimSun"/>
+          <w:sz w:val="24"/>
+          <w:szCs w:val="24"/>
+        </w:rPr>
+        <w:t xml:space="preserve">好，接下来第二道例题。</w:t>
+      </w:r>
+    </w:p>
+    <w:p>
+      <w:pPr>
+        <w:spacing w:after="160" w:line="380"/>
       </w:pPr>
       <w:r>
         <w:rPr>
@@ -1466,6 +1578,20 @@
     <w:p>
       <w:pPr>
         <w:spacing w:after="160" w:line="380"/>
+        <w:ind w:firstLine="480"/>
+      </w:pPr>
+      <w:r>
+        <w:rPr>
+          <w:rFonts w:ascii="SimSun" w:cs="SimSun" w:eastAsia="SimSun" w:hAnsi="SimSun"/>
+          <w:sz w:val="24"/>
+          <w:szCs w:val="24"/>
+        </w:rPr>
+        <w:t xml:space="preserve">我们先来看第一题。</w:t>
+      </w:r>
+    </w:p>
+    <w:p>
+      <w:pPr>
+        <w:spacing w:after="160" w:line="380"/>
       </w:pPr>
       <w:r>
         <w:rPr>
@@ -1540,6 +1666,20 @@
     <w:p>
       <w:pPr>
         <w:spacing w:after="160" w:line="380"/>
+        <w:ind w:firstLine="480"/>
+      </w:pPr>
+      <w:r>
+        <w:rPr>
+          <w:rFonts w:ascii="SimSun" w:cs="SimSun" w:eastAsia="SimSun" w:hAnsi="SimSun"/>
+          <w:sz w:val="24"/>
+          <w:szCs w:val="24"/>
+        </w:rPr>
+        <w:t xml:space="preserve">接下来第二题。</w:t>
+      </w:r>
+    </w:p>
+    <w:p>
+      <w:pPr>
+        <w:spacing w:after="160" w:line="380"/>
       </w:pPr>
       <w:r>
         <w:rPr>
@@ -1614,6 +1754,20 @@
     <w:p>
       <w:pPr>
         <w:spacing w:after="160" w:line="380"/>
+        <w:ind w:firstLine="480"/>
+      </w:pPr>
+      <w:r>
+        <w:rPr>
+          <w:rFonts w:ascii="SimSun" w:cs="SimSun" w:eastAsia="SimSun" w:hAnsi="SimSun"/>
+          <w:sz w:val="24"/>
+          <w:szCs w:val="24"/>
+        </w:rPr>
+        <w:t xml:space="preserve">来，第三题。</w:t>
+      </w:r>
+    </w:p>
+    <w:p>
+      <w:pPr>
+        <w:spacing w:after="160" w:line="380"/>
       </w:pPr>
       <w:r>
         <w:rPr>
@@ -1688,6 +1842,20 @@
     <w:p>
       <w:pPr>
         <w:spacing w:after="160" w:line="380"/>
+        <w:ind w:firstLine="480"/>
+      </w:pPr>
+      <w:r>
+        <w:rPr>
+          <w:rFonts w:ascii="SimSun" w:cs="SimSun" w:eastAsia="SimSun" w:hAnsi="SimSun"/>
+          <w:sz w:val="24"/>
+          <w:szCs w:val="24"/>
+        </w:rPr>
+        <w:t xml:space="preserve">第四题。</w:t>
+      </w:r>
+    </w:p>
+    <w:p>
+      <w:pPr>
+        <w:spacing w:after="160" w:line="380"/>
       </w:pPr>
       <w:r>
         <w:rPr>
@@ -1777,6 +1945,20 @@
     <w:p>
       <w:pPr>
         <w:spacing w:after="160" w:line="380"/>
+        <w:ind w:firstLine="480"/>
+      </w:pPr>
+      <w:r>
+        <w:rPr>
+          <w:rFonts w:ascii="SimSun" w:cs="SimSun" w:eastAsia="SimSun" w:hAnsi="SimSun"/>
+          <w:sz w:val="24"/>
+          <w:szCs w:val="24"/>
+        </w:rPr>
+        <w:t xml:space="preserve">第五题，接着看。</w:t>
+      </w:r>
+    </w:p>
+    <w:p>
+      <w:pPr>
+        <w:spacing w:after="160" w:line="380"/>
       </w:pPr>
       <w:r>
         <w:rPr>
@@ -1846,6 +2028,20 @@
           <w:szCs w:val="24"/>
         </w:rPr>
         <w:t xml:space="preserve">解析：turn 作变化类系动词，其后接形容词作表语。pale 为形容词，无需变形。同类搭配还有 turn red、turn cold。</w:t>
+      </w:r>
+    </w:p>
+    <w:p>
+      <w:pPr>
+        <w:spacing w:after="160" w:line="380"/>
+        <w:ind w:firstLine="480"/>
+      </w:pPr>
+      <w:r>
+        <w:rPr>
+          <w:rFonts w:ascii="SimSun" w:cs="SimSun" w:eastAsia="SimSun" w:hAnsi="SimSun"/>
+          <w:sz w:val="24"/>
+          <w:szCs w:val="24"/>
+        </w:rPr>
+        <w:t xml:space="preserve">最后一题了。</w:t>
       </w:r>
     </w:p>
     <w:p>

--- a/docs/Level1/高中英语语法切片-Level1-第05课-五大基本句型上.docx
+++ b/docs/Level1/高中英语语法切片-Level1-第05课-五大基本句型上.docx
@@ -157,6 +157,48 @@
           <w:sz w:val="24"/>
           <w:szCs w:val="24"/>
         </w:rPr>
+        <w:t xml:space="preserve">这道题你先自己做一遍，做完再听我讲。</w:t>
+      </w:r>
+    </w:p>
+    <w:p>
+      <w:pPr>
+        <w:spacing w:after="160" w:line="380"/>
+        <w:ind w:firstLine="480"/>
+      </w:pPr>
+      <w:r>
+        <w:rPr>
+          <w:rFonts w:ascii="SimSun" w:cs="SimSun" w:eastAsia="SimSun" w:hAnsi="SimSun"/>
+          <w:sz w:val="24"/>
+          <w:szCs w:val="24"/>
+        </w:rPr>
+        <w:t xml:space="preserve">先别急着往下看，你自己想十秒。</w:t>
+      </w:r>
+    </w:p>
+    <w:p>
+      <w:pPr>
+        <w:spacing w:after="160" w:line="380"/>
+        <w:ind w:firstLine="480"/>
+      </w:pPr>
+      <w:r>
+        <w:rPr>
+          <w:rFonts w:ascii="SimSun" w:cs="SimSun" w:eastAsia="SimSun" w:hAnsi="SimSun"/>
+          <w:sz w:val="24"/>
+          <w:szCs w:val="24"/>
+        </w:rPr>
+        <w:t xml:space="preserve">来，跟我一起走一遍流程。</w:t>
+      </w:r>
+    </w:p>
+    <w:p>
+      <w:pPr>
+        <w:spacing w:after="160" w:line="380"/>
+        <w:ind w:firstLine="480"/>
+      </w:pPr>
+      <w:r>
+        <w:rPr>
+          <w:rFonts w:ascii="SimSun" w:cs="SimSun" w:eastAsia="SimSun" w:hAnsi="SimSun"/>
+          <w:sz w:val="24"/>
+          <w:szCs w:val="24"/>
+        </w:rPr>
         <w:t xml:space="preserve">先找骨架。带时态的动词是 stopped，是谓语。前面的 The heavy rain 是主语，中心词是 rain。</w:t>
       </w:r>
     </w:p>
@@ -257,6 +299,48 @@
           <w:sz w:val="24"/>
           <w:szCs w:val="24"/>
         </w:rPr>
+        <w:t xml:space="preserve">这道题你先在心里过一遍，我再说。</w:t>
+      </w:r>
+    </w:p>
+    <w:p>
+      <w:pPr>
+        <w:spacing w:after="160" w:line="380"/>
+        <w:ind w:firstLine="480"/>
+      </w:pPr>
+      <w:r>
+        <w:rPr>
+          <w:rFonts w:ascii="SimSun" w:cs="SimSun" w:eastAsia="SimSun" w:hAnsi="SimSun"/>
+          <w:sz w:val="24"/>
+          <w:szCs w:val="24"/>
+        </w:rPr>
+        <w:t xml:space="preserve">先自己判断一下，暂停五秒。</w:t>
+      </w:r>
+    </w:p>
+    <w:p>
+      <w:pPr>
+        <w:spacing w:after="160" w:line="380"/>
+        <w:ind w:firstLine="480"/>
+      </w:pPr>
+      <w:r>
+        <w:rPr>
+          <w:rFonts w:ascii="SimSun" w:cs="SimSun" w:eastAsia="SimSun" w:hAnsi="SimSun"/>
+          <w:sz w:val="24"/>
+          <w:szCs w:val="24"/>
+        </w:rPr>
+        <w:t xml:space="preserve">你先看清楚题干，我们一步一步来。</w:t>
+      </w:r>
+    </w:p>
+    <w:p>
+      <w:pPr>
+        <w:spacing w:after="160" w:line="380"/>
+        <w:ind w:firstLine="480"/>
+      </w:pPr>
+      <w:r>
+        <w:rPr>
+          <w:rFonts w:ascii="SimSun" w:cs="SimSun" w:eastAsia="SimSun" w:hAnsi="SimSun"/>
+          <w:sz w:val="24"/>
+          <w:szCs w:val="24"/>
+        </w:rPr>
         <w:t xml:space="preserve">谓语是 sounded，主语是 Her voice。</w:t>
       </w:r>
     </w:p>
@@ -371,6 +455,48 @@
           <w:sz w:val="24"/>
           <w:szCs w:val="24"/>
         </w:rPr>
+        <w:t xml:space="preserve">这道题你先自己做一遍，做完再听我讲。</w:t>
+      </w:r>
+    </w:p>
+    <w:p>
+      <w:pPr>
+        <w:spacing w:after="160" w:line="380"/>
+        <w:ind w:firstLine="480"/>
+      </w:pPr>
+      <w:r>
+        <w:rPr>
+          <w:rFonts w:ascii="SimSun" w:cs="SimSun" w:eastAsia="SimSun" w:hAnsi="SimSun"/>
+          <w:sz w:val="24"/>
+          <w:szCs w:val="24"/>
+        </w:rPr>
+        <w:t xml:space="preserve">先别急着往下看，你自己想十秒。</w:t>
+      </w:r>
+    </w:p>
+    <w:p>
+      <w:pPr>
+        <w:spacing w:after="160" w:line="380"/>
+        <w:ind w:firstLine="480"/>
+      </w:pPr>
+      <w:r>
+        <w:rPr>
+          <w:rFonts w:ascii="SimSun" w:cs="SimSun" w:eastAsia="SimSun" w:hAnsi="SimSun"/>
+          <w:sz w:val="24"/>
+          <w:szCs w:val="24"/>
+        </w:rPr>
+        <w:t xml:space="preserve">来，跟我一起走一遍流程。</w:t>
+      </w:r>
+    </w:p>
+    <w:p>
+      <w:pPr>
+        <w:spacing w:after="160" w:line="380"/>
+        <w:ind w:firstLine="480"/>
+      </w:pPr>
+      <w:r>
+        <w:rPr>
+          <w:rFonts w:ascii="SimSun" w:cs="SimSun" w:eastAsia="SimSun" w:hAnsi="SimSun"/>
+          <w:sz w:val="24"/>
+          <w:szCs w:val="24"/>
+        </w:rPr>
         <w:t xml:space="preserve">这道题很多同学会填被动，写成 was happened。这是最经典的错误之一。</w:t>
       </w:r>
     </w:p>
@@ -500,6 +626,48 @@
           <w:sz w:val="24"/>
           <w:szCs w:val="24"/>
         </w:rPr>
+        <w:t xml:space="preserve">这道题你先在心里过一遍，我再说。</w:t>
+      </w:r>
+    </w:p>
+    <w:p>
+      <w:pPr>
+        <w:spacing w:after="160" w:line="380"/>
+        <w:ind w:firstLine="480"/>
+      </w:pPr>
+      <w:r>
+        <w:rPr>
+          <w:rFonts w:ascii="SimSun" w:cs="SimSun" w:eastAsia="SimSun" w:hAnsi="SimSun"/>
+          <w:sz w:val="24"/>
+          <w:szCs w:val="24"/>
+        </w:rPr>
+        <w:t xml:space="preserve">先自己判断一下，暂停五秒。</w:t>
+      </w:r>
+    </w:p>
+    <w:p>
+      <w:pPr>
+        <w:spacing w:after="160" w:line="380"/>
+        <w:ind w:firstLine="480"/>
+      </w:pPr>
+      <w:r>
+        <w:rPr>
+          <w:rFonts w:ascii="SimSun" w:cs="SimSun" w:eastAsia="SimSun" w:hAnsi="SimSun"/>
+          <w:sz w:val="24"/>
+          <w:szCs w:val="24"/>
+        </w:rPr>
+        <w:t xml:space="preserve">你先看清楚题干，我们一步一步来。</w:t>
+      </w:r>
+    </w:p>
+    <w:p>
+      <w:pPr>
+        <w:spacing w:after="160" w:line="380"/>
+        <w:ind w:firstLine="480"/>
+      </w:pPr>
+      <w:r>
+        <w:rPr>
+          <w:rFonts w:ascii="SimSun" w:cs="SimSun" w:eastAsia="SimSun" w:hAnsi="SimSun"/>
+          <w:sz w:val="24"/>
+          <w:szCs w:val="24"/>
+        </w:rPr>
         <w:t xml:space="preserve">一项一项看。A 项，fell 是不及物动词，摔倒，后面的 down 是副词，修饰动作，是状语。骨架只有主谓，所以是主谓句型。</w:t>
       </w:r>
     </w:p>
@@ -600,6 +768,48 @@
           <w:sz w:val="24"/>
           <w:szCs w:val="24"/>
         </w:rPr>
+        <w:t xml:space="preserve">这道题你先自己做一遍，做完再听我讲。</w:t>
+      </w:r>
+    </w:p>
+    <w:p>
+      <w:pPr>
+        <w:spacing w:after="160" w:line="380"/>
+        <w:ind w:firstLine="480"/>
+      </w:pPr>
+      <w:r>
+        <w:rPr>
+          <w:rFonts w:ascii="SimSun" w:cs="SimSun" w:eastAsia="SimSun" w:hAnsi="SimSun"/>
+          <w:sz w:val="24"/>
+          <w:szCs w:val="24"/>
+        </w:rPr>
+        <w:t xml:space="preserve">先别急着往下看，你自己想十秒。</w:t>
+      </w:r>
+    </w:p>
+    <w:p>
+      <w:pPr>
+        <w:spacing w:after="160" w:line="380"/>
+        <w:ind w:firstLine="480"/>
+      </w:pPr>
+      <w:r>
+        <w:rPr>
+          <w:rFonts w:ascii="SimSun" w:cs="SimSun" w:eastAsia="SimSun" w:hAnsi="SimSun"/>
+          <w:sz w:val="24"/>
+          <w:szCs w:val="24"/>
+        </w:rPr>
+        <w:t xml:space="preserve">来，跟我一起走一遍流程。</w:t>
+      </w:r>
+    </w:p>
+    <w:p>
+      <w:pPr>
+        <w:spacing w:after="160" w:line="380"/>
+        <w:ind w:firstLine="480"/>
+      </w:pPr>
+      <w:r>
+        <w:rPr>
+          <w:rFonts w:ascii="SimSun" w:cs="SimSun" w:eastAsia="SimSun" w:hAnsi="SimSun"/>
+          <w:sz w:val="24"/>
+          <w:szCs w:val="24"/>
+        </w:rPr>
         <w:t xml:space="preserve">这道题考的是 rise 和 raise 这一对。这两个词长得像，意思也像，但用法完全相反，是高中的高频易错点。</w:t>
       </w:r>
     </w:p>
@@ -700,6 +910,48 @@
           <w:sz w:val="24"/>
           <w:szCs w:val="24"/>
         </w:rPr>
+        <w:t xml:space="preserve">这道题你先在心里过一遍，我再说。</w:t>
+      </w:r>
+    </w:p>
+    <w:p>
+      <w:pPr>
+        <w:spacing w:after="160" w:line="380"/>
+        <w:ind w:firstLine="480"/>
+      </w:pPr>
+      <w:r>
+        <w:rPr>
+          <w:rFonts w:ascii="SimSun" w:cs="SimSun" w:eastAsia="SimSun" w:hAnsi="SimSun"/>
+          <w:sz w:val="24"/>
+          <w:szCs w:val="24"/>
+        </w:rPr>
+        <w:t xml:space="preserve">先自己判断一下，暂停五秒。</w:t>
+      </w:r>
+    </w:p>
+    <w:p>
+      <w:pPr>
+        <w:spacing w:after="160" w:line="380"/>
+        <w:ind w:firstLine="480"/>
+      </w:pPr>
+      <w:r>
+        <w:rPr>
+          <w:rFonts w:ascii="SimSun" w:cs="SimSun" w:eastAsia="SimSun" w:hAnsi="SimSun"/>
+          <w:sz w:val="24"/>
+          <w:szCs w:val="24"/>
+        </w:rPr>
+        <w:t xml:space="preserve">你先看清楚题干，我们一步一步来。</w:t>
+      </w:r>
+    </w:p>
+    <w:p>
+      <w:pPr>
+        <w:spacing w:after="160" w:line="380"/>
+        <w:ind w:firstLine="480"/>
+      </w:pPr>
+      <w:r>
+        <w:rPr>
+          <w:rFonts w:ascii="SimSun" w:cs="SimSun" w:eastAsia="SimSun" w:hAnsi="SimSun"/>
+          <w:sz w:val="24"/>
+          <w:szCs w:val="24"/>
+        </w:rPr>
         <w:t xml:space="preserve">空在 became 后面。become 是变化类系动词，变成、变得。系动词后面跟表语，表语说明主语的状态，用形容词。</w:t>
       </w:r>
     </w:p>
@@ -1290,6 +1542,20 @@
           <w:sz w:val="24"/>
           <w:szCs w:val="24"/>
         </w:rPr>
+        <w:t xml:space="preserve">这道题你先自己做一遍，做完再听我讲。</w:t>
+      </w:r>
+    </w:p>
+    <w:p>
+      <w:pPr>
+        <w:spacing w:after="160" w:line="380"/>
+        <w:ind w:firstLine="480"/>
+      </w:pPr>
+      <w:r>
+        <w:rPr>
+          <w:rFonts w:ascii="SimSun" w:cs="SimSun" w:eastAsia="SimSun" w:hAnsi="SimSun"/>
+          <w:sz w:val="24"/>
+          <w:szCs w:val="24"/>
+        </w:rPr>
         <w:t xml:space="preserve">先自己想十秒。这道题有两个考点。</w:t>
       </w:r>
     </w:p>
@@ -1630,6 +1896,48 @@
           <w:sz w:val="24"/>
           <w:szCs w:val="24"/>
         </w:rPr>
+        <w:t xml:space="preserve">先别急着往下看，你自己想十秒。</w:t>
+      </w:r>
+    </w:p>
+    <w:p>
+      <w:pPr>
+        <w:spacing w:after="160" w:line="380"/>
+        <w:ind w:firstLine="480"/>
+      </w:pPr>
+      <w:r>
+        <w:rPr>
+          <w:rFonts w:ascii="SimSun" w:cs="SimSun" w:eastAsia="SimSun" w:hAnsi="SimSun"/>
+          <w:sz w:val="24"/>
+          <w:szCs w:val="24"/>
+        </w:rPr>
+        <w:t xml:space="preserve">来，跟我一起走一遍流程。</w:t>
+      </w:r>
+    </w:p>
+    <w:p>
+      <w:pPr>
+        <w:spacing w:after="160" w:line="380"/>
+        <w:ind w:firstLine="480"/>
+      </w:pPr>
+      <w:r>
+        <w:rPr>
+          <w:rFonts w:ascii="SimSun" w:cs="SimSun" w:eastAsia="SimSun" w:hAnsi="SimSun"/>
+          <w:sz w:val="24"/>
+          <w:szCs w:val="24"/>
+        </w:rPr>
+        <w:t xml:space="preserve">这道题你先在心里过一遍，我再说。</w:t>
+      </w:r>
+    </w:p>
+    <w:p>
+      <w:pPr>
+        <w:spacing w:after="160" w:line="380"/>
+        <w:ind w:firstLine="480"/>
+      </w:pPr>
+      <w:r>
+        <w:rPr>
+          <w:rFonts w:ascii="SimSun" w:cs="SimSun" w:eastAsia="SimSun" w:hAnsi="SimSun"/>
+          <w:sz w:val="24"/>
+          <w:szCs w:val="24"/>
+        </w:rPr>
         <w:t xml:space="preserve">师：这道题考 happen 的用法。happen 是不及物动词，它后面不跟宾语，也因此它没有被动语态。很多同学会写成 was happened，这是错的。既然只能用主动，再看时态。句尾有 two days ago，明确的过去时间，用一般过去时。前面的 on that narrow road 是地点状语，跟时态判断无关。</w:t>
       </w:r>
     </w:p>
@@ -1718,6 +2026,48 @@
           <w:sz w:val="24"/>
           <w:szCs w:val="24"/>
         </w:rPr>
+        <w:t xml:space="preserve">先自己判断一下，暂停五秒。</w:t>
+      </w:r>
+    </w:p>
+    <w:p>
+      <w:pPr>
+        <w:spacing w:after="160" w:line="380"/>
+        <w:ind w:firstLine="480"/>
+      </w:pPr>
+      <w:r>
+        <w:rPr>
+          <w:rFonts w:ascii="SimSun" w:cs="SimSun" w:eastAsia="SimSun" w:hAnsi="SimSun"/>
+          <w:sz w:val="24"/>
+          <w:szCs w:val="24"/>
+        </w:rPr>
+        <w:t xml:space="preserve">你先看清楚题干，我们一步一步来。</w:t>
+      </w:r>
+    </w:p>
+    <w:p>
+      <w:pPr>
+        <w:spacing w:after="160" w:line="380"/>
+        <w:ind w:firstLine="480"/>
+      </w:pPr>
+      <w:r>
+        <w:rPr>
+          <w:rFonts w:ascii="SimSun" w:cs="SimSun" w:eastAsia="SimSun" w:hAnsi="SimSun"/>
+          <w:sz w:val="24"/>
+          <w:szCs w:val="24"/>
+        </w:rPr>
+        <w:t xml:space="preserve">这道题你先自己做一遍，做完再听我讲。</w:t>
+      </w:r>
+    </w:p>
+    <w:p>
+      <w:pPr>
+        <w:spacing w:after="160" w:line="380"/>
+        <w:ind w:firstLine="480"/>
+      </w:pPr>
+      <w:r>
+        <w:rPr>
+          <w:rFonts w:ascii="SimSun" w:cs="SimSun" w:eastAsia="SimSun" w:hAnsi="SimSun"/>
+          <w:sz w:val="24"/>
+          <w:szCs w:val="24"/>
+        </w:rPr>
         <w:t xml:space="preserve">师：先判断 smells 的身份。smell 在这里是闻起来，属于感官系动词。系动词后面跟表语，表语说明主语什么样，用形容词。wonderful 本身就是形容词，直接填，不用变。这里提醒一下，千万别加 ly 写成 wonderfully，那是副词，副词不能作表语。判断依据就是前面那个词是系动词不是实义动词。</w:t>
       </w:r>
     </w:p>
@@ -1806,6 +2156,48 @@
           <w:sz w:val="24"/>
           <w:szCs w:val="24"/>
         </w:rPr>
+        <w:t xml:space="preserve">先别急着往下看，你自己想十秒。</w:t>
+      </w:r>
+    </w:p>
+    <w:p>
+      <w:pPr>
+        <w:spacing w:after="160" w:line="380"/>
+        <w:ind w:firstLine="480"/>
+      </w:pPr>
+      <w:r>
+        <w:rPr>
+          <w:rFonts w:ascii="SimSun" w:cs="SimSun" w:eastAsia="SimSun" w:hAnsi="SimSun"/>
+          <w:sz w:val="24"/>
+          <w:szCs w:val="24"/>
+        </w:rPr>
+        <w:t xml:space="preserve">来，跟我一起走一遍流程。</w:t>
+      </w:r>
+    </w:p>
+    <w:p>
+      <w:pPr>
+        <w:spacing w:after="160" w:line="380"/>
+        <w:ind w:firstLine="480"/>
+      </w:pPr>
+      <w:r>
+        <w:rPr>
+          <w:rFonts w:ascii="SimSun" w:cs="SimSun" w:eastAsia="SimSun" w:hAnsi="SimSun"/>
+          <w:sz w:val="24"/>
+          <w:szCs w:val="24"/>
+        </w:rPr>
+        <w:t xml:space="preserve">这道题你先在心里过一遍，我再说。</w:t>
+      </w:r>
+    </w:p>
+    <w:p>
+      <w:pPr>
+        <w:spacing w:after="160" w:line="380"/>
+        <w:ind w:firstLine="480"/>
+      </w:pPr>
+      <w:r>
+        <w:rPr>
+          <w:rFonts w:ascii="SimSun" w:cs="SimSun" w:eastAsia="SimSun" w:hAnsi="SimSun"/>
+          <w:sz w:val="24"/>
+          <w:szCs w:val="24"/>
+        </w:rPr>
         <w:t xml:space="preserve">师：先划修饰成分。on the desk 跟在名词 letter 后面，说的是哪封信，是定语，划掉。剩下 The letter belongs to my elder sister。belong 是不及物动词，属于，它后面不能直接跟宾语，必须先加介词 to。所以 to my elder sister 是介词短语，作状语，不是宾语。全部划完之后，骨架只剩主语 The letter 和谓语 belongs。</w:t>
       </w:r>
     </w:p>
@@ -1909,6 +2301,48 @@
           <w:sz w:val="24"/>
           <w:szCs w:val="24"/>
         </w:rPr>
+        <w:t xml:space="preserve">先自己判断一下，暂停五秒。</w:t>
+      </w:r>
+    </w:p>
+    <w:p>
+      <w:pPr>
+        <w:spacing w:after="160" w:line="380"/>
+        <w:ind w:firstLine="480"/>
+      </w:pPr>
+      <w:r>
+        <w:rPr>
+          <w:rFonts w:ascii="SimSun" w:cs="SimSun" w:eastAsia="SimSun" w:hAnsi="SimSun"/>
+          <w:sz w:val="24"/>
+          <w:szCs w:val="24"/>
+        </w:rPr>
+        <w:t xml:space="preserve">你先看清楚题干，我们一步一步来。</w:t>
+      </w:r>
+    </w:p>
+    <w:p>
+      <w:pPr>
+        <w:spacing w:after="160" w:line="380"/>
+        <w:ind w:firstLine="480"/>
+      </w:pPr>
+      <w:r>
+        <w:rPr>
+          <w:rFonts w:ascii="SimSun" w:cs="SimSun" w:eastAsia="SimSun" w:hAnsi="SimSun"/>
+          <w:sz w:val="24"/>
+          <w:szCs w:val="24"/>
+        </w:rPr>
+        <w:t xml:space="preserve">这道题你先自己做一遍，做完再听我讲。</w:t>
+      </w:r>
+    </w:p>
+    <w:p>
+      <w:pPr>
+        <w:spacing w:after="160" w:line="380"/>
+        <w:ind w:firstLine="480"/>
+      </w:pPr>
+      <w:r>
+        <w:rPr>
+          <w:rFonts w:ascii="SimSun" w:cs="SimSun" w:eastAsia="SimSun" w:hAnsi="SimSun"/>
+          <w:sz w:val="24"/>
+          <w:szCs w:val="24"/>
+        </w:rPr>
         <w:t xml:space="preserve">师：这道题就是考 rise 和 raise。A 项，raised his hand，举手，后面跟了宾语 his hand，用及物的 raise，正确。B 项，has risen，温度自己上升了，后面的 by five degrees 是介词短语作状语，没有宾语，用不及物的 rise，正确。C 项，太阳升起，太阳是自己升的，后面也没有宾语，应该用不及物的 rise，可它用了及物的 raises，错了。</w:t>
       </w:r>
     </w:p>
@@ -1997,6 +2431,48 @@
           <w:sz w:val="24"/>
           <w:szCs w:val="24"/>
         </w:rPr>
+        <w:t xml:space="preserve">先别急着往下看，你自己想十秒。</w:t>
+      </w:r>
+    </w:p>
+    <w:p>
+      <w:pPr>
+        <w:spacing w:after="160" w:line="380"/>
+        <w:ind w:firstLine="480"/>
+      </w:pPr>
+      <w:r>
+        <w:rPr>
+          <w:rFonts w:ascii="SimSun" w:cs="SimSun" w:eastAsia="SimSun" w:hAnsi="SimSun"/>
+          <w:sz w:val="24"/>
+          <w:szCs w:val="24"/>
+        </w:rPr>
+        <w:t xml:space="preserve">来，跟我一起走一遍流程。</w:t>
+      </w:r>
+    </w:p>
+    <w:p>
+      <w:pPr>
+        <w:spacing w:after="160" w:line="380"/>
+        <w:ind w:firstLine="480"/>
+      </w:pPr>
+      <w:r>
+        <w:rPr>
+          <w:rFonts w:ascii="SimSun" w:cs="SimSun" w:eastAsia="SimSun" w:hAnsi="SimSun"/>
+          <w:sz w:val="24"/>
+          <w:szCs w:val="24"/>
+        </w:rPr>
+        <w:t xml:space="preserve">这道题你先在心里过一遍，我再说。</w:t>
+      </w:r>
+    </w:p>
+    <w:p>
+      <w:pPr>
+        <w:spacing w:after="160" w:line="380"/>
+        <w:ind w:firstLine="480"/>
+      </w:pPr>
+      <w:r>
+        <w:rPr>
+          <w:rFonts w:ascii="SimSun" w:cs="SimSun" w:eastAsia="SimSun" w:hAnsi="SimSun"/>
+          <w:sz w:val="24"/>
+          <w:szCs w:val="24"/>
+        </w:rPr>
         <w:t xml:space="preserve">师：关键看 turned。turn 在这里不是转身，是变得，属于变化类系动词。系动词后面跟表语，表语说明主语的状态，用形容词。pale 本身就是形容词，苍白的，直接填。前面的 After hearing the bad news 是介词短语作状语，说明什么时候脸色变了；at once 也是状语。这两个都是修饰成分，跟填空无关。</w:t>
       </w:r>
     </w:p>
@@ -2085,6 +2561,48 @@
           <w:sz w:val="24"/>
           <w:szCs w:val="24"/>
         </w:rPr>
+        <w:t xml:space="preserve">先自己判断一下，暂停五秒。</w:t>
+      </w:r>
+    </w:p>
+    <w:p>
+      <w:pPr>
+        <w:spacing w:after="160" w:line="380"/>
+        <w:ind w:firstLine="480"/>
+      </w:pPr>
+      <w:r>
+        <w:rPr>
+          <w:rFonts w:ascii="SimSun" w:cs="SimSun" w:eastAsia="SimSun" w:hAnsi="SimSun"/>
+          <w:sz w:val="24"/>
+          <w:szCs w:val="24"/>
+        </w:rPr>
+        <w:t xml:space="preserve">你先看清楚题干，我们一步一步来。</w:t>
+      </w:r>
+    </w:p>
+    <w:p>
+      <w:pPr>
+        <w:spacing w:after="160" w:line="380"/>
+        <w:ind w:firstLine="480"/>
+      </w:pPr>
+      <w:r>
+        <w:rPr>
+          <w:rFonts w:ascii="SimSun" w:cs="SimSun" w:eastAsia="SimSun" w:hAnsi="SimSun"/>
+          <w:sz w:val="24"/>
+          <w:szCs w:val="24"/>
+        </w:rPr>
+        <w:t xml:space="preserve">这道题你先自己做一遍，做完再听我讲。</w:t>
+      </w:r>
+    </w:p>
+    <w:p>
+      <w:pPr>
+        <w:spacing w:after="160" w:line="380"/>
+        <w:ind w:firstLine="480"/>
+      </w:pPr>
+      <w:r>
+        <w:rPr>
+          <w:rFonts w:ascii="SimSun" w:cs="SimSun" w:eastAsia="SimSun" w:hAnsi="SimSun"/>
+          <w:sz w:val="24"/>
+          <w:szCs w:val="24"/>
+        </w:rPr>
         <w:t xml:space="preserve">师：错在 was happened。happen 是不及物动词，后面不带宾语。被动语态的原理是把宾语提到主语位置上，一个动词连宾语都没有，就不可能构成被动。所以 happen 永远没有被动形式。这句话应该用主动的过去式 happened。</w:t>
       </w:r>
     </w:p>
@@ -2129,49 +2647,49 @@
           <w:sz w:val="24"/>
           <w:szCs w:val="24"/>
         </w:rPr>
-        <w:t xml:space="preserve">六道题全部做完了。老师最后强调三个必须条件反射去检查的地方。</w:t>
-      </w:r>
-    </w:p>
-    <w:p>
-      <w:pPr>
-        <w:spacing w:after="160" w:line="380"/>
-        <w:ind w:firstLine="480"/>
-      </w:pPr>
-      <w:r>
-        <w:rPr>
-          <w:rFonts w:ascii="SimSun" w:cs="SimSun" w:eastAsia="SimSun" w:hAnsi="SimSun"/>
-          <w:sz w:val="24"/>
-          <w:szCs w:val="24"/>
-        </w:rPr>
-        <w:t xml:space="preserve">第一，判断句型先划修饰成分。定语和状语全部划掉，剩下的才是骨架。</w:t>
-      </w:r>
-    </w:p>
-    <w:p>
-      <w:pPr>
-        <w:spacing w:after="160" w:line="380"/>
-        <w:ind w:firstLine="480"/>
-      </w:pPr>
-      <w:r>
-        <w:rPr>
-          <w:rFonts w:ascii="SimSun" w:cs="SimSun" w:eastAsia="SimSun" w:hAnsi="SimSun"/>
-          <w:sz w:val="24"/>
-          <w:szCs w:val="24"/>
-        </w:rPr>
-        <w:t xml:space="preserve">第二，看到 happen、appear、rise、arrive、belong 这类不及物动词，立刻想到它们没有被动语态。</w:t>
-      </w:r>
-    </w:p>
-    <w:p>
-      <w:pPr>
-        <w:spacing w:after="160" w:line="380"/>
-        <w:ind w:firstLine="480"/>
-      </w:pPr>
-      <w:r>
-        <w:rPr>
-          <w:rFonts w:ascii="SimSun" w:cs="SimSun" w:eastAsia="SimSun" w:hAnsi="SimSun"/>
-          <w:sz w:val="24"/>
-          <w:szCs w:val="24"/>
-        </w:rPr>
-        <w:t xml:space="preserve">第三，看到动词后面跟着一个形容词，先看这个动词是不是系动词。是系动词那就是表语，形容词是对的；不是系动词那就要重新判断。</w:t>
+        <w:t xml:space="preserve">那六道题全部做完了。老师最后强调三个必须条件反射去检查的地方。</w:t>
+      </w:r>
+    </w:p>
+    <w:p>
+      <w:pPr>
+        <w:spacing w:after="160" w:line="380"/>
+        <w:ind w:firstLine="480"/>
+      </w:pPr>
+      <w:r>
+        <w:rPr>
+          <w:rFonts w:ascii="SimSun" w:cs="SimSun" w:eastAsia="SimSun" w:hAnsi="SimSun"/>
+          <w:sz w:val="24"/>
+          <w:szCs w:val="24"/>
+        </w:rPr>
+        <w:t xml:space="preserve">好，第一，判断句型先划修饰成分。定语和状语全部划掉，剩下的才是骨架。</w:t>
+      </w:r>
+    </w:p>
+    <w:p>
+      <w:pPr>
+        <w:spacing w:after="160" w:line="380"/>
+        <w:ind w:firstLine="480"/>
+      </w:pPr>
+      <w:r>
+        <w:rPr>
+          <w:rFonts w:ascii="SimSun" w:cs="SimSun" w:eastAsia="SimSun" w:hAnsi="SimSun"/>
+          <w:sz w:val="24"/>
+          <w:szCs w:val="24"/>
+        </w:rPr>
+        <w:t xml:space="preserve">接着说，第二，看到 happen、appear、rise、arrive、belong 这类不及物动词，立刻想到它们没有被动语态。</w:t>
+      </w:r>
+    </w:p>
+    <w:p>
+      <w:pPr>
+        <w:spacing w:after="160" w:line="380"/>
+        <w:ind w:firstLine="480"/>
+      </w:pPr>
+      <w:r>
+        <w:rPr>
+          <w:rFonts w:ascii="SimSun" w:cs="SimSun" w:eastAsia="SimSun" w:hAnsi="SimSun"/>
+          <w:sz w:val="24"/>
+          <w:szCs w:val="24"/>
+        </w:rPr>
+        <w:t xml:space="preserve">再看，第三，看到动词后面跟着一个形容词，先看这个动词是不是系动词。是系动词那就是表语，形容词是对的；不是系动词那就要重新判断。</w:t>
       </w:r>
     </w:p>
     <w:p>

--- a/docs/Level1/高中英语语法切片-Level1-第05课-五大基本句型上.docx
+++ b/docs/Level1/高中英语语法切片-Level1-第05课-五大基本句型上.docx
@@ -157,48 +157,6 @@
           <w:sz w:val="24"/>
           <w:szCs w:val="24"/>
         </w:rPr>
-        <w:t xml:space="preserve">这道题你先自己做一遍，做完再听我讲。</w:t>
-      </w:r>
-    </w:p>
-    <w:p>
-      <w:pPr>
-        <w:spacing w:after="160" w:line="380"/>
-        <w:ind w:firstLine="480"/>
-      </w:pPr>
-      <w:r>
-        <w:rPr>
-          <w:rFonts w:ascii="SimSun" w:cs="SimSun" w:eastAsia="SimSun" w:hAnsi="SimSun"/>
-          <w:sz w:val="24"/>
-          <w:szCs w:val="24"/>
-        </w:rPr>
-        <w:t xml:space="preserve">先别急着往下看，你自己想十秒。</w:t>
-      </w:r>
-    </w:p>
-    <w:p>
-      <w:pPr>
-        <w:spacing w:after="160" w:line="380"/>
-        <w:ind w:firstLine="480"/>
-      </w:pPr>
-      <w:r>
-        <w:rPr>
-          <w:rFonts w:ascii="SimSun" w:cs="SimSun" w:eastAsia="SimSun" w:hAnsi="SimSun"/>
-          <w:sz w:val="24"/>
-          <w:szCs w:val="24"/>
-        </w:rPr>
-        <w:t xml:space="preserve">来，跟我一起走一遍流程。</w:t>
-      </w:r>
-    </w:p>
-    <w:p>
-      <w:pPr>
-        <w:spacing w:after="160" w:line="380"/>
-        <w:ind w:firstLine="480"/>
-      </w:pPr>
-      <w:r>
-        <w:rPr>
-          <w:rFonts w:ascii="SimSun" w:cs="SimSun" w:eastAsia="SimSun" w:hAnsi="SimSun"/>
-          <w:sz w:val="24"/>
-          <w:szCs w:val="24"/>
-        </w:rPr>
         <w:t xml:space="preserve">先找骨架。带时态的动词是 stopped，是谓语。前面的 The heavy rain 是主语，中心词是 rain。</w:t>
       </w:r>
     </w:p>
@@ -299,48 +257,6 @@
           <w:sz w:val="24"/>
           <w:szCs w:val="24"/>
         </w:rPr>
-        <w:t xml:space="preserve">这道题你先在心里过一遍，我再说。</w:t>
-      </w:r>
-    </w:p>
-    <w:p>
-      <w:pPr>
-        <w:spacing w:after="160" w:line="380"/>
-        <w:ind w:firstLine="480"/>
-      </w:pPr>
-      <w:r>
-        <w:rPr>
-          <w:rFonts w:ascii="SimSun" w:cs="SimSun" w:eastAsia="SimSun" w:hAnsi="SimSun"/>
-          <w:sz w:val="24"/>
-          <w:szCs w:val="24"/>
-        </w:rPr>
-        <w:t xml:space="preserve">先自己判断一下，暂停五秒。</w:t>
-      </w:r>
-    </w:p>
-    <w:p>
-      <w:pPr>
-        <w:spacing w:after="160" w:line="380"/>
-        <w:ind w:firstLine="480"/>
-      </w:pPr>
-      <w:r>
-        <w:rPr>
-          <w:rFonts w:ascii="SimSun" w:cs="SimSun" w:eastAsia="SimSun" w:hAnsi="SimSun"/>
-          <w:sz w:val="24"/>
-          <w:szCs w:val="24"/>
-        </w:rPr>
-        <w:t xml:space="preserve">你先看清楚题干，我们一步一步来。</w:t>
-      </w:r>
-    </w:p>
-    <w:p>
-      <w:pPr>
-        <w:spacing w:after="160" w:line="380"/>
-        <w:ind w:firstLine="480"/>
-      </w:pPr>
-      <w:r>
-        <w:rPr>
-          <w:rFonts w:ascii="SimSun" w:cs="SimSun" w:eastAsia="SimSun" w:hAnsi="SimSun"/>
-          <w:sz w:val="24"/>
-          <w:szCs w:val="24"/>
-        </w:rPr>
         <w:t xml:space="preserve">谓语是 sounded，主语是 Her voice。</w:t>
       </w:r>
     </w:p>
@@ -455,48 +371,6 @@
           <w:sz w:val="24"/>
           <w:szCs w:val="24"/>
         </w:rPr>
-        <w:t xml:space="preserve">这道题你先自己做一遍，做完再听我讲。</w:t>
-      </w:r>
-    </w:p>
-    <w:p>
-      <w:pPr>
-        <w:spacing w:after="160" w:line="380"/>
-        <w:ind w:firstLine="480"/>
-      </w:pPr>
-      <w:r>
-        <w:rPr>
-          <w:rFonts w:ascii="SimSun" w:cs="SimSun" w:eastAsia="SimSun" w:hAnsi="SimSun"/>
-          <w:sz w:val="24"/>
-          <w:szCs w:val="24"/>
-        </w:rPr>
-        <w:t xml:space="preserve">先别急着往下看，你自己想十秒。</w:t>
-      </w:r>
-    </w:p>
-    <w:p>
-      <w:pPr>
-        <w:spacing w:after="160" w:line="380"/>
-        <w:ind w:firstLine="480"/>
-      </w:pPr>
-      <w:r>
-        <w:rPr>
-          <w:rFonts w:ascii="SimSun" w:cs="SimSun" w:eastAsia="SimSun" w:hAnsi="SimSun"/>
-          <w:sz w:val="24"/>
-          <w:szCs w:val="24"/>
-        </w:rPr>
-        <w:t xml:space="preserve">来，跟我一起走一遍流程。</w:t>
-      </w:r>
-    </w:p>
-    <w:p>
-      <w:pPr>
-        <w:spacing w:after="160" w:line="380"/>
-        <w:ind w:firstLine="480"/>
-      </w:pPr>
-      <w:r>
-        <w:rPr>
-          <w:rFonts w:ascii="SimSun" w:cs="SimSun" w:eastAsia="SimSun" w:hAnsi="SimSun"/>
-          <w:sz w:val="24"/>
-          <w:szCs w:val="24"/>
-        </w:rPr>
         <w:t xml:space="preserve">这道题很多同学会填被动，写成 was happened。这是最经典的错误之一。</w:t>
       </w:r>
     </w:p>
@@ -626,48 +500,6 @@
           <w:sz w:val="24"/>
           <w:szCs w:val="24"/>
         </w:rPr>
-        <w:t xml:space="preserve">这道题你先在心里过一遍，我再说。</w:t>
-      </w:r>
-    </w:p>
-    <w:p>
-      <w:pPr>
-        <w:spacing w:after="160" w:line="380"/>
-        <w:ind w:firstLine="480"/>
-      </w:pPr>
-      <w:r>
-        <w:rPr>
-          <w:rFonts w:ascii="SimSun" w:cs="SimSun" w:eastAsia="SimSun" w:hAnsi="SimSun"/>
-          <w:sz w:val="24"/>
-          <w:szCs w:val="24"/>
-        </w:rPr>
-        <w:t xml:space="preserve">先自己判断一下，暂停五秒。</w:t>
-      </w:r>
-    </w:p>
-    <w:p>
-      <w:pPr>
-        <w:spacing w:after="160" w:line="380"/>
-        <w:ind w:firstLine="480"/>
-      </w:pPr>
-      <w:r>
-        <w:rPr>
-          <w:rFonts w:ascii="SimSun" w:cs="SimSun" w:eastAsia="SimSun" w:hAnsi="SimSun"/>
-          <w:sz w:val="24"/>
-          <w:szCs w:val="24"/>
-        </w:rPr>
-        <w:t xml:space="preserve">你先看清楚题干，我们一步一步来。</w:t>
-      </w:r>
-    </w:p>
-    <w:p>
-      <w:pPr>
-        <w:spacing w:after="160" w:line="380"/>
-        <w:ind w:firstLine="480"/>
-      </w:pPr>
-      <w:r>
-        <w:rPr>
-          <w:rFonts w:ascii="SimSun" w:cs="SimSun" w:eastAsia="SimSun" w:hAnsi="SimSun"/>
-          <w:sz w:val="24"/>
-          <w:szCs w:val="24"/>
-        </w:rPr>
         <w:t xml:space="preserve">一项一项看。A 项，fell 是不及物动词，摔倒，后面的 down 是副词，修饰动作，是状语。骨架只有主谓，所以是主谓句型。</w:t>
       </w:r>
     </w:p>
@@ -768,48 +600,6 @@
           <w:sz w:val="24"/>
           <w:szCs w:val="24"/>
         </w:rPr>
-        <w:t xml:space="preserve">这道题你先自己做一遍，做完再听我讲。</w:t>
-      </w:r>
-    </w:p>
-    <w:p>
-      <w:pPr>
-        <w:spacing w:after="160" w:line="380"/>
-        <w:ind w:firstLine="480"/>
-      </w:pPr>
-      <w:r>
-        <w:rPr>
-          <w:rFonts w:ascii="SimSun" w:cs="SimSun" w:eastAsia="SimSun" w:hAnsi="SimSun"/>
-          <w:sz w:val="24"/>
-          <w:szCs w:val="24"/>
-        </w:rPr>
-        <w:t xml:space="preserve">先别急着往下看，你自己想十秒。</w:t>
-      </w:r>
-    </w:p>
-    <w:p>
-      <w:pPr>
-        <w:spacing w:after="160" w:line="380"/>
-        <w:ind w:firstLine="480"/>
-      </w:pPr>
-      <w:r>
-        <w:rPr>
-          <w:rFonts w:ascii="SimSun" w:cs="SimSun" w:eastAsia="SimSun" w:hAnsi="SimSun"/>
-          <w:sz w:val="24"/>
-          <w:szCs w:val="24"/>
-        </w:rPr>
-        <w:t xml:space="preserve">来，跟我一起走一遍流程。</w:t>
-      </w:r>
-    </w:p>
-    <w:p>
-      <w:pPr>
-        <w:spacing w:after="160" w:line="380"/>
-        <w:ind w:firstLine="480"/>
-      </w:pPr>
-      <w:r>
-        <w:rPr>
-          <w:rFonts w:ascii="SimSun" w:cs="SimSun" w:eastAsia="SimSun" w:hAnsi="SimSun"/>
-          <w:sz w:val="24"/>
-          <w:szCs w:val="24"/>
-        </w:rPr>
         <w:t xml:space="preserve">这道题考的是 rise 和 raise 这一对。这两个词长得像，意思也像，但用法完全相反，是高中的高频易错点。</w:t>
       </w:r>
     </w:p>
@@ -910,48 +700,6 @@
           <w:sz w:val="24"/>
           <w:szCs w:val="24"/>
         </w:rPr>
-        <w:t xml:space="preserve">这道题你先在心里过一遍，我再说。</w:t>
-      </w:r>
-    </w:p>
-    <w:p>
-      <w:pPr>
-        <w:spacing w:after="160" w:line="380"/>
-        <w:ind w:firstLine="480"/>
-      </w:pPr>
-      <w:r>
-        <w:rPr>
-          <w:rFonts w:ascii="SimSun" w:cs="SimSun" w:eastAsia="SimSun" w:hAnsi="SimSun"/>
-          <w:sz w:val="24"/>
-          <w:szCs w:val="24"/>
-        </w:rPr>
-        <w:t xml:space="preserve">先自己判断一下，暂停五秒。</w:t>
-      </w:r>
-    </w:p>
-    <w:p>
-      <w:pPr>
-        <w:spacing w:after="160" w:line="380"/>
-        <w:ind w:firstLine="480"/>
-      </w:pPr>
-      <w:r>
-        <w:rPr>
-          <w:rFonts w:ascii="SimSun" w:cs="SimSun" w:eastAsia="SimSun" w:hAnsi="SimSun"/>
-          <w:sz w:val="24"/>
-          <w:szCs w:val="24"/>
-        </w:rPr>
-        <w:t xml:space="preserve">你先看清楚题干，我们一步一步来。</w:t>
-      </w:r>
-    </w:p>
-    <w:p>
-      <w:pPr>
-        <w:spacing w:after="160" w:line="380"/>
-        <w:ind w:firstLine="480"/>
-      </w:pPr>
-      <w:r>
-        <w:rPr>
-          <w:rFonts w:ascii="SimSun" w:cs="SimSun" w:eastAsia="SimSun" w:hAnsi="SimSun"/>
-          <w:sz w:val="24"/>
-          <w:szCs w:val="24"/>
-        </w:rPr>
         <w:t xml:space="preserve">空在 became 后面。become 是变化类系动词，变成、变得。系动词后面跟表语，表语说明主语的状态，用形容词。</w:t>
       </w:r>
     </w:p>
@@ -1542,20 +1290,6 @@
           <w:sz w:val="24"/>
           <w:szCs w:val="24"/>
         </w:rPr>
-        <w:t xml:space="preserve">这道题你先自己做一遍，做完再听我讲。</w:t>
-      </w:r>
-    </w:p>
-    <w:p>
-      <w:pPr>
-        <w:spacing w:after="160" w:line="380"/>
-        <w:ind w:firstLine="480"/>
-      </w:pPr>
-      <w:r>
-        <w:rPr>
-          <w:rFonts w:ascii="SimSun" w:cs="SimSun" w:eastAsia="SimSun" w:hAnsi="SimSun"/>
-          <w:sz w:val="24"/>
-          <w:szCs w:val="24"/>
-        </w:rPr>
         <w:t xml:space="preserve">先自己想十秒。这道题有两个考点。</w:t>
       </w:r>
     </w:p>
@@ -1896,48 +1630,6 @@
           <w:sz w:val="24"/>
           <w:szCs w:val="24"/>
         </w:rPr>
-        <w:t xml:space="preserve">先别急着往下看，你自己想十秒。</w:t>
-      </w:r>
-    </w:p>
-    <w:p>
-      <w:pPr>
-        <w:spacing w:after="160" w:line="380"/>
-        <w:ind w:firstLine="480"/>
-      </w:pPr>
-      <w:r>
-        <w:rPr>
-          <w:rFonts w:ascii="SimSun" w:cs="SimSun" w:eastAsia="SimSun" w:hAnsi="SimSun"/>
-          <w:sz w:val="24"/>
-          <w:szCs w:val="24"/>
-        </w:rPr>
-        <w:t xml:space="preserve">来，跟我一起走一遍流程。</w:t>
-      </w:r>
-    </w:p>
-    <w:p>
-      <w:pPr>
-        <w:spacing w:after="160" w:line="380"/>
-        <w:ind w:firstLine="480"/>
-      </w:pPr>
-      <w:r>
-        <w:rPr>
-          <w:rFonts w:ascii="SimSun" w:cs="SimSun" w:eastAsia="SimSun" w:hAnsi="SimSun"/>
-          <w:sz w:val="24"/>
-          <w:szCs w:val="24"/>
-        </w:rPr>
-        <w:t xml:space="preserve">这道题你先在心里过一遍，我再说。</w:t>
-      </w:r>
-    </w:p>
-    <w:p>
-      <w:pPr>
-        <w:spacing w:after="160" w:line="380"/>
-        <w:ind w:firstLine="480"/>
-      </w:pPr>
-      <w:r>
-        <w:rPr>
-          <w:rFonts w:ascii="SimSun" w:cs="SimSun" w:eastAsia="SimSun" w:hAnsi="SimSun"/>
-          <w:sz w:val="24"/>
-          <w:szCs w:val="24"/>
-        </w:rPr>
         <w:t xml:space="preserve">师：这道题考 happen 的用法。happen 是不及物动词，它后面不跟宾语，也因此它没有被动语态。很多同学会写成 was happened，这是错的。既然只能用主动，再看时态。句尾有 two days ago，明确的过去时间，用一般过去时。前面的 on that narrow road 是地点状语，跟时态判断无关。</w:t>
       </w:r>
     </w:p>
@@ -2026,48 +1718,6 @@
           <w:sz w:val="24"/>
           <w:szCs w:val="24"/>
         </w:rPr>
-        <w:t xml:space="preserve">先自己判断一下，暂停五秒。</w:t>
-      </w:r>
-    </w:p>
-    <w:p>
-      <w:pPr>
-        <w:spacing w:after="160" w:line="380"/>
-        <w:ind w:firstLine="480"/>
-      </w:pPr>
-      <w:r>
-        <w:rPr>
-          <w:rFonts w:ascii="SimSun" w:cs="SimSun" w:eastAsia="SimSun" w:hAnsi="SimSun"/>
-          <w:sz w:val="24"/>
-          <w:szCs w:val="24"/>
-        </w:rPr>
-        <w:t xml:space="preserve">你先看清楚题干，我们一步一步来。</w:t>
-      </w:r>
-    </w:p>
-    <w:p>
-      <w:pPr>
-        <w:spacing w:after="160" w:line="380"/>
-        <w:ind w:firstLine="480"/>
-      </w:pPr>
-      <w:r>
-        <w:rPr>
-          <w:rFonts w:ascii="SimSun" w:cs="SimSun" w:eastAsia="SimSun" w:hAnsi="SimSun"/>
-          <w:sz w:val="24"/>
-          <w:szCs w:val="24"/>
-        </w:rPr>
-        <w:t xml:space="preserve">这道题你先自己做一遍，做完再听我讲。</w:t>
-      </w:r>
-    </w:p>
-    <w:p>
-      <w:pPr>
-        <w:spacing w:after="160" w:line="380"/>
-        <w:ind w:firstLine="480"/>
-      </w:pPr>
-      <w:r>
-        <w:rPr>
-          <w:rFonts w:ascii="SimSun" w:cs="SimSun" w:eastAsia="SimSun" w:hAnsi="SimSun"/>
-          <w:sz w:val="24"/>
-          <w:szCs w:val="24"/>
-        </w:rPr>
         <w:t xml:space="preserve">师：先判断 smells 的身份。smell 在这里是闻起来，属于感官系动词。系动词后面跟表语，表语说明主语什么样，用形容词。wonderful 本身就是形容词，直接填，不用变。这里提醒一下，千万别加 ly 写成 wonderfully，那是副词，副词不能作表语。判断依据就是前面那个词是系动词不是实义动词。</w:t>
       </w:r>
     </w:p>
@@ -2156,48 +1806,6 @@
           <w:sz w:val="24"/>
           <w:szCs w:val="24"/>
         </w:rPr>
-        <w:t xml:space="preserve">先别急着往下看，你自己想十秒。</w:t>
-      </w:r>
-    </w:p>
-    <w:p>
-      <w:pPr>
-        <w:spacing w:after="160" w:line="380"/>
-        <w:ind w:firstLine="480"/>
-      </w:pPr>
-      <w:r>
-        <w:rPr>
-          <w:rFonts w:ascii="SimSun" w:cs="SimSun" w:eastAsia="SimSun" w:hAnsi="SimSun"/>
-          <w:sz w:val="24"/>
-          <w:szCs w:val="24"/>
-        </w:rPr>
-        <w:t xml:space="preserve">来，跟我一起走一遍流程。</w:t>
-      </w:r>
-    </w:p>
-    <w:p>
-      <w:pPr>
-        <w:spacing w:after="160" w:line="380"/>
-        <w:ind w:firstLine="480"/>
-      </w:pPr>
-      <w:r>
-        <w:rPr>
-          <w:rFonts w:ascii="SimSun" w:cs="SimSun" w:eastAsia="SimSun" w:hAnsi="SimSun"/>
-          <w:sz w:val="24"/>
-          <w:szCs w:val="24"/>
-        </w:rPr>
-        <w:t xml:space="preserve">这道题你先在心里过一遍，我再说。</w:t>
-      </w:r>
-    </w:p>
-    <w:p>
-      <w:pPr>
-        <w:spacing w:after="160" w:line="380"/>
-        <w:ind w:firstLine="480"/>
-      </w:pPr>
-      <w:r>
-        <w:rPr>
-          <w:rFonts w:ascii="SimSun" w:cs="SimSun" w:eastAsia="SimSun" w:hAnsi="SimSun"/>
-          <w:sz w:val="24"/>
-          <w:szCs w:val="24"/>
-        </w:rPr>
         <w:t xml:space="preserve">师：先划修饰成分。on the desk 跟在名词 letter 后面，说的是哪封信，是定语，划掉。剩下 The letter belongs to my elder sister。belong 是不及物动词，属于，它后面不能直接跟宾语，必须先加介词 to。所以 to my elder sister 是介词短语，作状语，不是宾语。全部划完之后，骨架只剩主语 The letter 和谓语 belongs。</w:t>
       </w:r>
     </w:p>
@@ -2301,48 +1909,6 @@
           <w:sz w:val="24"/>
           <w:szCs w:val="24"/>
         </w:rPr>
-        <w:t xml:space="preserve">先自己判断一下，暂停五秒。</w:t>
-      </w:r>
-    </w:p>
-    <w:p>
-      <w:pPr>
-        <w:spacing w:after="160" w:line="380"/>
-        <w:ind w:firstLine="480"/>
-      </w:pPr>
-      <w:r>
-        <w:rPr>
-          <w:rFonts w:ascii="SimSun" w:cs="SimSun" w:eastAsia="SimSun" w:hAnsi="SimSun"/>
-          <w:sz w:val="24"/>
-          <w:szCs w:val="24"/>
-        </w:rPr>
-        <w:t xml:space="preserve">你先看清楚题干，我们一步一步来。</w:t>
-      </w:r>
-    </w:p>
-    <w:p>
-      <w:pPr>
-        <w:spacing w:after="160" w:line="380"/>
-        <w:ind w:firstLine="480"/>
-      </w:pPr>
-      <w:r>
-        <w:rPr>
-          <w:rFonts w:ascii="SimSun" w:cs="SimSun" w:eastAsia="SimSun" w:hAnsi="SimSun"/>
-          <w:sz w:val="24"/>
-          <w:szCs w:val="24"/>
-        </w:rPr>
-        <w:t xml:space="preserve">这道题你先自己做一遍，做完再听我讲。</w:t>
-      </w:r>
-    </w:p>
-    <w:p>
-      <w:pPr>
-        <w:spacing w:after="160" w:line="380"/>
-        <w:ind w:firstLine="480"/>
-      </w:pPr>
-      <w:r>
-        <w:rPr>
-          <w:rFonts w:ascii="SimSun" w:cs="SimSun" w:eastAsia="SimSun" w:hAnsi="SimSun"/>
-          <w:sz w:val="24"/>
-          <w:szCs w:val="24"/>
-        </w:rPr>
         <w:t xml:space="preserve">师：这道题就是考 rise 和 raise。A 项，raised his hand，举手，后面跟了宾语 his hand，用及物的 raise，正确。B 项，has risen，温度自己上升了，后面的 by five degrees 是介词短语作状语，没有宾语，用不及物的 rise，正确。C 项，太阳升起，太阳是自己升的，后面也没有宾语，应该用不及物的 rise，可它用了及物的 raises，错了。</w:t>
       </w:r>
     </w:p>
@@ -2431,48 +1997,6 @@
           <w:sz w:val="24"/>
           <w:szCs w:val="24"/>
         </w:rPr>
-        <w:t xml:space="preserve">先别急着往下看，你自己想十秒。</w:t>
-      </w:r>
-    </w:p>
-    <w:p>
-      <w:pPr>
-        <w:spacing w:after="160" w:line="380"/>
-        <w:ind w:firstLine="480"/>
-      </w:pPr>
-      <w:r>
-        <w:rPr>
-          <w:rFonts w:ascii="SimSun" w:cs="SimSun" w:eastAsia="SimSun" w:hAnsi="SimSun"/>
-          <w:sz w:val="24"/>
-          <w:szCs w:val="24"/>
-        </w:rPr>
-        <w:t xml:space="preserve">来，跟我一起走一遍流程。</w:t>
-      </w:r>
-    </w:p>
-    <w:p>
-      <w:pPr>
-        <w:spacing w:after="160" w:line="380"/>
-        <w:ind w:firstLine="480"/>
-      </w:pPr>
-      <w:r>
-        <w:rPr>
-          <w:rFonts w:ascii="SimSun" w:cs="SimSun" w:eastAsia="SimSun" w:hAnsi="SimSun"/>
-          <w:sz w:val="24"/>
-          <w:szCs w:val="24"/>
-        </w:rPr>
-        <w:t xml:space="preserve">这道题你先在心里过一遍，我再说。</w:t>
-      </w:r>
-    </w:p>
-    <w:p>
-      <w:pPr>
-        <w:spacing w:after="160" w:line="380"/>
-        <w:ind w:firstLine="480"/>
-      </w:pPr>
-      <w:r>
-        <w:rPr>
-          <w:rFonts w:ascii="SimSun" w:cs="SimSun" w:eastAsia="SimSun" w:hAnsi="SimSun"/>
-          <w:sz w:val="24"/>
-          <w:szCs w:val="24"/>
-        </w:rPr>
         <w:t xml:space="preserve">师：关键看 turned。turn 在这里不是转身，是变得，属于变化类系动词。系动词后面跟表语，表语说明主语的状态，用形容词。pale 本身就是形容词，苍白的，直接填。前面的 After hearing the bad news 是介词短语作状语，说明什么时候脸色变了；at once 也是状语。这两个都是修饰成分，跟填空无关。</w:t>
       </w:r>
     </w:p>
@@ -2548,48 +2072,6 @@
           <w:szCs w:val="24"/>
         </w:rPr>
         <w:t xml:space="preserve">题目：单句改错，下面这句话有一处错误，请找出并改正。The accident was happened at the crossroads yesterday morning.</w:t>
-      </w:r>
-    </w:p>
-    <w:p>
-      <w:pPr>
-        <w:spacing w:after="160" w:line="380"/>
-        <w:ind w:firstLine="480"/>
-      </w:pPr>
-      <w:r>
-        <w:rPr>
-          <w:rFonts w:ascii="SimSun" w:cs="SimSun" w:eastAsia="SimSun" w:hAnsi="SimSun"/>
-          <w:sz w:val="24"/>
-          <w:szCs w:val="24"/>
-        </w:rPr>
-        <w:t xml:space="preserve">先自己判断一下，暂停五秒。</w:t>
-      </w:r>
-    </w:p>
-    <w:p>
-      <w:pPr>
-        <w:spacing w:after="160" w:line="380"/>
-        <w:ind w:firstLine="480"/>
-      </w:pPr>
-      <w:r>
-        <w:rPr>
-          <w:rFonts w:ascii="SimSun" w:cs="SimSun" w:eastAsia="SimSun" w:hAnsi="SimSun"/>
-          <w:sz w:val="24"/>
-          <w:szCs w:val="24"/>
-        </w:rPr>
-        <w:t xml:space="preserve">你先看清楚题干，我们一步一步来。</w:t>
-      </w:r>
-    </w:p>
-    <w:p>
-      <w:pPr>
-        <w:spacing w:after="160" w:line="380"/>
-        <w:ind w:firstLine="480"/>
-      </w:pPr>
-      <w:r>
-        <w:rPr>
-          <w:rFonts w:ascii="SimSun" w:cs="SimSun" w:eastAsia="SimSun" w:hAnsi="SimSun"/>
-          <w:sz w:val="24"/>
-          <w:szCs w:val="24"/>
-        </w:rPr>
-        <w:t xml:space="preserve">这道题你先自己做一遍，做完再听我讲。</w:t>
       </w:r>
     </w:p>
     <w:p>

--- a/docs/Level1/高中英语语法切片-Level1-第05课-五大基本句型上.docx
+++ b/docs/Level1/高中英语语法切片-Level1-第05课-五大基本句型上.docx
@@ -1630,7 +1630,21 @@
           <w:sz w:val="24"/>
           <w:szCs w:val="24"/>
         </w:rPr>
-        <w:t xml:space="preserve">师：这道题考 happen 的用法。happen 是不及物动词，它后面不跟宾语，也因此它没有被动语态。很多同学会写成 was happened，这是错的。既然只能用主动，再看时态。句尾有 two days ago，明确的过去时间，用一般过去时。前面的 on that narrow road 是地点状语，跟时态判断无关。</w:t>
+        <w:t xml:space="preserve">这道题考 happen 的用法。happen 是不及物动词，它后面不跟宾语，也因此它没有被动语态。很多同学会写成 was happened，这是错的。既然只能用主动，再看时态。句尾有 two days ago，明确的过去时间，用一般过去时。前面的 on that narrow road 是地点状语，跟时态判断无关。</w:t>
+      </w:r>
+    </w:p>
+    <w:p>
+      <w:pPr>
+        <w:spacing w:after="160" w:line="380"/>
+        <w:ind w:firstLine="480"/>
+      </w:pPr>
+      <w:r>
+        <w:rPr>
+          <w:rFonts w:ascii="SimSun" w:cs="SimSun" w:eastAsia="SimSun" w:hAnsi="SimSun"/>
+          <w:sz w:val="24"/>
+          <w:szCs w:val="24"/>
+        </w:rPr>
+        <w:t xml:space="preserve">接下来第二题。</w:t>
       </w:r>
     </w:p>
     <w:p>
@@ -1645,7 +1659,7 @@
           <w:sz w:val="24"/>
           <w:szCs w:val="24"/>
         </w:rPr>
-        <w:t xml:space="preserve">答案：happened</w:t>
+        <w:t xml:space="preserve">随堂练习题2</w:t>
       </w:r>
     </w:p>
     <w:p>
@@ -1660,21 +1674,35 @@
           <w:sz w:val="24"/>
           <w:szCs w:val="24"/>
         </w:rPr>
-        <w:t xml:space="preserve">解析：happen 为不及物动词，无被动语态，只能用主动形式。时间状语 two days ago 表明用一般过去时，故填 happened。</w:t>
-      </w:r>
-    </w:p>
-    <w:p>
-      <w:pPr>
-        <w:spacing w:after="160" w:line="380"/>
-        <w:ind w:firstLine="480"/>
-      </w:pPr>
-      <w:r>
-        <w:rPr>
-          <w:rFonts w:ascii="SimSun" w:cs="SimSun" w:eastAsia="SimSun" w:hAnsi="SimSun"/>
-          <w:sz w:val="24"/>
-          <w:szCs w:val="24"/>
-        </w:rPr>
-        <w:t xml:space="preserve">接下来第二题。</w:t>
+        <w:t xml:space="preserve">题目：The soup smells ____________ (wonderful); I can hardly wait to try it.</w:t>
+      </w:r>
+    </w:p>
+    <w:p>
+      <w:pPr>
+        <w:spacing w:after="160" w:line="380"/>
+        <w:ind w:firstLine="480"/>
+      </w:pPr>
+      <w:r>
+        <w:rPr>
+          <w:rFonts w:ascii="SimSun" w:cs="SimSun" w:eastAsia="SimSun" w:hAnsi="SimSun"/>
+          <w:sz w:val="24"/>
+          <w:szCs w:val="24"/>
+        </w:rPr>
+        <w:t xml:space="preserve">先判断 smells 的身份。smell 在这里是闻起来，属于感官系动词。系动词后面跟表语，表语说明主语什么样，用形容词。wonderful 本身就是形容词，直接填，不用变。这里提醒一下，千万别加 ly 写成 wonderfully，那是副词，副词不能作表语。判断依据就是前面那个词是系动词不是实义动词。</w:t>
+      </w:r>
+    </w:p>
+    <w:p>
+      <w:pPr>
+        <w:spacing w:after="160" w:line="380"/>
+        <w:ind w:firstLine="480"/>
+      </w:pPr>
+      <w:r>
+        <w:rPr>
+          <w:rFonts w:ascii="SimSun" w:cs="SimSun" w:eastAsia="SimSun" w:hAnsi="SimSun"/>
+          <w:sz w:val="24"/>
+          <w:szCs w:val="24"/>
+        </w:rPr>
+        <w:t xml:space="preserve">来，第三题。</w:t>
       </w:r>
     </w:p>
     <w:p>
@@ -1689,7 +1717,7 @@
           <w:sz w:val="24"/>
           <w:szCs w:val="24"/>
         </w:rPr>
-        <w:t xml:space="preserve">随堂练习题2</w:t>
+        <w:t xml:space="preserve">随堂练习题3</w:t>
       </w:r>
     </w:p>
     <w:p>
@@ -1704,21 +1732,35 @@
           <w:sz w:val="24"/>
           <w:szCs w:val="24"/>
         </w:rPr>
-        <w:t xml:space="preserve">题目：The soup smells ____________ (wonderful); I can hardly wait to try it.</w:t>
-      </w:r>
-    </w:p>
-    <w:p>
-      <w:pPr>
-        <w:spacing w:after="160" w:line="380"/>
-        <w:ind w:firstLine="480"/>
-      </w:pPr>
-      <w:r>
-        <w:rPr>
-          <w:rFonts w:ascii="SimSun" w:cs="SimSun" w:eastAsia="SimSun" w:hAnsi="SimSun"/>
-          <w:sz w:val="24"/>
-          <w:szCs w:val="24"/>
-        </w:rPr>
-        <w:t xml:space="preserve">师：先判断 smells 的身份。smell 在这里是闻起来，属于感官系动词。系动词后面跟表语，表语说明主语什么样，用形容词。wonderful 本身就是形容词，直接填，不用变。这里提醒一下，千万别加 ly 写成 wonderfully，那是副词，副词不能作表语。判断依据就是前面那个词是系动词不是实义动词。</w:t>
+        <w:t xml:space="preserve">题目：判断下面句子属于哪种基本句型，并说明理由。The letter on the desk belongs to my elder sister.</w:t>
+      </w:r>
+    </w:p>
+    <w:p>
+      <w:pPr>
+        <w:spacing w:after="160" w:line="380"/>
+        <w:ind w:firstLine="480"/>
+      </w:pPr>
+      <w:r>
+        <w:rPr>
+          <w:rFonts w:ascii="SimSun" w:cs="SimSun" w:eastAsia="SimSun" w:hAnsi="SimSun"/>
+          <w:sz w:val="24"/>
+          <w:szCs w:val="24"/>
+        </w:rPr>
+        <w:t xml:space="preserve">先划修饰成分。on the desk 跟在名词 letter 后面，说的是哪封信，是定语，划掉。剩下 The letter belongs to my elder sister。belong 是不及物动词，属于，它后面不能直接跟宾语，必须先加介词 to。所以 to my elder sister 是介词短语，作状语，不是宾语。全部划完之后，骨架只剩主语 The letter 和谓语 belongs。</w:t>
+      </w:r>
+    </w:p>
+    <w:p>
+      <w:pPr>
+        <w:spacing w:after="160" w:line="380"/>
+        <w:ind w:firstLine="480"/>
+      </w:pPr>
+      <w:r>
+        <w:rPr>
+          <w:rFonts w:ascii="SimSun" w:cs="SimSun" w:eastAsia="SimSun" w:hAnsi="SimSun"/>
+          <w:sz w:val="24"/>
+          <w:szCs w:val="24"/>
+        </w:rPr>
+        <w:t xml:space="preserve">第四题。</w:t>
       </w:r>
     </w:p>
     <w:p>
@@ -1733,7 +1775,7 @@
           <w:sz w:val="24"/>
           <w:szCs w:val="24"/>
         </w:rPr>
-        <w:t xml:space="preserve">答案：wonderful</w:t>
+        <w:t xml:space="preserve">随堂练习题4</w:t>
       </w:r>
     </w:p>
     <w:p>
@@ -1748,21 +1790,50 @@
           <w:sz w:val="24"/>
           <w:szCs w:val="24"/>
         </w:rPr>
-        <w:t xml:space="preserve">解析：smell 为感官系动词，其后接形容词作表语，不能用副词。wonderful 为形容词，无需变形。同类还有 look、sound、taste、feel。</w:t>
-      </w:r>
-    </w:p>
-    <w:p>
-      <w:pPr>
-        <w:spacing w:after="160" w:line="380"/>
-        <w:ind w:firstLine="480"/>
-      </w:pPr>
-      <w:r>
-        <w:rPr>
-          <w:rFonts w:ascii="SimSun" w:cs="SimSun" w:eastAsia="SimSun" w:hAnsi="SimSun"/>
-          <w:sz w:val="24"/>
-          <w:szCs w:val="24"/>
-        </w:rPr>
-        <w:t xml:space="preserve">来，第三题。</w:t>
+        <w:t xml:space="preserve">题目：下列各句中，用法错误的一项是（　　）</w:t>
+      </w:r>
+    </w:p>
+    <w:p>
+      <w:pPr>
+        <w:spacing w:after="160" w:line="380"/>
+      </w:pPr>
+      <w:r>
+        <w:rPr>
+          <w:rFonts w:ascii="SimSun" w:cs="SimSun" w:eastAsia="SimSun" w:hAnsi="SimSun"/>
+          <w:b w:val="false"/>
+          <w:bCs w:val="false"/>
+          <w:sz w:val="24"/>
+          <w:szCs w:val="24"/>
+        </w:rPr>
+        <w:t xml:space="preserve">A. He raised his hand to answer the question.　　B. The temperature has risen by five degrees.　　C. The sun raises in the east every morning.</w:t>
+      </w:r>
+    </w:p>
+    <w:p>
+      <w:pPr>
+        <w:spacing w:after="160" w:line="380"/>
+        <w:ind w:firstLine="480"/>
+      </w:pPr>
+      <w:r>
+        <w:rPr>
+          <w:rFonts w:ascii="SimSun" w:cs="SimSun" w:eastAsia="SimSun" w:hAnsi="SimSun"/>
+          <w:sz w:val="24"/>
+          <w:szCs w:val="24"/>
+        </w:rPr>
+        <w:t xml:space="preserve">这道题就是考 rise 和 raise。A 项，raised his hand，举手，后面跟了宾语 his hand，用及物的 raise，正确。B 项，has risen，温度自己上升了，后面的 by five degrees 是介词短语作状语，没有宾语，用不及物的 rise，正确。C 项，太阳升起，太阳是自己升的，后面也没有宾语，应该用不及物的 rise，可它用了及物的 raises，错了。</w:t>
+      </w:r>
+    </w:p>
+    <w:p>
+      <w:pPr>
+        <w:spacing w:after="160" w:line="380"/>
+        <w:ind w:firstLine="480"/>
+      </w:pPr>
+      <w:r>
+        <w:rPr>
+          <w:rFonts w:ascii="SimSun" w:cs="SimSun" w:eastAsia="SimSun" w:hAnsi="SimSun"/>
+          <w:sz w:val="24"/>
+          <w:szCs w:val="24"/>
+        </w:rPr>
+        <w:t xml:space="preserve">第五题，接着看。</w:t>
       </w:r>
     </w:p>
     <w:p>
@@ -1777,7 +1848,7 @@
           <w:sz w:val="24"/>
           <w:szCs w:val="24"/>
         </w:rPr>
-        <w:t xml:space="preserve">随堂练习题3</w:t>
+        <w:t xml:space="preserve">随堂练习题5</w:t>
       </w:r>
     </w:p>
     <w:p>
@@ -1792,21 +1863,35 @@
           <w:sz w:val="24"/>
           <w:szCs w:val="24"/>
         </w:rPr>
-        <w:t xml:space="preserve">题目：判断下面句子属于哪种基本句型，并说明理由。The letter on the desk belongs to my elder sister.</w:t>
-      </w:r>
-    </w:p>
-    <w:p>
-      <w:pPr>
-        <w:spacing w:after="160" w:line="380"/>
-        <w:ind w:firstLine="480"/>
-      </w:pPr>
-      <w:r>
-        <w:rPr>
-          <w:rFonts w:ascii="SimSun" w:cs="SimSun" w:eastAsia="SimSun" w:hAnsi="SimSun"/>
-          <w:sz w:val="24"/>
-          <w:szCs w:val="24"/>
-        </w:rPr>
-        <w:t xml:space="preserve">师：先划修饰成分。on the desk 跟在名词 letter 后面，说的是哪封信，是定语，划掉。剩下 The letter belongs to my elder sister。belong 是不及物动词，属于，它后面不能直接跟宾语，必须先加介词 to。所以 to my elder sister 是介词短语，作状语，不是宾语。全部划完之后，骨架只剩主语 The letter 和谓语 belongs。</w:t>
+        <w:t xml:space="preserve">题目：After hearing the bad news, his face turned ____________ (pale) at once.</w:t>
+      </w:r>
+    </w:p>
+    <w:p>
+      <w:pPr>
+        <w:spacing w:after="160" w:line="380"/>
+        <w:ind w:firstLine="480"/>
+      </w:pPr>
+      <w:r>
+        <w:rPr>
+          <w:rFonts w:ascii="SimSun" w:cs="SimSun" w:eastAsia="SimSun" w:hAnsi="SimSun"/>
+          <w:sz w:val="24"/>
+          <w:szCs w:val="24"/>
+        </w:rPr>
+        <w:t xml:space="preserve">关键看 turned。turn 在这里不是转身，是变得，属于变化类系动词。系动词后面跟表语，表语说明主语的状态，用形容词。pale 本身就是形容词，苍白的，直接填。前面的 After hearing the bad news 是介词短语作状语，说明什么时候脸色变了；at once 也是状语。这两个都是修饰成分，跟填空无关。</w:t>
+      </w:r>
+    </w:p>
+    <w:p>
+      <w:pPr>
+        <w:spacing w:after="160" w:line="380"/>
+        <w:ind w:firstLine="480"/>
+      </w:pPr>
+      <w:r>
+        <w:rPr>
+          <w:rFonts w:ascii="SimSun" w:cs="SimSun" w:eastAsia="SimSun" w:hAnsi="SimSun"/>
+          <w:sz w:val="24"/>
+          <w:szCs w:val="24"/>
+        </w:rPr>
+        <w:t xml:space="preserve">最后一题了。</w:t>
       </w:r>
     </w:p>
     <w:p>
@@ -1821,7 +1906,7 @@
           <w:sz w:val="24"/>
           <w:szCs w:val="24"/>
         </w:rPr>
-        <w:t xml:space="preserve">答案：主谓句型</w:t>
+        <w:t xml:space="preserve">随堂练习题6</w:t>
       </w:r>
     </w:p>
     <w:p>
@@ -1836,241 +1921,6 @@
           <w:sz w:val="24"/>
           <w:szCs w:val="24"/>
         </w:rPr>
-        <w:t xml:space="preserve">解析：on the desk 为后置定语，belong 为不及物动词，须与介词 to 连用，to my elder sister 为介词短语作状语。划去修饰成分后仅剩主语与谓语，故为主谓句型。</w:t>
-      </w:r>
-    </w:p>
-    <w:p>
-      <w:pPr>
-        <w:spacing w:after="160" w:line="380"/>
-        <w:ind w:firstLine="480"/>
-      </w:pPr>
-      <w:r>
-        <w:rPr>
-          <w:rFonts w:ascii="SimSun" w:cs="SimSun" w:eastAsia="SimSun" w:hAnsi="SimSun"/>
-          <w:sz w:val="24"/>
-          <w:szCs w:val="24"/>
-        </w:rPr>
-        <w:t xml:space="preserve">第四题。</w:t>
-      </w:r>
-    </w:p>
-    <w:p>
-      <w:pPr>
-        <w:spacing w:after="160" w:line="380"/>
-      </w:pPr>
-      <w:r>
-        <w:rPr>
-          <w:rFonts w:ascii="SimSun" w:cs="SimSun" w:eastAsia="SimSun" w:hAnsi="SimSun"/>
-          <w:b/>
-          <w:bCs/>
-          <w:sz w:val="24"/>
-          <w:szCs w:val="24"/>
-        </w:rPr>
-        <w:t xml:space="preserve">随堂练习题4</w:t>
-      </w:r>
-    </w:p>
-    <w:p>
-      <w:pPr>
-        <w:spacing w:after="160" w:line="380"/>
-      </w:pPr>
-      <w:r>
-        <w:rPr>
-          <w:rFonts w:ascii="SimSun" w:cs="SimSun" w:eastAsia="SimSun" w:hAnsi="SimSun"/>
-          <w:b w:val="false"/>
-          <w:bCs w:val="false"/>
-          <w:sz w:val="24"/>
-          <w:szCs w:val="24"/>
-        </w:rPr>
-        <w:t xml:space="preserve">题目：下列各句中，用法错误的一项是（　　）</w:t>
-      </w:r>
-    </w:p>
-    <w:p>
-      <w:pPr>
-        <w:spacing w:after="160" w:line="380"/>
-      </w:pPr>
-      <w:r>
-        <w:rPr>
-          <w:rFonts w:ascii="SimSun" w:cs="SimSun" w:eastAsia="SimSun" w:hAnsi="SimSun"/>
-          <w:b w:val="false"/>
-          <w:bCs w:val="false"/>
-          <w:sz w:val="24"/>
-          <w:szCs w:val="24"/>
-        </w:rPr>
-        <w:t xml:space="preserve">A. He raised his hand to answer the question.　　B. The temperature has risen by five degrees.　　C. The sun raises in the east every morning.</w:t>
-      </w:r>
-    </w:p>
-    <w:p>
-      <w:pPr>
-        <w:spacing w:after="160" w:line="380"/>
-        <w:ind w:firstLine="480"/>
-      </w:pPr>
-      <w:r>
-        <w:rPr>
-          <w:rFonts w:ascii="SimSun" w:cs="SimSun" w:eastAsia="SimSun" w:hAnsi="SimSun"/>
-          <w:sz w:val="24"/>
-          <w:szCs w:val="24"/>
-        </w:rPr>
-        <w:t xml:space="preserve">师：这道题就是考 rise 和 raise。A 项，raised his hand，举手，后面跟了宾语 his hand，用及物的 raise，正确。B 项，has risen，温度自己上升了，后面的 by five degrees 是介词短语作状语，没有宾语，用不及物的 rise，正确。C 项，太阳升起，太阳是自己升的，后面也没有宾语，应该用不及物的 rise，可它用了及物的 raises，错了。</w:t>
-      </w:r>
-    </w:p>
-    <w:p>
-      <w:pPr>
-        <w:spacing w:after="160" w:line="380"/>
-      </w:pPr>
-      <w:r>
-        <w:rPr>
-          <w:rFonts w:ascii="SimSun" w:cs="SimSun" w:eastAsia="SimSun" w:hAnsi="SimSun"/>
-          <w:b/>
-          <w:bCs/>
-          <w:sz w:val="24"/>
-          <w:szCs w:val="24"/>
-        </w:rPr>
-        <w:t xml:space="preserve">答案：C（raises 应改为 rises）</w:t>
-      </w:r>
-    </w:p>
-    <w:p>
-      <w:pPr>
-        <w:spacing w:after="160" w:line="380"/>
-      </w:pPr>
-      <w:r>
-        <w:rPr>
-          <w:rFonts w:ascii="SimSun" w:cs="SimSun" w:eastAsia="SimSun" w:hAnsi="SimSun"/>
-          <w:b w:val="false"/>
-          <w:bCs w:val="false"/>
-          <w:sz w:val="24"/>
-          <w:szCs w:val="24"/>
-        </w:rPr>
-        <w:t xml:space="preserve">解析：rise 为不及物动词，表示“自己上升”；raise 为及物动词，须带宾语。C 项中 the sun 自行升起且其后无宾语，应用 rises。</w:t>
-      </w:r>
-    </w:p>
-    <w:p>
-      <w:pPr>
-        <w:spacing w:after="160" w:line="380"/>
-        <w:ind w:firstLine="480"/>
-      </w:pPr>
-      <w:r>
-        <w:rPr>
-          <w:rFonts w:ascii="SimSun" w:cs="SimSun" w:eastAsia="SimSun" w:hAnsi="SimSun"/>
-          <w:sz w:val="24"/>
-          <w:szCs w:val="24"/>
-        </w:rPr>
-        <w:t xml:space="preserve">第五题，接着看。</w:t>
-      </w:r>
-    </w:p>
-    <w:p>
-      <w:pPr>
-        <w:spacing w:after="160" w:line="380"/>
-      </w:pPr>
-      <w:r>
-        <w:rPr>
-          <w:rFonts w:ascii="SimSun" w:cs="SimSun" w:eastAsia="SimSun" w:hAnsi="SimSun"/>
-          <w:b/>
-          <w:bCs/>
-          <w:sz w:val="24"/>
-          <w:szCs w:val="24"/>
-        </w:rPr>
-        <w:t xml:space="preserve">随堂练习题5</w:t>
-      </w:r>
-    </w:p>
-    <w:p>
-      <w:pPr>
-        <w:spacing w:after="160" w:line="380"/>
-      </w:pPr>
-      <w:r>
-        <w:rPr>
-          <w:rFonts w:ascii="SimSun" w:cs="SimSun" w:eastAsia="SimSun" w:hAnsi="SimSun"/>
-          <w:b w:val="false"/>
-          <w:bCs w:val="false"/>
-          <w:sz w:val="24"/>
-          <w:szCs w:val="24"/>
-        </w:rPr>
-        <w:t xml:space="preserve">题目：After hearing the bad news, his face turned ____________ (pale) at once.</w:t>
-      </w:r>
-    </w:p>
-    <w:p>
-      <w:pPr>
-        <w:spacing w:after="160" w:line="380"/>
-        <w:ind w:firstLine="480"/>
-      </w:pPr>
-      <w:r>
-        <w:rPr>
-          <w:rFonts w:ascii="SimSun" w:cs="SimSun" w:eastAsia="SimSun" w:hAnsi="SimSun"/>
-          <w:sz w:val="24"/>
-          <w:szCs w:val="24"/>
-        </w:rPr>
-        <w:t xml:space="preserve">师：关键看 turned。turn 在这里不是转身，是变得，属于变化类系动词。系动词后面跟表语，表语说明主语的状态，用形容词。pale 本身就是形容词，苍白的，直接填。前面的 After hearing the bad news 是介词短语作状语，说明什么时候脸色变了；at once 也是状语。这两个都是修饰成分，跟填空无关。</w:t>
-      </w:r>
-    </w:p>
-    <w:p>
-      <w:pPr>
-        <w:spacing w:after="160" w:line="380"/>
-      </w:pPr>
-      <w:r>
-        <w:rPr>
-          <w:rFonts w:ascii="SimSun" w:cs="SimSun" w:eastAsia="SimSun" w:hAnsi="SimSun"/>
-          <w:b/>
-          <w:bCs/>
-          <w:sz w:val="24"/>
-          <w:szCs w:val="24"/>
-        </w:rPr>
-        <w:t xml:space="preserve">答案：pale</w:t>
-      </w:r>
-    </w:p>
-    <w:p>
-      <w:pPr>
-        <w:spacing w:after="160" w:line="380"/>
-      </w:pPr>
-      <w:r>
-        <w:rPr>
-          <w:rFonts w:ascii="SimSun" w:cs="SimSun" w:eastAsia="SimSun" w:hAnsi="SimSun"/>
-          <w:b w:val="false"/>
-          <w:bCs w:val="false"/>
-          <w:sz w:val="24"/>
-          <w:szCs w:val="24"/>
-        </w:rPr>
-        <w:t xml:space="preserve">解析：turn 作变化类系动词，其后接形容词作表语。pale 为形容词，无需变形。同类搭配还有 turn red、turn cold。</w:t>
-      </w:r>
-    </w:p>
-    <w:p>
-      <w:pPr>
-        <w:spacing w:after="160" w:line="380"/>
-        <w:ind w:firstLine="480"/>
-      </w:pPr>
-      <w:r>
-        <w:rPr>
-          <w:rFonts w:ascii="SimSun" w:cs="SimSun" w:eastAsia="SimSun" w:hAnsi="SimSun"/>
-          <w:sz w:val="24"/>
-          <w:szCs w:val="24"/>
-        </w:rPr>
-        <w:t xml:space="preserve">最后一题了。</w:t>
-      </w:r>
-    </w:p>
-    <w:p>
-      <w:pPr>
-        <w:spacing w:after="160" w:line="380"/>
-      </w:pPr>
-      <w:r>
-        <w:rPr>
-          <w:rFonts w:ascii="SimSun" w:cs="SimSun" w:eastAsia="SimSun" w:hAnsi="SimSun"/>
-          <w:b/>
-          <w:bCs/>
-          <w:sz w:val="24"/>
-          <w:szCs w:val="24"/>
-        </w:rPr>
-        <w:t xml:space="preserve">随堂练习题6</w:t>
-      </w:r>
-    </w:p>
-    <w:p>
-      <w:pPr>
-        <w:spacing w:after="160" w:line="380"/>
-      </w:pPr>
-      <w:r>
-        <w:rPr>
-          <w:rFonts w:ascii="SimSun" w:cs="SimSun" w:eastAsia="SimSun" w:hAnsi="SimSun"/>
-          <w:b w:val="false"/>
-          <w:bCs w:val="false"/>
-          <w:sz w:val="24"/>
-          <w:szCs w:val="24"/>
-        </w:rPr>
         <w:t xml:space="preserve">题目：单句改错，下面这句话有一处错误，请找出并改正。The accident was happened at the crossroads yesterday morning.</w:t>
       </w:r>
     </w:p>
@@ -2085,37 +1935,7 @@
           <w:sz w:val="24"/>
           <w:szCs w:val="24"/>
         </w:rPr>
-        <w:t xml:space="preserve">师：错在 was happened。happen 是不及物动词，后面不带宾语。被动语态的原理是把宾语提到主语位置上，一个动词连宾语都没有，就不可能构成被动。所以 happen 永远没有被动形式。这句话应该用主动的过去式 happened。</w:t>
-      </w:r>
-    </w:p>
-    <w:p>
-      <w:pPr>
-        <w:spacing w:after="160" w:line="380"/>
-      </w:pPr>
-      <w:r>
-        <w:rPr>
-          <w:rFonts w:ascii="SimSun" w:cs="SimSun" w:eastAsia="SimSun" w:hAnsi="SimSun"/>
-          <w:b/>
-          <w:bCs/>
-          <w:sz w:val="24"/>
-          <w:szCs w:val="24"/>
-        </w:rPr>
-        <w:t xml:space="preserve">答案：was happened 改成 happened</w:t>
-      </w:r>
-    </w:p>
-    <w:p>
-      <w:pPr>
-        <w:spacing w:after="160" w:line="380"/>
-      </w:pPr>
-      <w:r>
-        <w:rPr>
-          <w:rFonts w:ascii="SimSun" w:cs="SimSun" w:eastAsia="SimSun" w:hAnsi="SimSun"/>
-          <w:b w:val="false"/>
-          <w:bCs w:val="false"/>
-          <w:sz w:val="24"/>
-          <w:szCs w:val="24"/>
-        </w:rPr>
-        <w:t xml:space="preserve">解析：happen 为不及物动词，无宾语，故无被动语态。类似的还有 appear、disappear、occur、rise、belong，均不可用于被动结构。</w:t>
+        <w:t xml:space="preserve">错在 was happened。happen 是不及物动词，后面不带宾语。被动语态的原理是把宾语提到主语位置上，一个动词连宾语都没有，就不可能构成被动。所以 happen 永远没有被动形式。这句话应该用主动的过去式 happened。</w:t>
       </w:r>
     </w:p>
     <w:p>

--- a/docs/Level1/高中英语语法切片-Level1-第05课-五大基本句型上.docx
+++ b/docs/Level1/高中英语语法切片-Level1-第05课-五大基本句型上.docx
@@ -57,21 +57,49 @@
           <w:sz w:val="24"/>
           <w:szCs w:val="24"/>
         </w:rPr>
-        <w:t xml:space="preserve">今天开始，我们要把这些成分组装起来。因为英语句子看起来千变万化，但它的基本结构只有五种，我们叫它五大基本句型。你把这五种搞明白，再复杂的句子也是从这五种长出来的。</w:t>
-      </w:r>
-    </w:p>
-    <w:p>
-      <w:pPr>
-        <w:spacing w:after="160" w:line="380"/>
-        <w:ind w:firstLine="480"/>
-      </w:pPr>
-      <w:r>
-        <w:rPr>
-          <w:rFonts w:ascii="SimSun" w:cs="SimSun" w:eastAsia="SimSun" w:hAnsi="SimSun"/>
-          <w:sz w:val="24"/>
-          <w:szCs w:val="24"/>
-        </w:rPr>
-        <w:t xml:space="preserve">这五种句型，说到底就是在回答一个问题：谓语后面到底跟什么。谓语后面什么都不跟，是一种；跟一个宾语，是一种；跟一个表语，是一种；跟两个宾语，是一种；跟一个宾语加一个宾补，又是一种。就这五种，没有第六种。</w:t>
+        <w:t xml:space="preserve">今天开始，我们要把这些成分组装起来。因为英语句子看起来千变万化，但它的基本结构只有五种，我们叫它五大基本句型。</w:t>
+      </w:r>
+    </w:p>
+    <w:p>
+      <w:pPr>
+        <w:spacing w:after="160" w:line="380"/>
+        <w:ind w:firstLine="480"/>
+      </w:pPr>
+      <w:r>
+        <w:rPr>
+          <w:rFonts w:ascii="SimSun" w:cs="SimSun" w:eastAsia="SimSun" w:hAnsi="SimSun"/>
+          <w:sz w:val="24"/>
+          <w:szCs w:val="24"/>
+        </w:rPr>
+        <w:t xml:space="preserve">你把这五种搞明白，再复杂的句子也是从这五种长出来的。</w:t>
+      </w:r>
+    </w:p>
+    <w:p>
+      <w:pPr>
+        <w:spacing w:after="160" w:line="380"/>
+        <w:ind w:firstLine="480"/>
+      </w:pPr>
+      <w:r>
+        <w:rPr>
+          <w:rFonts w:ascii="SimSun" w:cs="SimSun" w:eastAsia="SimSun" w:hAnsi="SimSun"/>
+          <w:sz w:val="24"/>
+          <w:szCs w:val="24"/>
+        </w:rPr>
+        <w:t xml:space="preserve">这五种句型，说到底就是在回答一个问题：谓语后面到底跟什么。</w:t>
+      </w:r>
+    </w:p>
+    <w:p>
+      <w:pPr>
+        <w:spacing w:after="160" w:line="380"/>
+        <w:ind w:firstLine="480"/>
+      </w:pPr>
+      <w:r>
+        <w:rPr>
+          <w:rFonts w:ascii="SimSun" w:cs="SimSun" w:eastAsia="SimSun" w:hAnsi="SimSun"/>
+          <w:sz w:val="24"/>
+          <w:szCs w:val="24"/>
+        </w:rPr>
+        <w:t xml:space="preserve">谓语后面什么都不跟，是一种；跟一个宾语，是一种；跟一个表语，是一种；跟两个宾语，是一种；跟一个宾语加一个宾补，又是一种。就这五种，没有第六种。</w:t>
       </w:r>
     </w:p>
     <w:p>
@@ -285,7 +313,21 @@
           <w:sz w:val="24"/>
           <w:szCs w:val="24"/>
         </w:rPr>
-        <w:t xml:space="preserve">后面的 rather strange，strange 是形容词，说明主语的状态，就是表语。rather 是程度副词，修饰 strange，属于状语性质的修饰成分。最后那个 on the phone 说的是在电话里听起来怎么样，修饰的是动作，也是状语。</w:t>
+        <w:t xml:space="preserve">后面的 rather strange，strange 是形容词，说明主语的状态，就是表语。rather 是程度副词，修饰 strange，属于状语性质的修饰成分。</w:t>
+      </w:r>
+    </w:p>
+    <w:p>
+      <w:pPr>
+        <w:spacing w:after="160" w:line="380"/>
+        <w:ind w:firstLine="480"/>
+      </w:pPr>
+      <w:r>
+        <w:rPr>
+          <w:rFonts w:ascii="SimSun" w:cs="SimSun" w:eastAsia="SimSun" w:hAnsi="SimSun"/>
+          <w:sz w:val="24"/>
+          <w:szCs w:val="24"/>
+        </w:rPr>
+        <w:t xml:space="preserve">最后那个 on the phone 说的是在电话里听起来怎么样，修饰的是动作，也是状语。</w:t>
       </w:r>
     </w:p>
     <w:p>
@@ -385,7 +427,21 @@
           <w:sz w:val="24"/>
           <w:szCs w:val="24"/>
         </w:rPr>
-        <w:t xml:space="preserve">为什么不能用被动？因为 happen 是不及物动词。不及物动词后面不跟宾语，而被动语态的原理是把宾语提到主语位置上去。一个动词连宾语都没有，它就不可能有被动。</w:t>
+        <w:t xml:space="preserve">为什么不能用被动？因为 happen 是不及物动词。不及物动词后面不跟宾语，而被动语态的原理是把宾语提到主语位置上去。</w:t>
+      </w:r>
+    </w:p>
+    <w:p>
+      <w:pPr>
+        <w:spacing w:after="160" w:line="380"/>
+        <w:ind w:firstLine="480"/>
+      </w:pPr>
+      <w:r>
+        <w:rPr>
+          <w:rFonts w:ascii="SimSun" w:cs="SimSun" w:eastAsia="SimSun" w:hAnsi="SimSun"/>
+          <w:sz w:val="24"/>
+          <w:szCs w:val="24"/>
+        </w:rPr>
+        <w:t xml:space="preserve">一个动词连宾语都没有，它就不可能有被动。</w:t>
       </w:r>
     </w:p>
     <w:p>
@@ -826,7 +882,21 @@
           <w:sz w:val="24"/>
           <w:szCs w:val="24"/>
         </w:rPr>
-        <w:t xml:space="preserve">比如 The old man died peacefully in his sleep last night，那位老人昨晚在睡梦中安详地去世了。这句话长不长？挺长。但你把 peacefully、in his sleep、last night 全部划掉，剩下的还是 The old man died。为什么能划掉？因为它们都是状语，都是副词的活儿，都不是骨架。</w:t>
+        <w:t xml:space="preserve">比如 The old man died peacefully in his sleep last night，那位老人昨晚在睡梦中安详地去世了。这句话长不长？挺长。但你把 peacefully、in his sleep、last night 全部划掉，剩下的还是 The old man died。为什么能划掉？</w:t>
+      </w:r>
+    </w:p>
+    <w:p>
+      <w:pPr>
+        <w:spacing w:after="160" w:line="380"/>
+        <w:ind w:firstLine="480"/>
+      </w:pPr>
+      <w:r>
+        <w:rPr>
+          <w:rFonts w:ascii="SimSun" w:cs="SimSun" w:eastAsia="SimSun" w:hAnsi="SimSun"/>
+          <w:sz w:val="24"/>
+          <w:szCs w:val="24"/>
+        </w:rPr>
+        <w:t xml:space="preserve">因为它们都是状语，都是副词的活儿，都不是骨架。</w:t>
       </w:r>
     </w:p>
     <w:p>
@@ -882,7 +952,21 @@
           <w:sz w:val="24"/>
           <w:szCs w:val="24"/>
         </w:rPr>
-        <w:t xml:space="preserve">这几个词有一个共同的坑：它们没有被动语态。刚才课前测第三题就是这个坑。原因很简单，被动语态是把宾语提到前面来当主语，一个动词根本不带宾语，你拿什么提？所以 What happened、an accident occurred，全部只能用主动，写成 was happened 就是错的。</w:t>
+        <w:t xml:space="preserve">这几个词有一个共同的坑：它们没有被动语态。刚才课前测第三题就是这个坑。</w:t>
+      </w:r>
+    </w:p>
+    <w:p>
+      <w:pPr>
+        <w:spacing w:after="160" w:line="380"/>
+        <w:ind w:firstLine="480"/>
+      </w:pPr>
+      <w:r>
+        <w:rPr>
+          <w:rFonts w:ascii="SimSun" w:cs="SimSun" w:eastAsia="SimSun" w:hAnsi="SimSun"/>
+          <w:sz w:val="24"/>
+          <w:szCs w:val="24"/>
+        </w:rPr>
+        <w:t xml:space="preserve">原因很简单，被动语态是把宾语提到前面来当主语，一个动词根本不带宾语，你拿什么提？所以 What happened、an accident occurred，全部只能用主动，写成 was happened 就是错的。</w:t>
       </w:r>
     </w:p>
     <w:p>
@@ -980,21 +1064,49 @@
           <w:sz w:val="24"/>
           <w:szCs w:val="24"/>
         </w:rPr>
-        <w:t xml:space="preserve">先说 rise 和 raise 这一对。rise 是自己升起来，不及物，后面不跟东西，太阳升起就是 The sun rises。raise 是把某个东西举起来、提高，及物，后面必须跟东西，举手就是 raise your hand。它俩的变化也不一样，rise 是 rise、rose、risen，不规则；raise 是 raise、raised、raised，规则的。</w:t>
-      </w:r>
-    </w:p>
-    <w:p>
-      <w:pPr>
-        <w:spacing w:after="160" w:line="380"/>
-        <w:ind w:firstLine="480"/>
-      </w:pPr>
-      <w:r>
-        <w:rPr>
-          <w:rFonts w:ascii="SimSun" w:cs="SimSun" w:eastAsia="SimSun" w:hAnsi="SimSun"/>
-          <w:sz w:val="24"/>
-          <w:szCs w:val="24"/>
-        </w:rPr>
-        <w:t xml:space="preserve">再说 lie 和 lay，这一对最坑。lie 是躺、位于，不及物，变化是 lie、lay、lain。lay 是把东西放下，也可以是母鸡下蛋，及物，变化是 lay、laid、laid。坑在哪儿？你看 lie 的过去式，正好写成 lay，跟 lay 的原形一模一样。所以你在句子里碰见一个 lay，光盯着它是认不出来的，必须往后看有没有宾语。后面有东西，那就是 lay 放下；后面什么都没有，那就是 lie 的过去式，躺。</w:t>
+        <w:t xml:space="preserve">先说 rise 和 raise 这一对。rise 是自己升起来，不及物，后面不跟东西，太阳升起就是 The sun rises。raise 是把某个东西举起来、提高，及物，后面必须跟东西，举手就是 raise your hand。</w:t>
+      </w:r>
+    </w:p>
+    <w:p>
+      <w:pPr>
+        <w:spacing w:after="160" w:line="380"/>
+        <w:ind w:firstLine="480"/>
+      </w:pPr>
+      <w:r>
+        <w:rPr>
+          <w:rFonts w:ascii="SimSun" w:cs="SimSun" w:eastAsia="SimSun" w:hAnsi="SimSun"/>
+          <w:sz w:val="24"/>
+          <w:szCs w:val="24"/>
+        </w:rPr>
+        <w:t xml:space="preserve">它俩的变化也不一样，rise 是 rise、rose、risen，不规则；raise 是 raise、raised、raised，规则的。</w:t>
+      </w:r>
+    </w:p>
+    <w:p>
+      <w:pPr>
+        <w:spacing w:after="160" w:line="380"/>
+        <w:ind w:firstLine="480"/>
+      </w:pPr>
+      <w:r>
+        <w:rPr>
+          <w:rFonts w:ascii="SimSun" w:cs="SimSun" w:eastAsia="SimSun" w:hAnsi="SimSun"/>
+          <w:sz w:val="24"/>
+          <w:szCs w:val="24"/>
+        </w:rPr>
+        <w:t xml:space="preserve">再说 lie 和 lay，这一对最坑。lie 是躺、位于，不及物，变化是 lie、lay、lain。lay 是把东西放下，也可以是母鸡下蛋，及物，变化是 lay、laid、laid。坑在哪儿？你看 lie 的过去式，正好写成 lay，跟 lay 的原形一模一样。</w:t>
+      </w:r>
+    </w:p>
+    <w:p>
+      <w:pPr>
+        <w:spacing w:after="160" w:line="380"/>
+        <w:ind w:firstLine="480"/>
+      </w:pPr>
+      <w:r>
+        <w:rPr>
+          <w:rFonts w:ascii="SimSun" w:cs="SimSun" w:eastAsia="SimSun" w:hAnsi="SimSun"/>
+          <w:sz w:val="24"/>
+          <w:szCs w:val="24"/>
+        </w:rPr>
+        <w:t xml:space="preserve">所以你在句子里碰见一个 lay，光盯着它是认不出来的，必须往后看有没有宾语。后面有东西，那就是 lay 放下；后面什么都没有，那就是 lie 的过去式，躺。</w:t>
       </w:r>
     </w:p>
     <w:p>
@@ -1036,7 +1148,21 @@
           <w:sz w:val="24"/>
           <w:szCs w:val="24"/>
         </w:rPr>
-        <w:t xml:space="preserve">这三对怎么记？老师给你一个真管用的办法。你看及物的那三个，raise、lay、seat，是不是都带一个字母 a？再看不及物的那三个，rise、lie、sit，是不是一个 a 都没有？你就把这个 a 想成 another，带 a 的后面还要再带一个宾语，不带 a 的自己就完事了。</w:t>
+        <w:t xml:space="preserve">这三对怎么记？老师给你一个真管用的办法。你看及物的那三个，raise、lay、seat，是不是都带一个字母 a？再看不及物的那三个，rise、lie、sit，是不是一个 a 都没有？</w:t>
+      </w:r>
+    </w:p>
+    <w:p>
+      <w:pPr>
+        <w:spacing w:after="160" w:line="380"/>
+        <w:ind w:firstLine="480"/>
+      </w:pPr>
+      <w:r>
+        <w:rPr>
+          <w:rFonts w:ascii="SimSun" w:cs="SimSun" w:eastAsia="SimSun" w:hAnsi="SimSun"/>
+          <w:sz w:val="24"/>
+          <w:szCs w:val="24"/>
+        </w:rPr>
+        <w:t xml:space="preserve">你就把这个 a 想成 another，带 a 的后面还要再带一个宾语，不带 a 的自己就完事了。</w:t>
       </w:r>
     </w:p>
     <w:p>
@@ -1106,7 +1232,21 @@
           <w:sz w:val="24"/>
           <w:szCs w:val="24"/>
         </w:rPr>
-        <w:t xml:space="preserve">然后是感官类的五个：look 看起来、sound 听起来、taste 尝起来、smell 闻起来、feel 摸起来或者感觉起来。这五个是重灾区，高考特别爱考。比如 The cake tastes sweet，蛋糕尝起来是甜的。你注意这里，后面跟的是形容词 sweet，不是副词。很多同学写成 The cake tastes sweetly，就错了，因为 tastes 不是实义动词，它要的是表语，表语用形容词。</w:t>
+        <w:t xml:space="preserve">然后是感官类的五个：look 看起来、sound 听起来、taste 尝起来、smell 闻起来、feel 摸起来或者感觉起来。这五个是重灾区，高考特别爱考。比如 The cake tastes sweet，蛋糕尝起来是甜的。</w:t>
+      </w:r>
+    </w:p>
+    <w:p>
+      <w:pPr>
+        <w:spacing w:after="160" w:line="380"/>
+        <w:ind w:firstLine="480"/>
+      </w:pPr>
+      <w:r>
+        <w:rPr>
+          <w:rFonts w:ascii="SimSun" w:cs="SimSun" w:eastAsia="SimSun" w:hAnsi="SimSun"/>
+          <w:sz w:val="24"/>
+          <w:szCs w:val="24"/>
+        </w:rPr>
+        <w:t xml:space="preserve">你注意这里，后面跟的是形容词 sweet，不是副词。很多同学写成 The cake tastes sweetly，就错了，因为 tastes 不是实义动词，它要的是表语，表语用形容词。</w:t>
       </w:r>
     </w:p>
     <w:p>
@@ -1218,7 +1358,21 @@
           <w:sz w:val="24"/>
           <w:szCs w:val="24"/>
         </w:rPr>
-        <w:t xml:space="preserve">还有一个特别实用的小技巧：表语位置上如果是形容词，那百分之百是主系表，因为宾语不可能是形容词。你看到动词后面跟着一个光秃秃的形容词，直接判定这是主系表。</w:t>
+        <w:t xml:space="preserve">还有一个特别实用的小技巧：表语位置上如果是形容词，那百分之百是主系表，因为宾语不可能是形容词。</w:t>
+      </w:r>
+    </w:p>
+    <w:p>
+      <w:pPr>
+        <w:spacing w:after="160" w:line="380"/>
+        <w:ind w:firstLine="480"/>
+      </w:pPr>
+      <w:r>
+        <w:rPr>
+          <w:rFonts w:ascii="SimSun" w:cs="SimSun" w:eastAsia="SimSun" w:hAnsi="SimSun"/>
+          <w:sz w:val="24"/>
+          <w:szCs w:val="24"/>
+        </w:rPr>
+        <w:t xml:space="preserve">你看到动词后面跟着一个光秃秃的形容词，直接判定这是主系表。</w:t>
       </w:r>
     </w:p>
     <w:p>
@@ -1304,7 +1458,21 @@
           <w:sz w:val="24"/>
           <w:szCs w:val="24"/>
         </w:rPr>
-        <w:t xml:space="preserve">第一个考点在 lay。这里的 lay 是 lie 的过去式，躺。怎么确认？看它后面，on the sofa 是介词短语，说的是躺在哪儿，是状语，不是宾语。既然后面没有宾语，那这个词就是不及物的 lie，它的过去式正好写成 lay。这是那个最经典的坑。</w:t>
+        <w:t xml:space="preserve">第一个考点在 lay。这里的 lay 是 lie 的过去式，躺。怎么确认？看它后面，on the sofa 是介词短语，说的是躺在哪儿，是状语，不是宾语。</w:t>
+      </w:r>
+    </w:p>
+    <w:p>
+      <w:pPr>
+        <w:spacing w:after="160" w:line="380"/>
+        <w:ind w:firstLine="480"/>
+      </w:pPr>
+      <w:r>
+        <w:rPr>
+          <w:rFonts w:ascii="SimSun" w:cs="SimSun" w:eastAsia="SimSun" w:hAnsi="SimSun"/>
+          <w:sz w:val="24"/>
+          <w:szCs w:val="24"/>
+        </w:rPr>
+        <w:t xml:space="preserve">既然后面没有宾语，那这个词就是不及物的 lie，它的过去式正好写成 lay。这是那个最经典的坑。</w:t>
       </w:r>
     </w:p>
     <w:p>
@@ -1544,7 +1712,21 @@
           <w:sz w:val="24"/>
           <w:szCs w:val="24"/>
         </w:rPr>
-        <w:t xml:space="preserve">第五，主谓宾和主系表的区分，一看动词是系动词还是实义动词，二看后面那个东西跟主语是不是一回事。动词后面跟光秃秃的形容词，一定是主系表。</w:t>
+        <w:t xml:space="preserve">第五，主谓宾和主系表的区分，一看动词是系动词还是实义动词，二看后面那个东西跟主语是不是一回事。</w:t>
+      </w:r>
+    </w:p>
+    <w:p>
+      <w:pPr>
+        <w:spacing w:after="160" w:line="380"/>
+        <w:ind w:firstLine="480"/>
+      </w:pPr>
+      <w:r>
+        <w:rPr>
+          <w:rFonts w:ascii="SimSun" w:cs="SimSun" w:eastAsia="SimSun" w:hAnsi="SimSun"/>
+          <w:sz w:val="24"/>
+          <w:szCs w:val="24"/>
+        </w:rPr>
+        <w:t xml:space="preserve">动词后面跟光秃秃的形容词，一定是主系表。</w:t>
       </w:r>
     </w:p>
     <w:p>

--- a/docs/Level1/高中英语语法切片-Level1-第05课-五大基本句型上.docx
+++ b/docs/Level1/高中英语语法切片-Level1-第05课-五大基本句型上.docx
@@ -1134,119 +1134,175 @@
           <w:sz w:val="24"/>
           <w:szCs w:val="24"/>
         </w:rPr>
-        <w:t xml:space="preserve">题目：After the long trip, everyone in the group felt ____________ (exhaust).</w:t>
-      </w:r>
-    </w:p>
-    <w:p>
-      <w:pPr>
-        <w:spacing w:after="160" w:line="380"/>
-        <w:ind w:firstLine="480"/>
-      </w:pPr>
-      <w:r>
-        <w:rPr>
-          <w:rFonts w:ascii="SimSun" w:cs="SimSun" w:eastAsia="SimSun" w:hAnsi="SimSun"/>
-          <w:sz w:val="24"/>
-          <w:szCs w:val="24"/>
-        </w:rPr>
-        <w:t xml:space="preserve">最后一道，你先写。</w:t>
-      </w:r>
-    </w:p>
-    <w:p>
-      <w:pPr>
-        <w:spacing w:after="160" w:line="380"/>
-        <w:ind w:firstLine="480"/>
-      </w:pPr>
-      <w:r>
-        <w:rPr>
-          <w:rFonts w:ascii="SimSun" w:cs="SimSun" w:eastAsia="SimSun" w:hAnsi="SimSun"/>
-          <w:sz w:val="24"/>
-          <w:szCs w:val="24"/>
-        </w:rPr>
-        <w:t xml:space="preserve">写好了吗？空在 felt 后面。</w:t>
-      </w:r>
-    </w:p>
-    <w:p>
-      <w:pPr>
-        <w:spacing w:after="160" w:line="380"/>
-        <w:ind w:firstLine="480"/>
-      </w:pPr>
-      <w:r>
-        <w:rPr>
-          <w:rFonts w:ascii="SimSun" w:cs="SimSun" w:eastAsia="SimSun" w:hAnsi="SimSun"/>
-          <w:sz w:val="24"/>
-          <w:szCs w:val="24"/>
-        </w:rPr>
-        <w:t xml:space="preserve">felt 是 feel 的过去式。feel 在这儿不是用手摸，是感觉，它是感官系动词。</w:t>
-      </w:r>
-    </w:p>
-    <w:p>
-      <w:pPr>
-        <w:spacing w:after="160" w:line="380"/>
-        <w:ind w:firstLine="480"/>
-      </w:pPr>
-      <w:r>
-        <w:rPr>
-          <w:rFonts w:ascii="SimSun" w:cs="SimSun" w:eastAsia="SimSun" w:hAnsi="SimSun"/>
-          <w:sz w:val="24"/>
-          <w:szCs w:val="24"/>
-        </w:rPr>
-        <w:t xml:space="preserve">还是那招，你换个 was 试试——everyone was exhausted。结构完整，意思没变，确认是系动词。</w:t>
-      </w:r>
-    </w:p>
-    <w:p>
-      <w:pPr>
-        <w:spacing w:after="160" w:line="380"/>
-        <w:ind w:firstLine="480"/>
-      </w:pPr>
-      <w:r>
-        <w:rPr>
-          <w:rFonts w:ascii="SimSun" w:cs="SimSun" w:eastAsia="SimSun" w:hAnsi="SimSun"/>
-          <w:sz w:val="24"/>
-          <w:szCs w:val="24"/>
-        </w:rPr>
-        <w:t xml:space="preserve">系动词后面跟表语，表语说明主语的状态，用形容词。</w:t>
-      </w:r>
-    </w:p>
-    <w:p>
-      <w:pPr>
-        <w:spacing w:after="160" w:line="380"/>
-        <w:ind w:firstLine="480"/>
-      </w:pPr>
-      <w:r>
-        <w:rPr>
-          <w:rFonts w:ascii="SimSun" w:cs="SimSun" w:eastAsia="SimSun" w:hAnsi="SimSun"/>
-          <w:sz w:val="24"/>
-          <w:szCs w:val="24"/>
-        </w:rPr>
-        <w:t xml:space="preserve">exhaust 是动词，使精疲力尽，要变形容词。</w:t>
-      </w:r>
-    </w:p>
-    <w:p>
-      <w:pPr>
-        <w:spacing w:after="160" w:line="380"/>
-        <w:ind w:firstLine="480"/>
-      </w:pPr>
-      <w:r>
-        <w:rPr>
-          <w:rFonts w:ascii="SimSun" w:cs="SimSun" w:eastAsia="SimSun" w:hAnsi="SimSun"/>
-          <w:sz w:val="24"/>
-          <w:szCs w:val="24"/>
-        </w:rPr>
-        <w:t xml:space="preserve">变 ing 还是变 ed？主语是 everyone，是人，说的是人自己感到精疲力尽，所以用 ed。</w:t>
-      </w:r>
-    </w:p>
-    <w:p>
-      <w:pPr>
-        <w:spacing w:after="160" w:line="380"/>
-        <w:ind w:firstLine="480"/>
-      </w:pPr>
-      <w:r>
-        <w:rPr>
-          <w:rFonts w:ascii="SimSun" w:cs="SimSun" w:eastAsia="SimSun" w:hAnsi="SimSun"/>
-          <w:sz w:val="24"/>
-          <w:szCs w:val="24"/>
-        </w:rPr>
-        <w:t xml:space="preserve">所以这儿填 exhausted。</w:t>
+        <w:t xml:space="preserve">题目：下面这句话有一处错误，请找出并说明原因。The little girl received happily from her father yesterday.</w:t>
+      </w:r>
+    </w:p>
+    <w:p>
+      <w:pPr>
+        <w:spacing w:after="160" w:line="380"/>
+        <w:ind w:firstLine="480"/>
+      </w:pPr>
+      <w:r>
+        <w:rPr>
+          <w:rFonts w:ascii="SimSun" w:cs="SimSun" w:eastAsia="SimSun" w:hAnsi="SimSun"/>
+          <w:sz w:val="24"/>
+          <w:szCs w:val="24"/>
+        </w:rPr>
+        <w:t xml:space="preserve">最后一道，你先自己找，把错的地方圈出来。</w:t>
+      </w:r>
+    </w:p>
+    <w:p>
+      <w:pPr>
+        <w:spacing w:after="160" w:line="380"/>
+        <w:ind w:firstLine="480"/>
+      </w:pPr>
+      <w:r>
+        <w:rPr>
+          <w:rFonts w:ascii="SimSun" w:cs="SimSun" w:eastAsia="SimSun" w:hAnsi="SimSun"/>
+          <w:sz w:val="24"/>
+          <w:szCs w:val="24"/>
+        </w:rPr>
+        <w:t xml:space="preserve">圈好了吗？这句话读着好像没毛病，其实缺了个东西。</w:t>
+      </w:r>
+    </w:p>
+    <w:p>
+      <w:pPr>
+        <w:spacing w:after="160" w:line="380"/>
+        <w:ind w:firstLine="480"/>
+      </w:pPr>
+      <w:r>
+        <w:rPr>
+          <w:rFonts w:ascii="SimSun" w:cs="SimSun" w:eastAsia="SimSun" w:hAnsi="SimSun"/>
+          <w:sz w:val="24"/>
+          <w:szCs w:val="24"/>
+        </w:rPr>
+        <w:t xml:space="preserve">我们按流程走。谓语是 received，receive 的过去式，带着一般过去时。</w:t>
+      </w:r>
+    </w:p>
+    <w:p>
+      <w:pPr>
+        <w:spacing w:after="160" w:line="380"/>
+        <w:ind w:firstLine="480"/>
+      </w:pPr>
+      <w:r>
+        <w:rPr>
+          <w:rFonts w:ascii="SimSun" w:cs="SimSun" w:eastAsia="SimSun" w:hAnsi="SimSun"/>
+          <w:sz w:val="24"/>
+          <w:szCs w:val="24"/>
+        </w:rPr>
+        <w:t xml:space="preserve">receive 是什么意思？收到。</w:t>
+      </w:r>
+    </w:p>
+    <w:p>
+      <w:pPr>
+        <w:spacing w:after="160" w:line="380"/>
+        <w:ind w:firstLine="480"/>
+      </w:pPr>
+      <w:r>
+        <w:rPr>
+          <w:rFonts w:ascii="SimSun" w:cs="SimSun" w:eastAsia="SimSun" w:hAnsi="SimSun"/>
+          <w:sz w:val="24"/>
+          <w:szCs w:val="24"/>
+        </w:rPr>
+        <w:t xml:space="preserve">那我问你，收到——收到什么？</w:t>
+      </w:r>
+    </w:p>
+    <w:p>
+      <w:pPr>
+        <w:spacing w:after="160" w:line="380"/>
+        <w:ind w:firstLine="480"/>
+      </w:pPr>
+      <w:r>
+        <w:rPr>
+          <w:rFonts w:ascii="SimSun" w:cs="SimSun" w:eastAsia="SimSun" w:hAnsi="SimSun"/>
+          <w:sz w:val="24"/>
+          <w:szCs w:val="24"/>
+        </w:rPr>
+        <w:t xml:space="preserve">这句话从头到尾没告诉你。</w:t>
+      </w:r>
+    </w:p>
+    <w:p>
+      <w:pPr>
+        <w:spacing w:after="160" w:line="380"/>
+        <w:ind w:firstLine="480"/>
+      </w:pPr>
+      <w:r>
+        <w:rPr>
+          <w:rFonts w:ascii="SimSun" w:cs="SimSun" w:eastAsia="SimSun" w:hAnsi="SimSun"/>
+          <w:sz w:val="24"/>
+          <w:szCs w:val="24"/>
+        </w:rPr>
+        <w:t xml:space="preserve">happily 是副词，说的是怎么收到的；from her father 是介词短语，说的是从谁那儿收到的。</w:t>
+      </w:r>
+    </w:p>
+    <w:p>
+      <w:pPr>
+        <w:spacing w:after="160" w:line="380"/>
+        <w:ind w:firstLine="480"/>
+      </w:pPr>
+      <w:r>
+        <w:rPr>
+          <w:rFonts w:ascii="SimSun" w:cs="SimSun" w:eastAsia="SimSun" w:hAnsi="SimSun"/>
+          <w:sz w:val="24"/>
+          <w:szCs w:val="24"/>
+        </w:rPr>
+        <w:t xml:space="preserve">这两个都是状语，都不是被收到的那个东西。</w:t>
+      </w:r>
+    </w:p>
+    <w:p>
+      <w:pPr>
+        <w:spacing w:after="160" w:line="380"/>
+        <w:ind w:firstLine="480"/>
+      </w:pPr>
+      <w:r>
+        <w:rPr>
+          <w:rFonts w:ascii="SimSun" w:cs="SimSun" w:eastAsia="SimSun" w:hAnsi="SimSun"/>
+          <w:sz w:val="24"/>
+          <w:szCs w:val="24"/>
+        </w:rPr>
+        <w:t xml:space="preserve">receive 是及物动词，它后面必须跟宾语，不跟话就不完整。</w:t>
+      </w:r>
+    </w:p>
+    <w:p>
+      <w:pPr>
+        <w:spacing w:after="160" w:line="380"/>
+        <w:ind w:firstLine="480"/>
+      </w:pPr>
+      <w:r>
+        <w:rPr>
+          <w:rFonts w:ascii="SimSun" w:cs="SimSun" w:eastAsia="SimSun" w:hAnsi="SimSun"/>
+          <w:sz w:val="24"/>
+          <w:szCs w:val="24"/>
+        </w:rPr>
+        <w:t xml:space="preserve">所以这句话缺的是宾语。</w:t>
+      </w:r>
+    </w:p>
+    <w:p>
+      <w:pPr>
+        <w:spacing w:after="160" w:line="380"/>
+        <w:ind w:firstLine="480"/>
+      </w:pPr>
+      <w:r>
+        <w:rPr>
+          <w:rFonts w:ascii="SimSun" w:cs="SimSun" w:eastAsia="SimSun" w:hAnsi="SimSun"/>
+          <w:sz w:val="24"/>
+          <w:szCs w:val="24"/>
+        </w:rPr>
+        <w:t xml:space="preserve">你可以补一个，比如 received a birthday present happily from her father。</w:t>
+      </w:r>
+    </w:p>
+    <w:p>
+      <w:pPr>
+        <w:spacing w:after="160" w:line="380"/>
+        <w:ind w:firstLine="480"/>
+      </w:pPr>
+      <w:r>
+        <w:rPr>
+          <w:rFonts w:ascii="SimSun" w:cs="SimSun" w:eastAsia="SimSun" w:hAnsi="SimSun"/>
+          <w:sz w:val="24"/>
+          <w:szCs w:val="24"/>
+        </w:rPr>
+        <w:t xml:space="preserve">补上宾语之后，这句话就是标准的主谓宾句型了。</w:t>
       </w:r>
     </w:p>
     <w:p>
@@ -3440,7 +3496,7 @@
           <w:sz w:val="24"/>
           <w:szCs w:val="24"/>
         </w:rPr>
-        <w:t xml:space="preserve">题目：判断下面句子属于哪种基本句型，并说明理由。The letter on the desk belongs to my elder sister.</w:t>
+        <w:t xml:space="preserve">题目：判断下面句子属于哪种基本句型，并说明理由。The whole class discussed the difficult problem for half an hour.</w:t>
       </w:r>
     </w:p>
     <w:p>
@@ -3482,77 +3538,119 @@
           <w:sz w:val="24"/>
           <w:szCs w:val="24"/>
         </w:rPr>
-        <w:t xml:space="preserve">on the desk 跟在名词 letter 后面，说的是哪封信，是定语，你划掉。</w:t>
-      </w:r>
-    </w:p>
-    <w:p>
-      <w:pPr>
-        <w:spacing w:after="160" w:line="380"/>
-        <w:ind w:firstLine="480"/>
-      </w:pPr>
-      <w:r>
-        <w:rPr>
-          <w:rFonts w:ascii="SimSun" w:cs="SimSun" w:eastAsia="SimSun" w:hAnsi="SimSun"/>
-          <w:sz w:val="24"/>
-          <w:szCs w:val="24"/>
-        </w:rPr>
-        <w:t xml:space="preserve">剩下 The letter belongs to my elder sister。</w:t>
-      </w:r>
-    </w:p>
-    <w:p>
-      <w:pPr>
-        <w:spacing w:after="160" w:line="380"/>
-        <w:ind w:firstLine="480"/>
-      </w:pPr>
-      <w:r>
-        <w:rPr>
-          <w:rFonts w:ascii="SimSun" w:cs="SimSun" w:eastAsia="SimSun" w:hAnsi="SimSun"/>
-          <w:sz w:val="24"/>
-          <w:szCs w:val="24"/>
-        </w:rPr>
-        <w:t xml:space="preserve">belong 是不及物动词，属于，它后面不能直接跟宾语，必须先加介词 to。</w:t>
-      </w:r>
-    </w:p>
-    <w:p>
-      <w:pPr>
-        <w:spacing w:after="160" w:line="380"/>
-        <w:ind w:firstLine="480"/>
-      </w:pPr>
-      <w:r>
-        <w:rPr>
-          <w:rFonts w:ascii="SimSun" w:cs="SimSun" w:eastAsia="SimSun" w:hAnsi="SimSun"/>
-          <w:sz w:val="24"/>
-          <w:szCs w:val="24"/>
-        </w:rPr>
-        <w:t xml:space="preserve">所以 to my elder sister 是介词短语，作状语，不是宾语。</w:t>
-      </w:r>
-    </w:p>
-    <w:p>
-      <w:pPr>
-        <w:spacing w:after="160" w:line="380"/>
-        <w:ind w:firstLine="480"/>
-      </w:pPr>
-      <w:r>
-        <w:rPr>
-          <w:rFonts w:ascii="SimSun" w:cs="SimSun" w:eastAsia="SimSun" w:hAnsi="SimSun"/>
-          <w:sz w:val="24"/>
-          <w:szCs w:val="24"/>
-        </w:rPr>
-        <w:t xml:space="preserve">全部划完之后，骨架只剩主语 The letter 和谓语 belongs。</w:t>
-      </w:r>
-    </w:p>
-    <w:p>
-      <w:pPr>
-        <w:spacing w:after="160" w:line="380"/>
-        <w:ind w:firstLine="480"/>
-      </w:pPr>
-      <w:r>
-        <w:rPr>
-          <w:rFonts w:ascii="SimSun" w:cs="SimSun" w:eastAsia="SimSun" w:hAnsi="SimSun"/>
-          <w:sz w:val="24"/>
-          <w:szCs w:val="24"/>
-        </w:rPr>
-        <w:t xml:space="preserve">所以这道题是主谓句型。</w:t>
+        <w:t xml:space="preserve">for half an hour 说的是讨论了多久，修饰的是动作，是状语，你划掉。</w:t>
+      </w:r>
+    </w:p>
+    <w:p>
+      <w:pPr>
+        <w:spacing w:after="160" w:line="380"/>
+        <w:ind w:firstLine="480"/>
+      </w:pPr>
+      <w:r>
+        <w:rPr>
+          <w:rFonts w:ascii="SimSun" w:cs="SimSun" w:eastAsia="SimSun" w:hAnsi="SimSun"/>
+          <w:sz w:val="24"/>
+          <w:szCs w:val="24"/>
+        </w:rPr>
+        <w:t xml:space="preserve">difficult 是形容词修饰 problem，是定语，也划掉。</w:t>
+      </w:r>
+    </w:p>
+    <w:p>
+      <w:pPr>
+        <w:spacing w:after="160" w:line="380"/>
+        <w:ind w:firstLine="480"/>
+      </w:pPr>
+      <w:r>
+        <w:rPr>
+          <w:rFonts w:ascii="SimSun" w:cs="SimSun" w:eastAsia="SimSun" w:hAnsi="SimSun"/>
+          <w:sz w:val="24"/>
+          <w:szCs w:val="24"/>
+        </w:rPr>
+        <w:t xml:space="preserve">剩下 The whole class discussed the problem。</w:t>
+      </w:r>
+    </w:p>
+    <w:p>
+      <w:pPr>
+        <w:spacing w:after="160" w:line="380"/>
+        <w:ind w:firstLine="480"/>
+      </w:pPr>
+      <w:r>
+        <w:rPr>
+          <w:rFonts w:ascii="SimSun" w:cs="SimSun" w:eastAsia="SimSun" w:hAnsi="SimSun"/>
+          <w:sz w:val="24"/>
+          <w:szCs w:val="24"/>
+        </w:rPr>
+        <w:t xml:space="preserve">谓语是 discussed，discuss 的过去式，带着一般过去时。</w:t>
+      </w:r>
+    </w:p>
+    <w:p>
+      <w:pPr>
+        <w:spacing w:after="160" w:line="380"/>
+        <w:ind w:firstLine="480"/>
+      </w:pPr>
+      <w:r>
+        <w:rPr>
+          <w:rFonts w:ascii="SimSun" w:cs="SimSun" w:eastAsia="SimSun" w:hAnsi="SimSun"/>
+          <w:sz w:val="24"/>
+          <w:szCs w:val="24"/>
+        </w:rPr>
+        <w:t xml:space="preserve">那 discuss 是及物动词还是不及物？</w:t>
+      </w:r>
+    </w:p>
+    <w:p>
+      <w:pPr>
+        <w:spacing w:after="160" w:line="380"/>
+        <w:ind w:firstLine="480"/>
+      </w:pPr>
+      <w:r>
+        <w:rPr>
+          <w:rFonts w:ascii="SimSun" w:cs="SimSun" w:eastAsia="SimSun" w:hAnsi="SimSun"/>
+          <w:sz w:val="24"/>
+          <w:szCs w:val="24"/>
+        </w:rPr>
+        <w:t xml:space="preserve">你用中文试一下：我讨论了——别人肯定追问：讨论什么了？</w:t>
+      </w:r>
+    </w:p>
+    <w:p>
+      <w:pPr>
+        <w:spacing w:after="160" w:line="380"/>
+        <w:ind w:firstLine="480"/>
+      </w:pPr>
+      <w:r>
+        <w:rPr>
+          <w:rFonts w:ascii="SimSun" w:cs="SimSun" w:eastAsia="SimSun" w:hAnsi="SimSun"/>
+          <w:sz w:val="24"/>
+          <w:szCs w:val="24"/>
+        </w:rPr>
+        <w:t xml:space="preserve">所以它是及物动词，后面必须跟宾语。the problem 就是被讨论的那个东西，是宾语。</w:t>
+      </w:r>
+    </w:p>
+    <w:p>
+      <w:pPr>
+        <w:spacing w:after="160" w:line="380"/>
+        <w:ind w:firstLine="480"/>
+      </w:pPr>
+      <w:r>
+        <w:rPr>
+          <w:rFonts w:ascii="SimSun" w:cs="SimSun" w:eastAsia="SimSun" w:hAnsi="SimSun"/>
+          <w:sz w:val="24"/>
+          <w:szCs w:val="24"/>
+        </w:rPr>
+        <w:t xml:space="preserve">谓语后面剩一样，而且 discuss 是实义动词不是系动词，那就是主谓宾。</w:t>
+      </w:r>
+    </w:p>
+    <w:p>
+      <w:pPr>
+        <w:spacing w:after="160" w:line="380"/>
+        <w:ind w:firstLine="480"/>
+      </w:pPr>
+      <w:r>
+        <w:rPr>
+          <w:rFonts w:ascii="SimSun" w:cs="SimSun" w:eastAsia="SimSun" w:hAnsi="SimSun"/>
+          <w:sz w:val="24"/>
+          <w:szCs w:val="24"/>
+        </w:rPr>
+        <w:t xml:space="preserve">所以这道题是主谓宾句型。</w:t>
       </w:r>
     </w:p>
     <w:p>

--- a/docs/Level1/高中英语语法切片-Level1-第05课-五大基本句型上.docx
+++ b/docs/Level1/高中英语语法切片-Level1-第05课-五大基本句型上.docx
@@ -43,7 +43,21 @@
           <w:sz w:val="24"/>
           <w:szCs w:val="24"/>
         </w:rPr>
-        <w:t xml:space="preserve">同学们好，欢迎回到高中英语语法切片课堂。</w:t>
+        <w:t xml:space="preserve">同学们好，欢迎回到语法切片课堂。</w:t>
+      </w:r>
+    </w:p>
+    <w:p>
+      <w:pPr>
+        <w:spacing w:after="160" w:line="380"/>
+        <w:ind w:firstLine="480"/>
+      </w:pPr>
+      <w:r>
+        <w:rPr>
+          <w:rFonts w:ascii="SimSun" w:cs="SimSun" w:eastAsia="SimSun" w:hAnsi="SimSun"/>
+          <w:sz w:val="24"/>
+          <w:szCs w:val="24"/>
+        </w:rPr>
+        <w:t xml:space="preserve">今天这节课挺关键，你打起精神。</w:t>
       </w:r>
     </w:p>
     <w:p>
@@ -183,7 +197,21 @@
           <w:sz w:val="24"/>
           <w:szCs w:val="24"/>
         </w:rPr>
-        <w:t xml:space="preserve">老规矩，先来六道课前测。每道题读完你先暂停，写在纸上，写完再听我讲。</w:t>
+        <w:t xml:space="preserve">先摸底，六道题。</w:t>
+      </w:r>
+    </w:p>
+    <w:p>
+      <w:pPr>
+        <w:spacing w:after="160" w:line="380"/>
+        <w:ind w:firstLine="480"/>
+      </w:pPr>
+      <w:r>
+        <w:rPr>
+          <w:rFonts w:ascii="SimSun" w:cs="SimSun" w:eastAsia="SimSun" w:hAnsi="SimSun"/>
+          <w:sz w:val="24"/>
+          <w:szCs w:val="24"/>
+        </w:rPr>
+        <w:t xml:space="preserve">读完停一下，写在纸上，写完再听我讲。</w:t>
       </w:r>
     </w:p>
     <w:p>
@@ -381,7 +409,7 @@
           <w:sz w:val="24"/>
           <w:szCs w:val="24"/>
         </w:rPr>
-        <w:t xml:space="preserve">好，第一题就到这儿。接下来第二题。</w:t>
+        <w:t xml:space="preserve">第一题完了，第二题。</w:t>
       </w:r>
     </w:p>
     <w:p>
@@ -425,7 +453,7 @@
           <w:sz w:val="24"/>
           <w:szCs w:val="24"/>
         </w:rPr>
-        <w:t xml:space="preserve">先自己写一个，写好了我们再对。</w:t>
+        <w:t xml:space="preserve">先自己动笔，写完对答案。</w:t>
       </w:r>
     </w:p>
     <w:p>
@@ -623,7 +651,7 @@
           <w:sz w:val="24"/>
           <w:szCs w:val="24"/>
         </w:rPr>
-        <w:t xml:space="preserve">这道题你先写，我不催你。</w:t>
+        <w:t xml:space="preserve">这道你先写，不急。</w:t>
       </w:r>
     </w:p>
     <w:p>
@@ -763,7 +791,7 @@
           <w:sz w:val="24"/>
           <w:szCs w:val="24"/>
         </w:rPr>
-        <w:t xml:space="preserve">第四题。这道题稍微绕一点，你仔细看。</w:t>
+        <w:t xml:space="preserve">第四题，仔细点看。</w:t>
       </w:r>
     </w:p>
     <w:p>
@@ -822,7 +850,7 @@
           <w:sz w:val="24"/>
           <w:szCs w:val="24"/>
         </w:rPr>
-        <w:t xml:space="preserve">这是道选择题，你先圈一个。</w:t>
+        <w:t xml:space="preserve">选择题，先把答案定下来。</w:t>
       </w:r>
     </w:p>
     <w:p>
@@ -992,7 +1020,7 @@
           <w:sz w:val="24"/>
           <w:szCs w:val="24"/>
         </w:rPr>
-        <w:t xml:space="preserve">先自己写一个，写好了我们再对。</w:t>
+        <w:t xml:space="preserve">先自己动笔，写完对答案。</w:t>
       </w:r>
     </w:p>
     <w:p>
@@ -1104,7 +1132,7 @@
           <w:sz w:val="24"/>
           <w:szCs w:val="24"/>
         </w:rPr>
-        <w:t xml:space="preserve">最后一道，第六题。做完这道我们就正式开讲。</w:t>
+        <w:t xml:space="preserve">第六题，做完就开讲。</w:t>
       </w:r>
     </w:p>
     <w:p>
@@ -2662,7 +2690,7 @@
           <w:sz w:val="24"/>
           <w:szCs w:val="24"/>
         </w:rPr>
-        <w:t xml:space="preserve">先自己想十秒，写完再往下听。</w:t>
+        <w:t xml:space="preserve">十秒钟想清楚，再往下听。</w:t>
       </w:r>
     </w:p>
     <w:p>
@@ -2816,7 +2844,7 @@
           <w:sz w:val="24"/>
           <w:szCs w:val="24"/>
         </w:rPr>
-        <w:t xml:space="preserve">好，接下来第二道例题。这道题我不提示了。</w:t>
+        <w:t xml:space="preserve">第二道例题，你自己来。</w:t>
       </w:r>
     </w:p>
     <w:p>
@@ -2972,7 +3000,21 @@
           <w:sz w:val="24"/>
           <w:szCs w:val="24"/>
         </w:rPr>
-        <w:t xml:space="preserve">两道例题做完了。今天的内容我给你捋一遍，抓住五句话就够了。</w:t>
+        <w:t xml:space="preserve">两道例题做完了。</w:t>
+      </w:r>
+    </w:p>
+    <w:p>
+      <w:pPr>
+        <w:spacing w:after="160" w:line="380"/>
+        <w:ind w:firstLine="480"/>
+      </w:pPr>
+      <w:r>
+        <w:rPr>
+          <w:rFonts w:ascii="SimSun" w:cs="SimSun" w:eastAsia="SimSun" w:hAnsi="SimSun"/>
+          <w:sz w:val="24"/>
+          <w:szCs w:val="24"/>
+        </w:rPr>
+        <w:t xml:space="preserve">我把今天的东西拧成五句话，你抓住这五句就行。</w:t>
       </w:r>
     </w:p>
     <w:p>
@@ -3126,21 +3168,35 @@
           <w:sz w:val="24"/>
           <w:szCs w:val="24"/>
         </w:rPr>
-        <w:t xml:space="preserve">道理都讲完了，接下来就该你上手了。</w:t>
-      </w:r>
-    </w:p>
-    <w:p>
-      <w:pPr>
-        <w:spacing w:after="160" w:line="380"/>
-        <w:ind w:firstLine="480"/>
-      </w:pPr>
-      <w:r>
-        <w:rPr>
-          <w:rFonts w:ascii="SimSun" w:cs="SimSun" w:eastAsia="SimSun" w:hAnsi="SimSun"/>
-          <w:sz w:val="24"/>
-          <w:szCs w:val="24"/>
-        </w:rPr>
-        <w:t xml:space="preserve">下面是六道随堂练习题。还是那句话，每道先自己做，做完再听我讲。</w:t>
+        <w:t xml:space="preserve">讲的部分到此为止。</w:t>
+      </w:r>
+    </w:p>
+    <w:p>
+      <w:pPr>
+        <w:spacing w:after="160" w:line="380"/>
+        <w:ind w:firstLine="480"/>
+      </w:pPr>
+      <w:r>
+        <w:rPr>
+          <w:rFonts w:ascii="SimSun" w:cs="SimSun" w:eastAsia="SimSun" w:hAnsi="SimSun"/>
+          <w:sz w:val="24"/>
+          <w:szCs w:val="24"/>
+        </w:rPr>
+        <w:t xml:space="preserve">下面该你练了。</w:t>
+      </w:r>
+    </w:p>
+    <w:p>
+      <w:pPr>
+        <w:spacing w:after="160" w:line="380"/>
+        <w:ind w:firstLine="480"/>
+      </w:pPr>
+      <w:r>
+        <w:rPr>
+          <w:rFonts w:ascii="SimSun" w:cs="SimSun" w:eastAsia="SimSun" w:hAnsi="SimSun"/>
+          <w:sz w:val="24"/>
+          <w:szCs w:val="24"/>
+        </w:rPr>
+        <w:t xml:space="preserve">下面六道随堂练习。先自己做，做完听我讲。</w:t>
       </w:r>
     </w:p>
     <w:p>
@@ -3198,7 +3254,7 @@
           <w:sz w:val="24"/>
           <w:szCs w:val="24"/>
         </w:rPr>
-        <w:t xml:space="preserve">这道题你先写，写完再听。</w:t>
+        <w:t xml:space="preserve">这道先写，写完再听。</w:t>
       </w:r>
     </w:p>
     <w:p>
@@ -3723,7 +3779,7 @@
           <w:sz w:val="24"/>
           <w:szCs w:val="24"/>
         </w:rPr>
-        <w:t xml:space="preserve">这道题是选择题，你先圈一个。</w:t>
+        <w:t xml:space="preserve">选择题，圈好了我们说。</w:t>
       </w:r>
     </w:p>
     <w:p>
@@ -4161,7 +4217,21 @@
           <w:sz w:val="24"/>
           <w:szCs w:val="24"/>
         </w:rPr>
-        <w:t xml:space="preserve">现在你回头看看今天这十四道题——是不是全在做同一件事：先划掉修饰成分，再看谓语后面剩什么。</w:t>
+        <w:t xml:space="preserve">你把今天这十四道题串起来看看。</w:t>
+      </w:r>
+    </w:p>
+    <w:p>
+      <w:pPr>
+        <w:spacing w:after="160" w:line="380"/>
+        <w:ind w:firstLine="480"/>
+      </w:pPr>
+      <w:r>
+        <w:rPr>
+          <w:rFonts w:ascii="SimSun" w:cs="SimSun" w:eastAsia="SimSun" w:hAnsi="SimSun"/>
+          <w:sz w:val="24"/>
+          <w:szCs w:val="24"/>
+        </w:rPr>
+        <w:t xml:space="preserve">是不是全在做同一件事：先划掉修饰成分，再看谓语后面剩什么。</w:t>
       </w:r>
     </w:p>
     <w:p>
@@ -4189,7 +4259,7 @@
           <w:sz w:val="24"/>
           <w:szCs w:val="24"/>
         </w:rPr>
-        <w:t xml:space="preserve">我最后强调三个地方，做题的时候你必须条件反射去检查。</w:t>
+        <w:t xml:space="preserve">走之前留你三句话，做题时必须条件反射。</w:t>
       </w:r>
     </w:p>
     <w:p>
@@ -4287,7 +4357,7 @@
           <w:sz w:val="24"/>
           <w:szCs w:val="24"/>
         </w:rPr>
-        <w:t xml:space="preserve">下节课我们就讲这个：主谓双宾和主谓宾宾补。下节课见。</w:t>
+        <w:t xml:space="preserve">跟两样的那两种句型，下节课讲。下节课见。</w:t>
       </w:r>
     </w:p>
     <w:sectPr>

--- a/docs/Level1/高中英语语法切片-Level1-第05课-五大基本句型上.docx
+++ b/docs/Level1/高中英语语法切片-Level1-第05课-五大基本句型上.docx
@@ -453,7 +453,7 @@
           <w:sz w:val="24"/>
           <w:szCs w:val="24"/>
         </w:rPr>
-        <w:t xml:space="preserve">先自己动笔，写完对答案。</w:t>
+        <w:t xml:space="preserve">先自己动笔，写完对答案。这道题你多想两秒。</w:t>
       </w:r>
     </w:p>
     <w:p>
@@ -1132,7 +1132,7 @@
           <w:sz w:val="24"/>
           <w:szCs w:val="24"/>
         </w:rPr>
-        <w:t xml:space="preserve">第六题，做完就开讲。</w:t>
+        <w:t xml:space="preserve">最后一道，第六题，做完就开讲。</w:t>
       </w:r>
     </w:p>
     <w:p>

--- a/docs/Level1/高中英语语法切片-Level1-第05课-五大基本句型上.docx
+++ b/docs/Level1/高中英语语法切片-Level1-第05课-五大基本句型上.docx
@@ -71,7 +71,7 @@
           <w:sz w:val="24"/>
           <w:szCs w:val="24"/>
         </w:rPr>
-        <w:t xml:space="preserve">前四节课我们把句子成分全部讲完了——主语、谓语、宾语、表语、宾补、定语、状语、同位语，一个不落。</w:t>
+        <w:t xml:space="preserve">好，前四节课我们把句子成分全部讲完了——主语、谓语、宾语、表语、宾补、定语、状语、同位语，一个不落。</w:t>
       </w:r>
     </w:p>
     <w:p>
@@ -113,7 +113,7 @@
           <w:sz w:val="24"/>
           <w:szCs w:val="24"/>
         </w:rPr>
-        <w:t xml:space="preserve">英语句子看起来千变万化，可它的基本结构只有五种。</w:t>
+        <w:t xml:space="preserve">那英语句子看起来千变万化，可它的基本结构只有五种。</w:t>
       </w:r>
     </w:p>
     <w:p>
@@ -155,7 +155,21 @@
           <w:sz w:val="24"/>
           <w:szCs w:val="24"/>
         </w:rPr>
-        <w:t xml:space="preserve">你想想。谓语后面什么都不跟，是一种；跟一个宾语，是一种；跟一个表语，是一种；跟两个宾语，是一种；跟一个宾语加一个宾补，又是一种。</w:t>
+        <w:t xml:space="preserve">来，你想想。谓语后面什么都不跟，是一种；跟一个宾语，是一种；跟一个表语，是一种；跟两个宾语，是一种；跟一个宾语加一个宾补，又是一种。</w:t>
+      </w:r>
+    </w:p>
+    <w:p>
+      <w:pPr>
+        <w:spacing w:after="160" w:line="380"/>
+        <w:ind w:firstLine="480"/>
+      </w:pPr>
+      <w:r>
+        <w:rPr>
+          <w:rFonts w:ascii="SimSun" w:cs="SimSun" w:eastAsia="SimSun" w:hAnsi="SimSun"/>
+          <w:sz w:val="24"/>
+          <w:szCs w:val="24"/>
+        </w:rPr>
+        <w:t xml:space="preserve">就这样。</w:t>
       </w:r>
     </w:p>
     <w:p>
@@ -453,6 +467,34 @@
           <w:sz w:val="24"/>
           <w:szCs w:val="24"/>
         </w:rPr>
+        <w:t xml:space="preserve">这一步你跟上了吗？</w:t>
+      </w:r>
+    </w:p>
+    <w:p>
+      <w:pPr>
+        <w:spacing w:after="160" w:line="380"/>
+        <w:ind w:firstLine="480"/>
+      </w:pPr>
+      <w:r>
+        <w:rPr>
+          <w:rFonts w:ascii="SimSun" w:cs="SimSun" w:eastAsia="SimSun" w:hAnsi="SimSun"/>
+          <w:sz w:val="24"/>
+          <w:szCs w:val="24"/>
+        </w:rPr>
+        <w:t xml:space="preserve">你自己再念一遍看看。</w:t>
+      </w:r>
+    </w:p>
+    <w:p>
+      <w:pPr>
+        <w:spacing w:after="160" w:line="380"/>
+        <w:ind w:firstLine="480"/>
+      </w:pPr>
+      <w:r>
+        <w:rPr>
+          <w:rFonts w:ascii="SimSun" w:cs="SimSun" w:eastAsia="SimSun" w:hAnsi="SimSun"/>
+          <w:sz w:val="24"/>
+          <w:szCs w:val="24"/>
+        </w:rPr>
         <w:t xml:space="preserve">先自己动笔，写完对答案。这道题你多想两秒。</w:t>
       </w:r>
     </w:p>
@@ -850,6 +892,20 @@
           <w:sz w:val="24"/>
           <w:szCs w:val="24"/>
         </w:rPr>
+        <w:t xml:space="preserve">这里你别急着往下。</w:t>
+      </w:r>
+    </w:p>
+    <w:p>
+      <w:pPr>
+        <w:spacing w:after="160" w:line="380"/>
+        <w:ind w:firstLine="480"/>
+      </w:pPr>
+      <w:r>
+        <w:rPr>
+          <w:rFonts w:ascii="SimSun" w:cs="SimSun" w:eastAsia="SimSun" w:hAnsi="SimSun"/>
+          <w:sz w:val="24"/>
+          <w:szCs w:val="24"/>
+        </w:rPr>
         <w:t xml:space="preserve">选择题，先把答案定下来。</w:t>
       </w:r>
     </w:p>
@@ -1020,6 +1076,34 @@
           <w:sz w:val="24"/>
           <w:szCs w:val="24"/>
         </w:rPr>
+        <w:t xml:space="preserve">这个点你要记牢。</w:t>
+      </w:r>
+    </w:p>
+    <w:p>
+      <w:pPr>
+        <w:spacing w:after="160" w:line="380"/>
+        <w:ind w:firstLine="480"/>
+      </w:pPr>
+      <w:r>
+        <w:rPr>
+          <w:rFonts w:ascii="SimSun" w:cs="SimSun" w:eastAsia="SimSun" w:hAnsi="SimSun"/>
+          <w:sz w:val="24"/>
+          <w:szCs w:val="24"/>
+        </w:rPr>
+        <w:t xml:space="preserve">你有没有发现？</w:t>
+      </w:r>
+    </w:p>
+    <w:p>
+      <w:pPr>
+        <w:spacing w:after="160" w:line="380"/>
+        <w:ind w:firstLine="480"/>
+      </w:pPr>
+      <w:r>
+        <w:rPr>
+          <w:rFonts w:ascii="SimSun" w:cs="SimSun" w:eastAsia="SimSun" w:hAnsi="SimSun"/>
+          <w:sz w:val="24"/>
+          <w:szCs w:val="24"/>
+        </w:rPr>
         <w:t xml:space="preserve">先自己动笔，写完对答案。</w:t>
       </w:r>
     </w:p>
@@ -1344,7 +1428,7 @@
           <w:sz w:val="24"/>
           <w:szCs w:val="24"/>
         </w:rPr>
-        <w:t xml:space="preserve">六道课前测结束。下面我们把三种句型一个一个说清楚。</w:t>
+        <w:t xml:space="preserve">接着说，六道课前测结束。下面我们把三种句型一个一个说清楚。</w:t>
       </w:r>
     </w:p>
     <w:p>
@@ -1386,7 +1470,21 @@
           <w:sz w:val="24"/>
           <w:szCs w:val="24"/>
         </w:rPr>
-        <w:t xml:space="preserve">你看，一个主语加一个谓语，句子就完整了，后面什么都不用跟。</w:t>
+        <w:t xml:space="preserve">你看，一个主语加一个谓语，句子就完整了。</w:t>
+      </w:r>
+    </w:p>
+    <w:p>
+      <w:pPr>
+        <w:spacing w:after="160" w:line="380"/>
+        <w:ind w:firstLine="480"/>
+      </w:pPr>
+      <w:r>
+        <w:rPr>
+          <w:rFonts w:ascii="SimSun" w:cs="SimSun" w:eastAsia="SimSun" w:hAnsi="SimSun"/>
+          <w:sz w:val="24"/>
+          <w:szCs w:val="24"/>
+        </w:rPr>
+        <w:t xml:space="preserve">后面什么都不用跟。</w:t>
       </w:r>
     </w:p>
     <w:p>
@@ -1428,21 +1526,35 @@
           <w:sz w:val="24"/>
           <w:szCs w:val="24"/>
         </w:rPr>
-        <w:t xml:space="preserve">能构成这种句型的动词，就是上节课说的不及物动词。</w:t>
-      </w:r>
-    </w:p>
-    <w:p>
-      <w:pPr>
-        <w:spacing w:after="160" w:line="380"/>
-        <w:ind w:firstLine="480"/>
-      </w:pPr>
-      <w:r>
-        <w:rPr>
-          <w:rFonts w:ascii="SimSun" w:cs="SimSun" w:eastAsia="SimSun" w:hAnsi="SimSun"/>
-          <w:sz w:val="24"/>
-          <w:szCs w:val="24"/>
-        </w:rPr>
-        <w:t xml:space="preserve">你还记得吧——它自己就能把意思表达完整，不需要作用到别人身上。</w:t>
+        <w:t xml:space="preserve">再看，能构成这种句型的动词，就是上节课说的不及物动词。</w:t>
+      </w:r>
+    </w:p>
+    <w:p>
+      <w:pPr>
+        <w:spacing w:after="160" w:line="380"/>
+        <w:ind w:firstLine="480"/>
+      </w:pPr>
+      <w:r>
+        <w:rPr>
+          <w:rFonts w:ascii="SimSun" w:cs="SimSun" w:eastAsia="SimSun" w:hAnsi="SimSun"/>
+          <w:sz w:val="24"/>
+          <w:szCs w:val="24"/>
+        </w:rPr>
+        <w:t xml:space="preserve">你还记得吧——它自己就能把意思表达完整。</w:t>
+      </w:r>
+    </w:p>
+    <w:p>
+      <w:pPr>
+        <w:spacing w:after="160" w:line="380"/>
+        <w:ind w:firstLine="480"/>
+      </w:pPr>
+      <w:r>
+        <w:rPr>
+          <w:rFonts w:ascii="SimSun" w:cs="SimSun" w:eastAsia="SimSun" w:hAnsi="SimSun"/>
+          <w:sz w:val="24"/>
+          <w:szCs w:val="24"/>
+        </w:rPr>
+        <w:t xml:space="preserve">不需要作用到别人身上。</w:t>
       </w:r>
     </w:p>
     <w:p>
@@ -1484,7 +1596,7 @@
           <w:sz w:val="24"/>
           <w:szCs w:val="24"/>
         </w:rPr>
-        <w:t xml:space="preserve">比如 The old man died peacefully in his sleep last night，那位老人昨晚在睡梦中安详地去世了。</w:t>
+        <w:t xml:space="preserve">所以比如 The old man died peacefully in his sleep last night，那位老人昨晚在睡梦中安详地去世了。</w:t>
       </w:r>
     </w:p>
     <w:p>
@@ -1526,7 +1638,21 @@
           <w:sz w:val="24"/>
           <w:szCs w:val="24"/>
         </w:rPr>
-        <w:t xml:space="preserve">为什么能划掉？因为它们都是状语，都是副词的活儿，都不是骨架。</w:t>
+        <w:t xml:space="preserve">为什么能划掉？因为它们都是状语。</w:t>
+      </w:r>
+    </w:p>
+    <w:p>
+      <w:pPr>
+        <w:spacing w:after="160" w:line="380"/>
+        <w:ind w:firstLine="480"/>
+      </w:pPr>
+      <w:r>
+        <w:rPr>
+          <w:rFonts w:ascii="SimSun" w:cs="SimSun" w:eastAsia="SimSun" w:hAnsi="SimSun"/>
+          <w:sz w:val="24"/>
+          <w:szCs w:val="24"/>
+        </w:rPr>
+        <w:t xml:space="preserve">都是副词的活儿，都不是骨架。</w:t>
       </w:r>
     </w:p>
     <w:p>
@@ -1624,6 +1750,20 @@
           <w:sz w:val="24"/>
           <w:szCs w:val="24"/>
         </w:rPr>
+        <w:t xml:space="preserve">记住它。</w:t>
+      </w:r>
+    </w:p>
+    <w:p>
+      <w:pPr>
+        <w:spacing w:after="160" w:line="380"/>
+        <w:ind w:firstLine="480"/>
+      </w:pPr>
+      <w:r>
+        <w:rPr>
+          <w:rFonts w:ascii="SimSun" w:cs="SimSun" w:eastAsia="SimSun" w:hAnsi="SimSun"/>
+          <w:sz w:val="24"/>
+          <w:szCs w:val="24"/>
+        </w:rPr>
         <w:t xml:space="preserve">它们没有被动语态。</w:t>
       </w:r>
     </w:p>
@@ -1652,7 +1792,7 @@
           <w:sz w:val="24"/>
           <w:szCs w:val="24"/>
         </w:rPr>
-        <w:t xml:space="preserve">原因很简单——被动语态是把宾语提到前面来当主语。一个动词根本不带宾语，你拿什么提？</w:t>
+        <w:t xml:space="preserve">不过原因很简单——被动语态是把宾语提到前面来当主语。一个动词根本不带宾语，你拿什么提？</w:t>
       </w:r>
     </w:p>
     <w:p>
@@ -1764,7 +1904,7 @@
           <w:sz w:val="24"/>
           <w:szCs w:val="24"/>
         </w:rPr>
-        <w:t xml:space="preserve">能构成这种句型的动词是及物动词。</w:t>
+        <w:t xml:space="preserve">这样一来，能构成这种句型的动词是及物动词。</w:t>
       </w:r>
     </w:p>
     <w:p>
@@ -1820,7 +1960,7 @@
           <w:sz w:val="24"/>
           <w:szCs w:val="24"/>
         </w:rPr>
-        <w:t xml:space="preserve">I enjoy reading，宾语是动名词；I want to go，宾语是不定式；I know him，宾语是代词。</w:t>
+        <w:t xml:space="preserve">换句话说，I enjoy reading，宾语是动名词；I want to go，宾语是不定式；I know him，宾语是代词。</w:t>
       </w:r>
     </w:p>
     <w:p>
@@ -1890,7 +2030,7 @@
           <w:sz w:val="24"/>
           <w:szCs w:val="24"/>
         </w:rPr>
-        <w:t xml:space="preserve">raise 是把某个东西举起来、提高，及物，后面必须跟东西，举手就是 raise your hand。</w:t>
+        <w:t xml:space="preserve">好，raise 是把某个东西举起来、提高，及物，后面必须跟东西，举手就是 raise your hand。</w:t>
       </w:r>
     </w:p>
     <w:p>
@@ -1960,7 +2100,7 @@
           <w:sz w:val="24"/>
           <w:szCs w:val="24"/>
         </w:rPr>
-        <w:t xml:space="preserve">lay 是把东西放下，也可以是母鸡下蛋，及物。变化是 lay、laid、laid。</w:t>
+        <w:t xml:space="preserve">那lay 是把东西放下，也可以是母鸡下蛋，及物。变化是 lay、laid、laid。</w:t>
       </w:r>
     </w:p>
     <w:p>
@@ -2016,21 +2156,35 @@
           <w:sz w:val="24"/>
           <w:szCs w:val="24"/>
         </w:rPr>
-        <w:t xml:space="preserve">后面有东西，那就是 lay 放下；后面什么都没有，那就是 lie 的过去式，躺。</w:t>
-      </w:r>
-    </w:p>
-    <w:p>
-      <w:pPr>
-        <w:spacing w:after="160" w:line="380"/>
-        <w:ind w:firstLine="480"/>
-      </w:pPr>
-      <w:r>
-        <w:rPr>
-          <w:rFonts w:ascii="SimSun" w:cs="SimSun" w:eastAsia="SimSun" w:hAnsi="SimSun"/>
-          <w:sz w:val="24"/>
-          <w:szCs w:val="24"/>
-        </w:rPr>
-        <w:t xml:space="preserve">这里再顺带提一句，lie 还有个完全不同的意思是撒谎，那个是规则变化，lie、lied、lied，你别跟躺那个搞混了。</w:t>
+        <w:t xml:space="preserve">后面有东西，那就是 lay 放下；后面什么都没有。</w:t>
+      </w:r>
+    </w:p>
+    <w:p>
+      <w:pPr>
+        <w:spacing w:after="160" w:line="380"/>
+        <w:ind w:firstLine="480"/>
+      </w:pPr>
+      <w:r>
+        <w:rPr>
+          <w:rFonts w:ascii="SimSun" w:cs="SimSun" w:eastAsia="SimSun" w:hAnsi="SimSun"/>
+          <w:sz w:val="24"/>
+          <w:szCs w:val="24"/>
+        </w:rPr>
+        <w:t xml:space="preserve">那就是 lie 的过去式，躺。</w:t>
+      </w:r>
+    </w:p>
+    <w:p>
+      <w:pPr>
+        <w:spacing w:after="160" w:line="380"/>
+        <w:ind w:firstLine="480"/>
+      </w:pPr>
+      <w:r>
+        <w:rPr>
+          <w:rFonts w:ascii="SimSun" w:cs="SimSun" w:eastAsia="SimSun" w:hAnsi="SimSun"/>
+          <w:sz w:val="24"/>
+          <w:szCs w:val="24"/>
+        </w:rPr>
+        <w:t xml:space="preserve">来，这里再顺带提一句，lie 还有个完全不同的意思是撒谎，那个是规则变化，lie、lied、lied，你别跟躺那个搞混了。</w:t>
       </w:r>
     </w:p>
     <w:p>
@@ -2142,7 +2296,21 @@
           <w:sz w:val="24"/>
           <w:szCs w:val="24"/>
         </w:rPr>
-        <w:t xml:space="preserve">你就把这个 a 想成 another，带 a 的后面还要再带一个宾语，不带 a 的自己就完事了。</w:t>
+        <w:t xml:space="preserve">接着说，你就把这个 a 想成 another，带 a 的后面还要再带一个宾语。</w:t>
+      </w:r>
+    </w:p>
+    <w:p>
+      <w:pPr>
+        <w:spacing w:after="160" w:line="380"/>
+        <w:ind w:firstLine="480"/>
+      </w:pPr>
+      <w:r>
+        <w:rPr>
+          <w:rFonts w:ascii="SimSun" w:cs="SimSun" w:eastAsia="SimSun" w:hAnsi="SimSun"/>
+          <w:sz w:val="24"/>
+          <w:szCs w:val="24"/>
+        </w:rPr>
+        <w:t xml:space="preserve">不带 a 的自己就完事了。</w:t>
       </w:r>
     </w:p>
     <w:p>
@@ -2268,7 +2436,7 @@
           <w:sz w:val="24"/>
           <w:szCs w:val="24"/>
         </w:rPr>
-        <w:t xml:space="preserve">这五个是重灾区，高考特别爱考，你务必记牢。</w:t>
+        <w:t xml:space="preserve">再看，这五个是重灾区，高考特别爱考，你务必记牢。</w:t>
       </w:r>
     </w:p>
     <w:p>
@@ -2310,6 +2478,20 @@
           <w:sz w:val="24"/>
           <w:szCs w:val="24"/>
         </w:rPr>
+        <w:t xml:space="preserve">停。</w:t>
+      </w:r>
+    </w:p>
+    <w:p>
+      <w:pPr>
+        <w:spacing w:after="160" w:line="380"/>
+        <w:ind w:firstLine="480"/>
+      </w:pPr>
+      <w:r>
+        <w:rPr>
+          <w:rFonts w:ascii="SimSun" w:cs="SimSun" w:eastAsia="SimSun" w:hAnsi="SimSun"/>
+          <w:sz w:val="24"/>
+          <w:szCs w:val="24"/>
+        </w:rPr>
         <w:t xml:space="preserve">很多同学写成 The cake tastes sweetly，就错了。因为 tastes 不是实义动词，它要的是表语，表语用形容词。</w:t>
       </w:r>
     </w:p>
@@ -2338,7 +2520,7 @@
           <w:sz w:val="24"/>
           <w:szCs w:val="24"/>
         </w:rPr>
-        <w:t xml:space="preserve">go 用在这儿的时候通常是往坏了变，你留意一下。</w:t>
+        <w:t xml:space="preserve">所以go 用在这儿的时候通常是往坏了变，你留意一下。</w:t>
       </w:r>
     </w:p>
     <w:p>
@@ -2436,6 +2618,20 @@
           <w:sz w:val="24"/>
           <w:szCs w:val="24"/>
         </w:rPr>
+        <w:t xml:space="preserve">对。</w:t>
+      </w:r>
+    </w:p>
+    <w:p>
+      <w:pPr>
+        <w:spacing w:after="160" w:line="380"/>
+        <w:ind w:firstLine="480"/>
+      </w:pPr>
+      <w:r>
+        <w:rPr>
+          <w:rFonts w:ascii="SimSun" w:cs="SimSun" w:eastAsia="SimSun" w:hAnsi="SimSun"/>
+          <w:sz w:val="24"/>
+          <w:szCs w:val="24"/>
+        </w:rPr>
         <w:t xml:space="preserve">这两种句型都是主语加动词加一个东西，形状很像。</w:t>
       </w:r>
     </w:p>
@@ -2478,7 +2674,21 @@
           <w:sz w:val="24"/>
           <w:szCs w:val="24"/>
         </w:rPr>
-        <w:t xml:space="preserve">第一条，你看动词。是系动词就是主系表，是实义动词就是主谓宾。</w:t>
+        <w:t xml:space="preserve">不过第一条，你看动词。是系动词就是主系表。</w:t>
+      </w:r>
+    </w:p>
+    <w:p>
+      <w:pPr>
+        <w:spacing w:after="160" w:line="380"/>
+        <w:ind w:firstLine="480"/>
+      </w:pPr>
+      <w:r>
+        <w:rPr>
+          <w:rFonts w:ascii="SimSun" w:cs="SimSun" w:eastAsia="SimSun" w:hAnsi="SimSun"/>
+          <w:sz w:val="24"/>
+          <w:szCs w:val="24"/>
+        </w:rPr>
+        <w:t xml:space="preserve">是实义动词就是主谓宾。</w:t>
       </w:r>
     </w:p>
     <w:p>
@@ -2520,7 +2730,7 @@
           <w:sz w:val="24"/>
           <w:szCs w:val="24"/>
         </w:rPr>
-        <w:t xml:space="preserve">你比较这两句。She is a doctor，她就是那个医生，同一个人，主系表。</w:t>
+        <w:t xml:space="preserve">这样一来，你比较这两句。She is a doctor，她就是那个医生，同一个人，主系表。</w:t>
       </w:r>
     </w:p>
     <w:p>
@@ -2590,6 +2800,20 @@
           <w:sz w:val="24"/>
           <w:szCs w:val="24"/>
         </w:rPr>
+        <w:t xml:space="preserve">很简单。</w:t>
+      </w:r>
+    </w:p>
+    <w:p>
+      <w:pPr>
+        <w:spacing w:after="160" w:line="380"/>
+        <w:ind w:firstLine="480"/>
+      </w:pPr>
+      <w:r>
+        <w:rPr>
+          <w:rFonts w:ascii="SimSun" w:cs="SimSun" w:eastAsia="SimSun" w:hAnsi="SimSun"/>
+          <w:sz w:val="24"/>
+          <w:szCs w:val="24"/>
+        </w:rPr>
         <w:t xml:space="preserve">为什么？因为宾语不可能是形容词。</w:t>
       </w:r>
     </w:p>
@@ -2632,7 +2856,7 @@
           <w:sz w:val="24"/>
           <w:szCs w:val="24"/>
         </w:rPr>
-        <w:t xml:space="preserve">我们看两道例题，把这几条标准实际用一遍。</w:t>
+        <w:t xml:space="preserve">换句话说，我们看两道例题，把这几条标准实际用一遍。</w:t>
       </w:r>
     </w:p>
     <w:p>
@@ -2690,6 +2914,20 @@
           <w:sz w:val="24"/>
           <w:szCs w:val="24"/>
         </w:rPr>
+        <w:t xml:space="preserve">你把这句多读两遍。</w:t>
+      </w:r>
+    </w:p>
+    <w:p>
+      <w:pPr>
+        <w:spacing w:after="160" w:line="380"/>
+        <w:ind w:firstLine="480"/>
+      </w:pPr>
+      <w:r>
+        <w:rPr>
+          <w:rFonts w:ascii="SimSun" w:cs="SimSun" w:eastAsia="SimSun" w:hAnsi="SimSun"/>
+          <w:sz w:val="24"/>
+          <w:szCs w:val="24"/>
+        </w:rPr>
         <w:t xml:space="preserve">十秒钟想清楚，再往下听。</w:t>
       </w:r>
     </w:p>
@@ -3042,7 +3280,7 @@
           <w:sz w:val="24"/>
           <w:szCs w:val="24"/>
         </w:rPr>
-        <w:t xml:space="preserve">你记今天这三种：什么都不跟是主谓，跟宾语是主谓宾，跟表语是主系表。</w:t>
+        <w:t xml:space="preserve">好，你记今天这三种：什么都不跟是主谓，跟宾语是主谓宾，跟表语是主系表。</w:t>
       </w:r>
     </w:p>
     <w:p>
@@ -3084,7 +3322,7 @@
           <w:sz w:val="24"/>
           <w:szCs w:val="24"/>
         </w:rPr>
-        <w:t xml:space="preserve">第三句。主谓句型用的是不及物动词。happen、appear、rise、arrive、belong 这一类没有被动语态，你写成被动就是错的。</w:t>
+        <w:t xml:space="preserve">那第三句。主谓句型用的是不及物动词。happen、appear、rise、arrive、belong 这一类没有被动语态，你写成被动就是错的。</w:t>
       </w:r>
     </w:p>
     <w:p>
@@ -3140,21 +3378,35 @@
           <w:sz w:val="24"/>
           <w:szCs w:val="24"/>
         </w:rPr>
-        <w:t xml:space="preserve">你一看动词是系动词还是实义动词，二看后面那个东西跟主语是不是一回事。</w:t>
-      </w:r>
-    </w:p>
-    <w:p>
-      <w:pPr>
-        <w:spacing w:after="160" w:line="380"/>
-        <w:ind w:firstLine="480"/>
-      </w:pPr>
-      <w:r>
-        <w:rPr>
-          <w:rFonts w:ascii="SimSun" w:cs="SimSun" w:eastAsia="SimSun" w:hAnsi="SimSun"/>
-          <w:sz w:val="24"/>
-          <w:szCs w:val="24"/>
-        </w:rPr>
-        <w:t xml:space="preserve">动词后面跟光秃秃的形容词，一定是主系表。</w:t>
+        <w:t xml:space="preserve">你一看动词是系动词还是实义动词。</w:t>
+      </w:r>
+    </w:p>
+    <w:p>
+      <w:pPr>
+        <w:spacing w:after="160" w:line="380"/>
+        <w:ind w:firstLine="480"/>
+      </w:pPr>
+      <w:r>
+        <w:rPr>
+          <w:rFonts w:ascii="SimSun" w:cs="SimSun" w:eastAsia="SimSun" w:hAnsi="SimSun"/>
+          <w:sz w:val="24"/>
+          <w:szCs w:val="24"/>
+        </w:rPr>
+        <w:t xml:space="preserve">二看后面那个东西跟主语是不是一回事。</w:t>
+      </w:r>
+    </w:p>
+    <w:p>
+      <w:pPr>
+        <w:spacing w:after="160" w:line="380"/>
+        <w:ind w:firstLine="480"/>
+      </w:pPr>
+      <w:r>
+        <w:rPr>
+          <w:rFonts w:ascii="SimSun" w:cs="SimSun" w:eastAsia="SimSun" w:hAnsi="SimSun"/>
+          <w:sz w:val="24"/>
+          <w:szCs w:val="24"/>
+        </w:rPr>
+        <w:t xml:space="preserve">来，动词后面跟光秃秃的形容词，一定是主系表。</w:t>
       </w:r>
     </w:p>
     <w:p>
@@ -3254,6 +3506,34 @@
           <w:sz w:val="24"/>
           <w:szCs w:val="24"/>
         </w:rPr>
+        <w:t xml:space="preserve">这一条你划下来。</w:t>
+      </w:r>
+    </w:p>
+    <w:p>
+      <w:pPr>
+        <w:spacing w:after="160" w:line="380"/>
+        <w:ind w:firstLine="480"/>
+      </w:pPr>
+      <w:r>
+        <w:rPr>
+          <w:rFonts w:ascii="SimSun" w:cs="SimSun" w:eastAsia="SimSun" w:hAnsi="SimSun"/>
+          <w:sz w:val="24"/>
+          <w:szCs w:val="24"/>
+        </w:rPr>
+        <w:t xml:space="preserve">你先在脑子里走一遍。</w:t>
+      </w:r>
+    </w:p>
+    <w:p>
+      <w:pPr>
+        <w:spacing w:after="160" w:line="380"/>
+        <w:ind w:firstLine="480"/>
+      </w:pPr>
+      <w:r>
+        <w:rPr>
+          <w:rFonts w:ascii="SimSun" w:cs="SimSun" w:eastAsia="SimSun" w:hAnsi="SimSun"/>
+          <w:sz w:val="24"/>
+          <w:szCs w:val="24"/>
+        </w:rPr>
         <w:t xml:space="preserve">这道先写，写完再听。</w:t>
       </w:r>
     </w:p>
@@ -3410,6 +3690,20 @@
           <w:sz w:val="24"/>
           <w:szCs w:val="24"/>
         </w:rPr>
+        <w:t xml:space="preserve">这一步你跟上了吗？</w:t>
+      </w:r>
+    </w:p>
+    <w:p>
+      <w:pPr>
+        <w:spacing w:after="160" w:line="380"/>
+        <w:ind w:firstLine="480"/>
+      </w:pPr>
+      <w:r>
+        <w:rPr>
+          <w:rFonts w:ascii="SimSun" w:cs="SimSun" w:eastAsia="SimSun" w:hAnsi="SimSun"/>
+          <w:sz w:val="24"/>
+          <w:szCs w:val="24"/>
+        </w:rPr>
         <w:t xml:space="preserve">先自己写一个答案。</w:t>
       </w:r>
     </w:p>
@@ -3622,6 +3916,20 @@
           <w:sz w:val="24"/>
           <w:szCs w:val="24"/>
         </w:rPr>
+        <w:t xml:space="preserve">不难。</w:t>
+      </w:r>
+    </w:p>
+    <w:p>
+      <w:pPr>
+        <w:spacing w:after="160" w:line="380"/>
+        <w:ind w:firstLine="480"/>
+      </w:pPr>
+      <w:r>
+        <w:rPr>
+          <w:rFonts w:ascii="SimSun" w:cs="SimSun" w:eastAsia="SimSun" w:hAnsi="SimSun"/>
+          <w:sz w:val="24"/>
+          <w:szCs w:val="24"/>
+        </w:rPr>
         <w:t xml:space="preserve">剩下 The whole class discussed the problem。</w:t>
       </w:r>
     </w:p>
@@ -3779,6 +4087,20 @@
           <w:sz w:val="24"/>
           <w:szCs w:val="24"/>
         </w:rPr>
+        <w:t xml:space="preserve">你自己再念一遍看看。</w:t>
+      </w:r>
+    </w:p>
+    <w:p>
+      <w:pPr>
+        <w:spacing w:after="160" w:line="380"/>
+        <w:ind w:firstLine="480"/>
+      </w:pPr>
+      <w:r>
+        <w:rPr>
+          <w:rFonts w:ascii="SimSun" w:cs="SimSun" w:eastAsia="SimSun" w:hAnsi="SimSun"/>
+          <w:sz w:val="24"/>
+          <w:szCs w:val="24"/>
+        </w:rPr>
         <w:t xml:space="preserve">选择题，圈好了我们说。</w:t>
       </w:r>
     </w:p>
@@ -3935,6 +4257,34 @@
           <w:sz w:val="24"/>
           <w:szCs w:val="24"/>
         </w:rPr>
+        <w:t xml:space="preserve">这里你别急着往下。</w:t>
+      </w:r>
+    </w:p>
+    <w:p>
+      <w:pPr>
+        <w:spacing w:after="160" w:line="380"/>
+        <w:ind w:firstLine="480"/>
+      </w:pPr>
+      <w:r>
+        <w:rPr>
+          <w:rFonts w:ascii="SimSun" w:cs="SimSun" w:eastAsia="SimSun" w:hAnsi="SimSun"/>
+          <w:sz w:val="24"/>
+          <w:szCs w:val="24"/>
+        </w:rPr>
+        <w:t xml:space="preserve">这个点你要记牢。</w:t>
+      </w:r>
+    </w:p>
+    <w:p>
+      <w:pPr>
+        <w:spacing w:after="160" w:line="380"/>
+        <w:ind w:firstLine="480"/>
+      </w:pPr>
+      <w:r>
+        <w:rPr>
+          <w:rFonts w:ascii="SimSun" w:cs="SimSun" w:eastAsia="SimSun" w:hAnsi="SimSun"/>
+          <w:sz w:val="24"/>
+          <w:szCs w:val="24"/>
+        </w:rPr>
         <w:t xml:space="preserve">先自己写一个。</w:t>
       </w:r>
     </w:p>
@@ -4231,7 +4581,21 @@
           <w:sz w:val="24"/>
           <w:szCs w:val="24"/>
         </w:rPr>
-        <w:t xml:space="preserve">是不是全在做同一件事：先划掉修饰成分，再看谓语后面剩什么。</w:t>
+        <w:t xml:space="preserve">接着说，是不是全在做同一件事：先划掉修饰成分。</w:t>
+      </w:r>
+    </w:p>
+    <w:p>
+      <w:pPr>
+        <w:spacing w:after="160" w:line="380"/>
+        <w:ind w:firstLine="480"/>
+      </w:pPr>
+      <w:r>
+        <w:rPr>
+          <w:rFonts w:ascii="SimSun" w:cs="SimSun" w:eastAsia="SimSun" w:hAnsi="SimSun"/>
+          <w:sz w:val="24"/>
+          <w:szCs w:val="24"/>
+        </w:rPr>
+        <w:t xml:space="preserve">再看谓语后面剩什么。</w:t>
       </w:r>
     </w:p>
     <w:p>
@@ -4273,7 +4637,7 @@
           <w:sz w:val="24"/>
           <w:szCs w:val="24"/>
         </w:rPr>
-        <w:t xml:space="preserve">第一，判断句型先划修饰成分。定语和状语全部划掉，剩下的才是骨架。</w:t>
+        <w:t xml:space="preserve">你看，再看，第一，判断句型先划修饰成分。定语和状语全部划掉，剩下的才是骨架。</w:t>
       </w:r>
     </w:p>
     <w:p>
@@ -4329,7 +4693,7 @@
           <w:sz w:val="24"/>
           <w:szCs w:val="24"/>
         </w:rPr>
-        <w:t xml:space="preserve">今天讲的三种句型，谓语后面最多跟一样东西。</w:t>
+        <w:t xml:space="preserve">所以今天讲的三种句型，谓语后面最多跟一样东西。</w:t>
       </w:r>
     </w:p>
     <w:p>

--- a/docs/Level1/高中英语语法切片-Level1-第05课-五大基本句型上.docx
+++ b/docs/Level1/高中英语语法切片-Level1-第05课-五大基本句型上.docx
@@ -211,6 +211,20 @@
           <w:sz w:val="24"/>
           <w:szCs w:val="24"/>
         </w:rPr>
+        <w:t xml:space="preserve">讲之前我先提醒你：判断句型的第一步是划掉定语和状语，那两样第四课讲过，你得先认得出来。</w:t>
+      </w:r>
+    </w:p>
+    <w:p>
+      <w:pPr>
+        <w:spacing w:after="160" w:line="380"/>
+        <w:ind w:firstLine="480"/>
+      </w:pPr>
+      <w:r>
+        <w:rPr>
+          <w:rFonts w:ascii="SimSun" w:cs="SimSun" w:eastAsia="SimSun" w:hAnsi="SimSun"/>
+          <w:sz w:val="24"/>
+          <w:szCs w:val="24"/>
+        </w:rPr>
         <w:t xml:space="preserve">先摸底，六道题。</w:t>
       </w:r>
     </w:p>
@@ -2380,7 +2394,7 @@
           <w:sz w:val="24"/>
           <w:szCs w:val="24"/>
         </w:rPr>
-        <w:t xml:space="preserve">这一类的关键全在于认系动词。</w:t>
+        <w:t xml:space="preserve">这一类的关键全在于认系动词。第三课我们用「加了口味的 is」讲过它，你还记得吧。</w:t>
       </w:r>
     </w:p>
     <w:p>

--- a/docs/Level1/高中英语语法切片-Level1-第05课-五大基本句型上.docx
+++ b/docs/Level1/高中英语语法切片-Level1-第05课-五大基本句型上.docx
@@ -4595,7 +4595,7 @@
           <w:sz w:val="24"/>
           <w:szCs w:val="24"/>
         </w:rPr>
-        <w:t xml:space="preserve">接着说，是不是全在做同一件事：先划掉修饰成分。</w:t>
+        <w:t xml:space="preserve">你看，是不是全在做同一件事：先划掉修饰成分。</w:t>
       </w:r>
     </w:p>
     <w:p>
@@ -4651,7 +4651,7 @@
           <w:sz w:val="24"/>
           <w:szCs w:val="24"/>
         </w:rPr>
-        <w:t xml:space="preserve">你看，再看，第一，判断句型先划修饰成分。定语和状语全部划掉，剩下的才是骨架。</w:t>
+        <w:t xml:space="preserve">第一，判断句型先划修饰成分。定语和状语全部划掉，剩下的才是骨架。</w:t>
       </w:r>
     </w:p>
     <w:p>

--- a/docs/Level1/高中英语语法切片-Level1-第05课-五大基本句型上.docx
+++ b/docs/Level1/高中英语语法切片-Level1-第05课-五大基本句型上.docx
@@ -99,7 +99,7 @@
           <w:sz w:val="24"/>
           <w:szCs w:val="24"/>
         </w:rPr>
-        <w:t xml:space="preserve">为什么要组装？我给你说个数你就明白了。</w:t>
+        <w:t xml:space="preserve">为什么要组装？我跟你说，我给你说个数你就明白了。</w:t>
       </w:r>
     </w:p>
     <w:p>
@@ -735,7 +735,7 @@
           <w:sz w:val="24"/>
           <w:szCs w:val="24"/>
         </w:rPr>
-        <w:t xml:space="preserve">为什么不能用被动？</w:t>
+        <w:t xml:space="preserve">为什么不能用被动呢？</w:t>
       </w:r>
     </w:p>
     <w:p>
@@ -791,7 +791,7 @@
           <w:sz w:val="24"/>
           <w:szCs w:val="24"/>
         </w:rPr>
-        <w:t xml:space="preserve">一个动词连宾语都没有，你拿什么提？</w:t>
+        <w:t xml:space="preserve">一个动词连宾语都没有，你拿什么提呢？</w:t>
       </w:r>
     </w:p>
     <w:p>
@@ -1104,7 +1104,7 @@
           <w:sz w:val="24"/>
           <w:szCs w:val="24"/>
         </w:rPr>
-        <w:t xml:space="preserve">你有没有发现？</w:t>
+        <w:t xml:space="preserve">你有没有发现呢？</w:t>
       </w:r>
     </w:p>
     <w:p>
@@ -1330,7 +1330,7 @@
           <w:sz w:val="24"/>
           <w:szCs w:val="24"/>
         </w:rPr>
-        <w:t xml:space="preserve">那我问你，收到——收到什么？</w:t>
+        <w:t xml:space="preserve">那我问你，收到——收到什么呢？</w:t>
       </w:r>
     </w:p>
     <w:p>
@@ -1456,6 +1456,20 @@
           <w:sz w:val="24"/>
           <w:szCs w:val="24"/>
         </w:rPr>
+        <w:t xml:space="preserve">顺带提一嘴，这个点跟前面学的是连着的，你别孤立地记。</w:t>
+      </w:r>
+    </w:p>
+    <w:p>
+      <w:pPr>
+        <w:spacing w:after="160" w:line="380"/>
+        <w:ind w:firstLine="480"/>
+      </w:pPr>
+      <w:r>
+        <w:rPr>
+          <w:rFonts w:ascii="SimSun" w:cs="SimSun" w:eastAsia="SimSun" w:hAnsi="SimSun"/>
+          <w:sz w:val="24"/>
+          <w:szCs w:val="24"/>
+        </w:rPr>
         <w:t xml:space="preserve">好，先说第一种，主谓句型。</w:t>
       </w:r>
     </w:p>
@@ -1708,21 +1722,21 @@
           <w:sz w:val="24"/>
           <w:szCs w:val="24"/>
         </w:rPr>
-        <w:t xml:space="preserve">那高中常考的不及物动词有哪些？</w:t>
-      </w:r>
-    </w:p>
-    <w:p>
-      <w:pPr>
-        <w:spacing w:after="160" w:line="380"/>
-        <w:ind w:firstLine="480"/>
-      </w:pPr>
-      <w:r>
-        <w:rPr>
-          <w:rFonts w:ascii="SimSun" w:cs="SimSun" w:eastAsia="SimSun" w:hAnsi="SimSun"/>
-          <w:sz w:val="24"/>
-          <w:szCs w:val="24"/>
-        </w:rPr>
-        <w:t xml:space="preserve">我给你几个必须记住的。</w:t>
+        <w:t xml:space="preserve">那高中常考的不及物动词有哪些呢？</w:t>
+      </w:r>
+    </w:p>
+    <w:p>
+      <w:pPr>
+        <w:spacing w:after="160" w:line="380"/>
+        <w:ind w:firstLine="480"/>
+      </w:pPr>
+      <w:r>
+        <w:rPr>
+          <w:rFonts w:ascii="SimSun" w:cs="SimSun" w:eastAsia="SimSun" w:hAnsi="SimSun"/>
+          <w:sz w:val="24"/>
+          <w:szCs w:val="24"/>
+        </w:rPr>
+        <w:t xml:space="preserve">我跟你说，我跟你说，我给你几个必须记住的。</w:t>
       </w:r>
     </w:p>
     <w:p>
@@ -2128,7 +2142,7 @@
           <w:sz w:val="24"/>
           <w:szCs w:val="24"/>
         </w:rPr>
-        <w:t xml:space="preserve">坑在哪儿？</w:t>
+        <w:t xml:space="preserve">坑在哪儿呢？</w:t>
       </w:r>
     </w:p>
     <w:p>
@@ -2254,21 +2268,21 @@
           <w:sz w:val="24"/>
           <w:szCs w:val="24"/>
         </w:rPr>
-        <w:t xml:space="preserve">这三对怎么记？</w:t>
-      </w:r>
-    </w:p>
-    <w:p>
-      <w:pPr>
-        <w:spacing w:after="160" w:line="380"/>
-        <w:ind w:firstLine="480"/>
-      </w:pPr>
-      <w:r>
-        <w:rPr>
-          <w:rFonts w:ascii="SimSun" w:cs="SimSun" w:eastAsia="SimSun" w:hAnsi="SimSun"/>
-          <w:sz w:val="24"/>
-          <w:szCs w:val="24"/>
-        </w:rPr>
-        <w:t xml:space="preserve">我给你一个真管用的办法。</w:t>
+        <w:t xml:space="preserve">这三对怎么记呢？</w:t>
+      </w:r>
+    </w:p>
+    <w:p>
+      <w:pPr>
+        <w:spacing w:after="160" w:line="380"/>
+        <w:ind w:firstLine="480"/>
+      </w:pPr>
+      <w:r>
+        <w:rPr>
+          <w:rFonts w:ascii="SimSun" w:cs="SimSun" w:eastAsia="SimSun" w:hAnsi="SimSun"/>
+          <w:sz w:val="24"/>
+          <w:szCs w:val="24"/>
+        </w:rPr>
+        <w:t xml:space="preserve">我跟你说，我跟你说，我给你一个真管用的办法。</w:t>
       </w:r>
     </w:p>
     <w:p>
@@ -2380,7 +2394,7 @@
           <w:sz w:val="24"/>
           <w:szCs w:val="24"/>
         </w:rPr>
-        <w:t xml:space="preserve">你记住，系动词后面跟表语，用来说明主语是什么、怎么样。</w:t>
+        <w:t xml:space="preserve">你记住啊，系动词后面跟表语，用来说明主语是什么、怎么样。</w:t>
       </w:r>
     </w:p>
     <w:p>
@@ -2408,7 +2422,7 @@
           <w:sz w:val="24"/>
           <w:szCs w:val="24"/>
         </w:rPr>
-        <w:t xml:space="preserve">上节课我们分过四拨，今天再过一遍。这次每拨我给你配个例句。</w:t>
+        <w:t xml:space="preserve">上节课我们分过四拨，今天再过一遍。这次每拨我跟你说，我给你配个例句。</w:t>
       </w:r>
     </w:p>
     <w:p>
@@ -2450,7 +2464,7 @@
           <w:sz w:val="24"/>
           <w:szCs w:val="24"/>
         </w:rPr>
-        <w:t xml:space="preserve">再看，这五个是重灾区，高考特别爱考，你务必记牢。</w:t>
+        <w:t xml:space="preserve">再看，这五个是重灾区，高考特别爱考，你务必记牢啊。</w:t>
       </w:r>
     </w:p>
     <w:p>
@@ -2618,7 +2632,7 @@
           <w:sz w:val="24"/>
           <w:szCs w:val="24"/>
         </w:rPr>
-        <w:t xml:space="preserve">主谓宾和主系表怎么分？</w:t>
+        <w:t xml:space="preserve">主谓宾和主系表怎么分呢？</w:t>
       </w:r>
     </w:p>
     <w:p>
@@ -2828,7 +2842,7 @@
           <w:sz w:val="24"/>
           <w:szCs w:val="24"/>
         </w:rPr>
-        <w:t xml:space="preserve">为什么？因为宾语不可能是形容词。</w:t>
+        <w:t xml:space="preserve">那为什么呢？因为宾语不可能是形容词。</w:t>
       </w:r>
     </w:p>
     <w:p>
@@ -2856,7 +2870,21 @@
           <w:sz w:val="24"/>
           <w:szCs w:val="24"/>
         </w:rPr>
-        <w:t xml:space="preserve">方法讲完了。</w:t>
+        <w:t xml:space="preserve">方法讲完了。顺带提一句，这套方法不只今天用，后面的课我们还会反复拿它出来。</w:t>
+      </w:r>
+    </w:p>
+    <w:p>
+      <w:pPr>
+        <w:spacing w:after="160" w:line="380"/>
+        <w:ind w:firstLine="480"/>
+      </w:pPr>
+      <w:r>
+        <w:rPr>
+          <w:rFonts w:ascii="SimSun" w:cs="SimSun" w:eastAsia="SimSun" w:hAnsi="SimSun"/>
+          <w:sz w:val="24"/>
+          <w:szCs w:val="24"/>
+        </w:rPr>
+        <w:t xml:space="preserve">说到这儿我多说一句——很多同学不是不会，是没养成先判断的习惯。</w:t>
       </w:r>
     </w:p>
     <w:p>
@@ -3378,7 +3406,7 @@
           <w:sz w:val="24"/>
           <w:szCs w:val="24"/>
         </w:rPr>
-        <w:t xml:space="preserve">第五句。主谓宾和主系表怎么分？</w:t>
+        <w:t xml:space="preserve">第五句。主谓宾和主系表怎么分呢？</w:t>
       </w:r>
     </w:p>
     <w:p>
@@ -3463,6 +3491,20 @@
           <w:szCs w:val="24"/>
         </w:rPr>
         <w:t xml:space="preserve">下面六道随堂练习。先自己做，做完听我讲。</w:t>
+      </w:r>
+    </w:p>
+    <w:p>
+      <w:pPr>
+        <w:spacing w:after="160" w:line="380"/>
+        <w:ind w:firstLine="480"/>
+      </w:pPr>
+      <w:r>
+        <w:rPr>
+          <w:rFonts w:ascii="SimSun" w:cs="SimSun" w:eastAsia="SimSun" w:hAnsi="SimSun"/>
+          <w:sz w:val="24"/>
+          <w:szCs w:val="24"/>
+        </w:rPr>
+        <w:t xml:space="preserve">对了，这里我先撂在这儿，后面还会用到它。</w:t>
       </w:r>
     </w:p>
     <w:p>
@@ -3590,7 +3632,7 @@
           <w:sz w:val="24"/>
           <w:szCs w:val="24"/>
         </w:rPr>
-        <w:t xml:space="preserve">你看句子里已经有 to 了，所以这一点没问题。</w:t>
+        <w:t xml:space="preserve">你看句子里已经有 to 了，所以这一点啊，没问题。</w:t>
       </w:r>
     </w:p>
     <w:p>
@@ -3972,7 +4014,7 @@
           <w:sz w:val="24"/>
           <w:szCs w:val="24"/>
         </w:rPr>
-        <w:t xml:space="preserve">那 discuss 是及物动词还是不及物？</w:t>
+        <w:t xml:space="preserve">那 discuss 是及物动词还是不及物呢？</w:t>
       </w:r>
     </w:p>
     <w:p>
@@ -4595,7 +4637,7 @@
           <w:sz w:val="24"/>
           <w:szCs w:val="24"/>
         </w:rPr>
-        <w:t xml:space="preserve">你看，是不是全在做同一件事：先划掉修饰成分。</w:t>
+        <w:t xml:space="preserve">你看啊，是不是全在做同一件事：先划掉修饰成分。</w:t>
       </w:r>
     </w:p>
     <w:p>

--- a/docs/Level1/高中英语语法切片-Level1-第05课-五大基本句型上.docx
+++ b/docs/Level1/高中英语语法切片-Level1-第05课-五大基本句型上.docx
@@ -3504,7 +3504,7 @@
           <w:sz w:val="24"/>
           <w:szCs w:val="24"/>
         </w:rPr>
-        <w:t xml:space="preserve">对了，这里我先撂在这儿，后面还会用到它。</w:t>
+        <w:t xml:space="preserve">顺带说一句：五大句型是句子的全部形态，再复杂的句子也是从这五种长出来的。</w:t>
       </w:r>
     </w:p>
     <w:p>

--- a/docs/Level1/高中英语语法切片-Level1-第05课-五大基本句型上.docx
+++ b/docs/Level1/高中英语语法切片-Level1-第05课-五大基本句型上.docx
@@ -3504,7 +3504,7 @@
           <w:sz w:val="24"/>
           <w:szCs w:val="24"/>
         </w:rPr>
-        <w:t xml:space="preserve">顺带说一句：五大句型是句子的全部形态，再复杂的句子也是从这五种长出来的。</w:t>
+        <w:t xml:space="preserve">顺带说一句：五大句型就是句子的全部形态了，你再复杂的句子也是从这五种长出来的。</w:t>
       </w:r>
     </w:p>
     <w:p>

--- a/docs/Level1/高中英语语法切片-Level1-第05课-五大基本句型上.docx
+++ b/docs/Level1/高中英语语法切片-Level1-第05课-五大基本句型上.docx
@@ -155,7 +155,21 @@
           <w:sz w:val="24"/>
           <w:szCs w:val="24"/>
         </w:rPr>
-        <w:t xml:space="preserve">来，你想想。谓语后面什么都不跟，是一种；跟一个宾语，是一种；跟一个表语，是一种；跟两个宾语，是一种；跟一个宾语加一个宾补，又是一种。</w:t>
+        <w:t xml:space="preserve">谓语后面什么都不跟，是一种。跟一个宾语，是一种。跟一个表语，也是一种。</w:t>
+      </w:r>
+    </w:p>
+    <w:p>
+      <w:pPr>
+        <w:spacing w:after="160" w:line="380"/>
+        <w:ind w:firstLine="480"/>
+      </w:pPr>
+      <w:r>
+        <w:rPr>
+          <w:rFonts w:ascii="SimSun" w:cs="SimSun" w:eastAsia="SimSun" w:hAnsi="SimSun"/>
+          <w:sz w:val="24"/>
+          <w:szCs w:val="24"/>
+        </w:rPr>
+        <w:t xml:space="preserve">再往下，跟两个宾语是一种；跟一个宾语加一个宾补，又是一种。</w:t>
       </w:r>
     </w:p>
     <w:p>

--- a/docs/Level1/高中英语语法切片-Level1-第05课-五大基本句型上.docx
+++ b/docs/Level1/高中英语语法切片-Level1-第05课-五大基本句型上.docx
@@ -311,6 +311,20 @@
           <w:sz w:val="24"/>
           <w:szCs w:val="24"/>
         </w:rPr>
+        <w:t xml:space="preserve">我猜有人已经写完了，可答案不一定对。</w:t>
+      </w:r>
+    </w:p>
+    <w:p>
+      <w:pPr>
+        <w:spacing w:after="160" w:line="380"/>
+        <w:ind w:firstLine="480"/>
+      </w:pPr>
+      <w:r>
+        <w:rPr>
+          <w:rFonts w:ascii="SimSun" w:cs="SimSun" w:eastAsia="SimSun" w:hAnsi="SimSun"/>
+          <w:sz w:val="24"/>
+          <w:szCs w:val="24"/>
+        </w:rPr>
         <w:t xml:space="preserve">你先自己判断，写在纸上。</w:t>
       </w:r>
     </w:p>
@@ -495,6 +509,20 @@
           <w:sz w:val="24"/>
           <w:szCs w:val="24"/>
         </w:rPr>
+        <w:t xml:space="preserve">这道题很多同学会栽，你注意听。</w:t>
+      </w:r>
+    </w:p>
+    <w:p>
+      <w:pPr>
+        <w:spacing w:after="160" w:line="380"/>
+        <w:ind w:firstLine="480"/>
+      </w:pPr>
+      <w:r>
+        <w:rPr>
+          <w:rFonts w:ascii="SimSun" w:cs="SimSun" w:eastAsia="SimSun" w:hAnsi="SimSun"/>
+          <w:sz w:val="24"/>
+          <w:szCs w:val="24"/>
+        </w:rPr>
         <w:t xml:space="preserve">这一步你跟上了吗？</w:t>
       </w:r>
     </w:p>
@@ -1765,6 +1793,20 @@
           <w:szCs w:val="24"/>
         </w:rPr>
         <w:t xml:space="preserve">happen 发生、occur 发生、appear 出现、disappear 消失、arrive 到达、rise 升起、fall 落下、belong 属于、last 持续。</w:t>
+      </w:r>
+    </w:p>
+    <w:p>
+      <w:pPr>
+        <w:spacing w:after="160" w:line="380"/>
+        <w:ind w:firstLine="480"/>
+      </w:pPr>
+      <w:r>
+        <w:rPr>
+          <w:rFonts w:ascii="SimSun" w:cs="SimSun" w:eastAsia="SimSun" w:hAnsi="SimSun"/>
+          <w:sz w:val="24"/>
+          <w:szCs w:val="24"/>
+        </w:rPr>
+        <w:t xml:space="preserve">很多同学在这儿栽过：明明是不及物动词，硬给它加了个宾语。</w:t>
       </w:r>
     </w:p>
     <w:p>

--- a/docs/Level1/高中英语语法切片-Level1-第05课-五大基本句型上.docx
+++ b/docs/Level1/高中英语语法切片-Level1-第05课-五大基本句型上.docx
@@ -99,7 +99,7 @@
           <w:sz w:val="24"/>
           <w:szCs w:val="24"/>
         </w:rPr>
-        <w:t xml:space="preserve">为什么要组装？我跟你说，我给你说个数你就明白了。</w:t>
+        <w:t xml:space="preserve">为什么要组装？我们来看说个数你就明白了。</w:t>
       </w:r>
     </w:p>
     <w:p>
@@ -339,7 +339,7 @@
           <w:sz w:val="24"/>
           <w:szCs w:val="24"/>
         </w:rPr>
-        <w:t xml:space="preserve">写好了吗？先找骨架。</w:t>
+        <w:t xml:space="preserve">写好了吗？我们先找骨架。你跟着我。</w:t>
       </w:r>
     </w:p>
     <w:p>
@@ -437,7 +437,35 @@
           <w:sz w:val="24"/>
           <w:szCs w:val="24"/>
         </w:rPr>
-        <w:t xml:space="preserve">你念一遍——雨停了。话说完了吗？完了，不缺东西。</w:t>
+        <w:t xml:space="preserve">你念一遍——雨停了。</w:t>
+      </w:r>
+    </w:p>
+    <w:p>
+      <w:pPr>
+        <w:spacing w:after="160" w:line="380"/>
+        <w:ind w:firstLine="480"/>
+      </w:pPr>
+      <w:r>
+        <w:rPr>
+          <w:rFonts w:ascii="SimSun" w:cs="SimSun" w:eastAsia="SimSun" w:hAnsi="SimSun"/>
+          <w:sz w:val="24"/>
+          <w:szCs w:val="24"/>
+        </w:rPr>
+        <w:t xml:space="preserve">话说完了吗？</w:t>
+      </w:r>
+    </w:p>
+    <w:p>
+      <w:pPr>
+        <w:spacing w:after="160" w:line="380"/>
+        <w:ind w:firstLine="480"/>
+      </w:pPr>
+      <w:r>
+        <w:rPr>
+          <w:rFonts w:ascii="SimSun" w:cs="SimSun" w:eastAsia="SimSun" w:hAnsi="SimSun"/>
+          <w:sz w:val="24"/>
+          <w:szCs w:val="24"/>
+        </w:rPr>
+        <w:t xml:space="preserve">完了。不缺东西。这就是独角戏。</w:t>
       </w:r>
     </w:p>
     <w:p>
@@ -579,7 +607,7 @@
           <w:sz w:val="24"/>
           <w:szCs w:val="24"/>
         </w:rPr>
-        <w:t xml:space="preserve">关键在 sounded 是什么身份。</w:t>
+        <w:t xml:space="preserve">关键在哪儿呢？在 sounded 是什么身份。</w:t>
       </w:r>
     </w:p>
     <w:p>
@@ -621,7 +649,21 @@
           <w:sz w:val="24"/>
           <w:szCs w:val="24"/>
         </w:rPr>
-        <w:t xml:space="preserve">结构完整，意思也没变。确认了，它就是系动词。</w:t>
+        <w:t xml:space="preserve">结构完整，意思也没变。</w:t>
+      </w:r>
+    </w:p>
+    <w:p>
+      <w:pPr>
+        <w:spacing w:after="160" w:line="380"/>
+        <w:ind w:firstLine="480"/>
+      </w:pPr>
+      <w:r>
+        <w:rPr>
+          <w:rFonts w:ascii="SimSun" w:cs="SimSun" w:eastAsia="SimSun" w:hAnsi="SimSun"/>
+          <w:sz w:val="24"/>
+          <w:szCs w:val="24"/>
+        </w:rPr>
+        <w:t xml:space="preserve">确认了。它就是系动词，干的是贴标签的活儿。</w:t>
       </w:r>
     </w:p>
     <w:p>
@@ -763,7 +805,21 @@
           <w:sz w:val="24"/>
           <w:szCs w:val="24"/>
         </w:rPr>
-        <w:t xml:space="preserve">写完了吗？我猜很多同学填了被动，写成 was happened。这是最经典的错误之一。</w:t>
+        <w:t xml:space="preserve">写完了吗？我猜很多同学填了被动，写成 was happened。</w:t>
+      </w:r>
+    </w:p>
+    <w:p>
+      <w:pPr>
+        <w:spacing w:after="160" w:line="380"/>
+        <w:ind w:firstLine="480"/>
+      </w:pPr>
+      <w:r>
+        <w:rPr>
+          <w:rFonts w:ascii="SimSun" w:cs="SimSun" w:eastAsia="SimSun" w:hAnsi="SimSun"/>
+          <w:sz w:val="24"/>
+          <w:szCs w:val="24"/>
+        </w:rPr>
+        <w:t xml:space="preserve">停。这是最经典的错误之一。</w:t>
       </w:r>
     </w:p>
     <w:p>
@@ -976,7 +1032,7 @@
           <w:sz w:val="24"/>
           <w:szCs w:val="24"/>
         </w:rPr>
-        <w:t xml:space="preserve">圈好了吗？我们一项一项看。</w:t>
+        <w:t xml:space="preserve">圈好了吗？我们一项一项过，你跟着我。</w:t>
       </w:r>
     </w:p>
     <w:p>
@@ -1188,7 +1244,21 @@
           <w:sz w:val="24"/>
           <w:szCs w:val="24"/>
         </w:rPr>
-        <w:t xml:space="preserve">这两个词长得像，意思也像，但用法完全相反，是高中的高频易错点。</w:t>
+        <w:t xml:space="preserve">这两个词长得像，意思也像，可用法完全相反。</w:t>
+      </w:r>
+    </w:p>
+    <w:p>
+      <w:pPr>
+        <w:spacing w:after="160" w:line="380"/>
+        <w:ind w:firstLine="480"/>
+      </w:pPr>
+      <w:r>
+        <w:rPr>
+          <w:rFonts w:ascii="SimSun" w:cs="SimSun" w:eastAsia="SimSun" w:hAnsi="SimSun"/>
+          <w:sz w:val="24"/>
+          <w:szCs w:val="24"/>
+        </w:rPr>
+        <w:t xml:space="preserve">这是高中的高频易错点，我年年见人记反。</w:t>
       </w:r>
     </w:p>
     <w:p>
@@ -1540,6 +1610,62 @@
           <w:sz w:val="24"/>
           <w:szCs w:val="24"/>
         </w:rPr>
+        <w:t xml:space="preserve">我们打个比方啊。</w:t>
+      </w:r>
+    </w:p>
+    <w:p>
+      <w:pPr>
+        <w:spacing w:after="160" w:line="380"/>
+        <w:ind w:firstLine="480"/>
+      </w:pPr>
+      <w:r>
+        <w:rPr>
+          <w:rFonts w:ascii="SimSun" w:cs="SimSun" w:eastAsia="SimSun" w:hAnsi="SimSun"/>
+          <w:sz w:val="24"/>
+          <w:szCs w:val="24"/>
+        </w:rPr>
+        <w:t xml:space="preserve">主谓句型就是一出独角戏。</w:t>
+      </w:r>
+    </w:p>
+    <w:p>
+      <w:pPr>
+        <w:spacing w:after="160" w:line="380"/>
+        <w:ind w:firstLine="480"/>
+      </w:pPr>
+      <w:r>
+        <w:rPr>
+          <w:rFonts w:ascii="SimSun" w:cs="SimSun" w:eastAsia="SimSun" w:hAnsi="SimSun"/>
+          <w:sz w:val="24"/>
+          <w:szCs w:val="24"/>
+        </w:rPr>
+        <w:t xml:space="preserve">台上就一个人，他哭他笑他摔倒，全靠自己，不需要对手戏。</w:t>
+      </w:r>
+    </w:p>
+    <w:p>
+      <w:pPr>
+        <w:spacing w:after="160" w:line="380"/>
+        <w:ind w:firstLine="480"/>
+      </w:pPr>
+      <w:r>
+        <w:rPr>
+          <w:rFonts w:ascii="SimSun" w:cs="SimSun" w:eastAsia="SimSun" w:hAnsi="SimSun"/>
+          <w:sz w:val="24"/>
+          <w:szCs w:val="24"/>
+        </w:rPr>
+        <w:t xml:space="preserve">雨停了、鸟飞了、老人去世了——你听，每一句都是一个人的事，说完就完了。</w:t>
+      </w:r>
+    </w:p>
+    <w:p>
+      <w:pPr>
+        <w:spacing w:after="160" w:line="380"/>
+        <w:ind w:firstLine="480"/>
+      </w:pPr>
+      <w:r>
+        <w:rPr>
+          <w:rFonts w:ascii="SimSun" w:cs="SimSun" w:eastAsia="SimSun" w:hAnsi="SimSun"/>
+          <w:sz w:val="24"/>
+          <w:szCs w:val="24"/>
+        </w:rPr>
         <w:t xml:space="preserve">你看，一个主语加一个谓语，句子就完整了。</w:t>
       </w:r>
     </w:p>
@@ -1764,6 +1890,34 @@
           <w:sz w:val="24"/>
           <w:szCs w:val="24"/>
         </w:rPr>
+        <w:t xml:space="preserve">我知道有人心里在犯嘀咕：这两个词有那么容易混吗？</w:t>
+      </w:r>
+    </w:p>
+    <w:p>
+      <w:pPr>
+        <w:spacing w:after="160" w:line="380"/>
+        <w:ind w:firstLine="480"/>
+      </w:pPr>
+      <w:r>
+        <w:rPr>
+          <w:rFonts w:ascii="SimSun" w:cs="SimSun" w:eastAsia="SimSun" w:hAnsi="SimSun"/>
+          <w:sz w:val="24"/>
+          <w:szCs w:val="24"/>
+        </w:rPr>
+        <w:t xml:space="preserve">有。你往下听就知道了。</w:t>
+      </w:r>
+    </w:p>
+    <w:p>
+      <w:pPr>
+        <w:spacing w:after="160" w:line="380"/>
+        <w:ind w:firstLine="480"/>
+      </w:pPr>
+      <w:r>
+        <w:rPr>
+          <w:rFonts w:ascii="SimSun" w:cs="SimSun" w:eastAsia="SimSun" w:hAnsi="SimSun"/>
+          <w:sz w:val="24"/>
+          <w:szCs w:val="24"/>
+        </w:rPr>
         <w:t xml:space="preserve">那高中常考的不及物动词有哪些呢？</w:t>
       </w:r>
     </w:p>
@@ -1778,7 +1932,7 @@
           <w:sz w:val="24"/>
           <w:szCs w:val="24"/>
         </w:rPr>
-        <w:t xml:space="preserve">我跟你说，我跟你说，我给你几个必须记住的。</w:t>
+        <w:t xml:space="preserve">我们们来看几个必须记住的。</w:t>
       </w:r>
     </w:p>
     <w:p>
@@ -1946,6 +2100,48 @@
           <w:sz w:val="24"/>
           <w:szCs w:val="24"/>
         </w:rPr>
+        <w:t xml:space="preserve">还拿刚才那个比方说——这回台上是两个人了。</w:t>
+      </w:r>
+    </w:p>
+    <w:p>
+      <w:pPr>
+        <w:spacing w:after="160" w:line="380"/>
+        <w:ind w:firstLine="480"/>
+      </w:pPr>
+      <w:r>
+        <w:rPr>
+          <w:rFonts w:ascii="SimSun" w:cs="SimSun" w:eastAsia="SimSun" w:hAnsi="SimSun"/>
+          <w:sz w:val="24"/>
+          <w:szCs w:val="24"/>
+        </w:rPr>
+        <w:t xml:space="preserve">一个人发出动作，另一个人挨着。你打我一下，得有个「我」在那儿挨着才成立。</w:t>
+      </w:r>
+    </w:p>
+    <w:p>
+      <w:pPr>
+        <w:spacing w:after="160" w:line="380"/>
+        <w:ind w:firstLine="480"/>
+      </w:pPr>
+      <w:r>
+        <w:rPr>
+          <w:rFonts w:ascii="SimSun" w:cs="SimSun" w:eastAsia="SimSun" w:hAnsi="SimSun"/>
+          <w:sz w:val="24"/>
+          <w:szCs w:val="24"/>
+        </w:rPr>
+        <w:t xml:space="preserve">你要是对着空气挥拳，那不叫打人，那叫锻炼身体。</w:t>
+      </w:r>
+    </w:p>
+    <w:p>
+      <w:pPr>
+        <w:spacing w:after="160" w:line="380"/>
+        <w:ind w:firstLine="480"/>
+      </w:pPr>
+      <w:r>
+        <w:rPr>
+          <w:rFonts w:ascii="SimSun" w:cs="SimSun" w:eastAsia="SimSun" w:hAnsi="SimSun"/>
+          <w:sz w:val="24"/>
+          <w:szCs w:val="24"/>
+        </w:rPr>
         <w:t xml:space="preserve">你想想它的意思：主语发出动作，动作作用到宾语身上。</w:t>
       </w:r>
     </w:p>
@@ -2058,7 +2254,7 @@
           <w:sz w:val="24"/>
           <w:szCs w:val="24"/>
         </w:rPr>
-        <w:t xml:space="preserve">这里有三组高中必考的易错词。</w:t>
+        <w:t xml:space="preserve">这里有三组高中必考的易错词。这三组我年年讲，年年有人栽。</w:t>
       </w:r>
     </w:p>
     <w:p>
@@ -2338,7 +2534,7 @@
           <w:sz w:val="24"/>
           <w:szCs w:val="24"/>
         </w:rPr>
-        <w:t xml:space="preserve">我跟你说，我跟你说，我给你一个真管用的办法。</w:t>
+        <w:t xml:space="preserve">我们们来看一个真管用的办法。</w:t>
       </w:r>
     </w:p>
     <w:p>
@@ -2450,6 +2646,62 @@
           <w:sz w:val="24"/>
           <w:szCs w:val="24"/>
         </w:rPr>
+        <w:t xml:space="preserve">这个我给你换个比方。</w:t>
+      </w:r>
+    </w:p>
+    <w:p>
+      <w:pPr>
+        <w:spacing w:after="160" w:line="380"/>
+        <w:ind w:firstLine="480"/>
+      </w:pPr>
+      <w:r>
+        <w:rPr>
+          <w:rFonts w:ascii="SimSun" w:cs="SimSun" w:eastAsia="SimSun" w:hAnsi="SimSun"/>
+          <w:sz w:val="24"/>
+          <w:szCs w:val="24"/>
+        </w:rPr>
+        <w:t xml:space="preserve">主系表不是在演戏，是在贴标签。</w:t>
+      </w:r>
+    </w:p>
+    <w:p>
+      <w:pPr>
+        <w:spacing w:after="160" w:line="380"/>
+        <w:ind w:firstLine="480"/>
+      </w:pPr>
+      <w:r>
+        <w:rPr>
+          <w:rFonts w:ascii="SimSun" w:cs="SimSun" w:eastAsia="SimSun" w:hAnsi="SimSun"/>
+          <w:sz w:val="24"/>
+          <w:szCs w:val="24"/>
+        </w:rPr>
+        <w:t xml:space="preserve">主语站在那儿，系动词伸手把一张标签贴上去——这个人是老师，这汤是甜的，这天变冷了。</w:t>
+      </w:r>
+    </w:p>
+    <w:p>
+      <w:pPr>
+        <w:spacing w:after="160" w:line="380"/>
+        <w:ind w:firstLine="480"/>
+      </w:pPr>
+      <w:r>
+        <w:rPr>
+          <w:rFonts w:ascii="SimSun" w:cs="SimSun" w:eastAsia="SimSun" w:hAnsi="SimSun"/>
+          <w:sz w:val="24"/>
+          <w:szCs w:val="24"/>
+        </w:rPr>
+        <w:t xml:space="preserve">所以你看，主谓宾是动作，主系表是描述。一个在动，一个在说它什么样。</w:t>
+      </w:r>
+    </w:p>
+    <w:p>
+      <w:pPr>
+        <w:spacing w:after="160" w:line="380"/>
+        <w:ind w:firstLine="480"/>
+      </w:pPr>
+      <w:r>
+        <w:rPr>
+          <w:rFonts w:ascii="SimSun" w:cs="SimSun" w:eastAsia="SimSun" w:hAnsi="SimSun"/>
+          <w:sz w:val="24"/>
+          <w:szCs w:val="24"/>
+        </w:rPr>
         <w:t xml:space="preserve">你记住啊，系动词后面跟表语，用来说明主语是什么、怎么样。</w:t>
       </w:r>
     </w:p>
@@ -2478,7 +2730,7 @@
           <w:sz w:val="24"/>
           <w:szCs w:val="24"/>
         </w:rPr>
-        <w:t xml:space="preserve">上节课我们分过四拨，今天再过一遍。这次每拨我跟你说，我给你配个例句。</w:t>
+        <w:t xml:space="preserve">上节课我们分过四拨，今天再过一遍。这次每拨我们来看配个例句。</w:t>
       </w:r>
     </w:p>
     <w:p>
@@ -2688,6 +2940,20 @@
           <w:sz w:val="24"/>
           <w:szCs w:val="24"/>
         </w:rPr>
+        <w:t xml:space="preserve">我猜有人已经开始晕了——这两种句型长得也太像了。</w:t>
+      </w:r>
+    </w:p>
+    <w:p>
+      <w:pPr>
+        <w:spacing w:after="160" w:line="380"/>
+        <w:ind w:firstLine="480"/>
+      </w:pPr>
+      <w:r>
+        <w:rPr>
+          <w:rFonts w:ascii="SimSun" w:cs="SimSun" w:eastAsia="SimSun" w:hAnsi="SimSun"/>
+          <w:sz w:val="24"/>
+          <w:szCs w:val="24"/>
+        </w:rPr>
         <w:t xml:space="preserve">主谓宾和主系表怎么分呢？</w:t>
       </w:r>
     </w:p>
@@ -2744,6 +3010,34 @@
           <w:sz w:val="24"/>
           <w:szCs w:val="24"/>
         </w:rPr>
+        <w:t xml:space="preserve">你就问一句：后面那个东西，跟主语是不是一回事。</w:t>
+      </w:r>
+    </w:p>
+    <w:p>
+      <w:pPr>
+        <w:spacing w:after="160" w:line="380"/>
+        <w:ind w:firstLine="480"/>
+      </w:pPr>
+      <w:r>
+        <w:rPr>
+          <w:rFonts w:ascii="SimSun" w:cs="SimSun" w:eastAsia="SimSun" w:hAnsi="SimSun"/>
+          <w:sz w:val="24"/>
+          <w:szCs w:val="24"/>
+        </w:rPr>
+        <w:t xml:space="preserve">是一回事，那是贴标签，主系表；是另一个东西，那是动作落上去，主谓宾。</w:t>
+      </w:r>
+    </w:p>
+    <w:p>
+      <w:pPr>
+        <w:spacing w:after="160" w:line="380"/>
+        <w:ind w:firstLine="480"/>
+      </w:pPr>
+      <w:r>
+        <w:rPr>
+          <w:rFonts w:ascii="SimSun" w:cs="SimSun" w:eastAsia="SimSun" w:hAnsi="SimSun"/>
+          <w:sz w:val="24"/>
+          <w:szCs w:val="24"/>
+        </w:rPr>
         <w:t xml:space="preserve">你就看两条。</w:t>
       </w:r>
     </w:p>
@@ -2856,7 +3150,7 @@
           <w:sz w:val="24"/>
           <w:szCs w:val="24"/>
         </w:rPr>
-        <w:t xml:space="preserve">还有一个特别实用的小技巧我告诉你。</w:t>
+        <w:t xml:space="preserve">还有一个特别实用的小技巧我告诉你，这个能帮你省一半功夫。</w:t>
       </w:r>
     </w:p>
     <w:p>
@@ -3660,7 +3954,7 @@
           <w:sz w:val="24"/>
           <w:szCs w:val="24"/>
         </w:rPr>
-        <w:t xml:space="preserve">好，它考的是 belong 的用法。</w:t>
+        <w:t xml:space="preserve">好，它考的是 belong 的用法。这个词有个坑。</w:t>
       </w:r>
     </w:p>
     <w:p>
@@ -3830,7 +4124,7 @@
           <w:sz w:val="24"/>
           <w:szCs w:val="24"/>
         </w:rPr>
-        <w:t xml:space="preserve">写好了？先判断 smells 的身份。</w:t>
+        <w:t xml:space="preserve">写好了？我们先判断 smells 的身份。</w:t>
       </w:r>
     </w:p>
     <w:p>
@@ -4227,7 +4521,7 @@
           <w:sz w:val="24"/>
           <w:szCs w:val="24"/>
         </w:rPr>
-        <w:t xml:space="preserve">圈好了？它就是考 rise 和 raise。</w:t>
+        <w:t xml:space="preserve">圈好了？它考的就是 rise 和 raise 这一对。</w:t>
       </w:r>
     </w:p>
     <w:p>
@@ -4411,7 +4705,7 @@
           <w:sz w:val="24"/>
           <w:szCs w:val="24"/>
         </w:rPr>
-        <w:t xml:space="preserve">写好了？关键看 turned。</w:t>
+        <w:t xml:space="preserve">写好了？关键就看 turned 这个词。</w:t>
       </w:r>
     </w:p>
     <w:p>

--- a/docs/Level1/高中英语语法切片-Level1-第05课-五大基本句型上.docx
+++ b/docs/Level1/高中英语语法切片-Level1-第05课-五大基本句型上.docx
@@ -2674,7 +2674,7 @@
           <w:sz w:val="24"/>
           <w:szCs w:val="24"/>
         </w:rPr>
-        <w:t xml:space="preserve">主语站在那儿，系动词伸手把一张标签贴上去——这个人是老师，这汤是甜的，这天变冷了。</w:t>
+        <w:t xml:space="preserve">你看，主语站在那儿，系动词伸手把一张标签贴上去——这个人是老师，这汤是甜的，这天变冷了。</w:t>
       </w:r>
     </w:p>
     <w:p>

--- a/docs/Level1/高中英语语法切片-Level1-第05课-五大基本句型上.docx
+++ b/docs/Level1/高中英语语法切片-Level1-第05课-五大基本句型上.docx
@@ -5043,35 +5043,35 @@
           <w:sz w:val="24"/>
           <w:szCs w:val="24"/>
         </w:rPr>
-        <w:t xml:space="preserve">第一，判断句型先划修饰成分。定语和状语全部划掉，剩下的才是骨架。</w:t>
-      </w:r>
-    </w:p>
-    <w:p>
-      <w:pPr>
-        <w:spacing w:after="160" w:line="380"/>
-        <w:ind w:firstLine="480"/>
-      </w:pPr>
-      <w:r>
-        <w:rPr>
-          <w:rFonts w:ascii="SimSun" w:cs="SimSun" w:eastAsia="SimSun" w:hAnsi="SimSun"/>
-          <w:sz w:val="24"/>
-          <w:szCs w:val="24"/>
-        </w:rPr>
-        <w:t xml:space="preserve">第二，看到 happen、appear、rise、arrive、belong 这类不及物动词，你立刻要想到：它们没有被动语态。</w:t>
-      </w:r>
-    </w:p>
-    <w:p>
-      <w:pPr>
-        <w:spacing w:after="160" w:line="380"/>
-        <w:ind w:firstLine="480"/>
-      </w:pPr>
-      <w:r>
-        <w:rPr>
-          <w:rFonts w:ascii="SimSun" w:cs="SimSun" w:eastAsia="SimSun" w:hAnsi="SimSun"/>
-          <w:sz w:val="24"/>
-          <w:szCs w:val="24"/>
-        </w:rPr>
-        <w:t xml:space="preserve">第三，看到动词后面跟着一个形容词，你先看这个动词是不是系动词。</w:t>
+        <w:t xml:space="preserve">头一件，判断句型先划修饰成分。定语和状语全部划掉，剩下的才是骨架。</w:t>
+      </w:r>
+    </w:p>
+    <w:p>
+      <w:pPr>
+        <w:spacing w:after="160" w:line="380"/>
+        <w:ind w:firstLine="480"/>
+      </w:pPr>
+      <w:r>
+        <w:rPr>
+          <w:rFonts w:ascii="SimSun" w:cs="SimSun" w:eastAsia="SimSun" w:hAnsi="SimSun"/>
+          <w:sz w:val="24"/>
+          <w:szCs w:val="24"/>
+        </w:rPr>
+        <w:t xml:space="preserve">再一个，看到 happen、appear、rise、arrive、belong 这类不及物动词，立刻要想到：它们没有被动语态。</w:t>
+      </w:r>
+    </w:p>
+    <w:p>
+      <w:pPr>
+        <w:spacing w:after="160" w:line="380"/>
+        <w:ind w:firstLine="480"/>
+      </w:pPr>
+      <w:r>
+        <w:rPr>
+          <w:rFonts w:ascii="SimSun" w:cs="SimSun" w:eastAsia="SimSun" w:hAnsi="SimSun"/>
+          <w:sz w:val="24"/>
+          <w:szCs w:val="24"/>
+        </w:rPr>
+        <w:t xml:space="preserve">还有一件，看到动词后面跟着一个形容词，先看这个动词是不是系动词。</w:t>
       </w:r>
     </w:p>
     <w:p>

--- a/docs/Level1/高中英语语法切片-Level1-第05课-五大基本句型上.docx
+++ b/docs/Level1/高中英语语法切片-Level1-第05课-五大基本句型上.docx
@@ -903,7 +903,7 @@
           <w:sz w:val="24"/>
           <w:szCs w:val="24"/>
         </w:rPr>
-        <w:t xml:space="preserve">所以 happen 永远没有被动形式，这一条你记死。同类的还有 appear、disappear、rise、fall、arrive、belong 这些。</w:t>
+        <w:t xml:space="preserve">所以 happen 永远没有被动形式，这一条你记牢。同类的还有 appear、disappear、rise、fall、arrive、belong 这些。</w:t>
       </w:r>
     </w:p>
     <w:p>
